--- a/Experiencia_1_Planificación_de_proyecto/Evidencia_Grupal/Evaluación_Parcial_20%/1.5_GuiaEstudiante_Fase 1_Definicion Proyecto APT.docx
+++ b/Experiencia_1_Planificación_de_proyecto/Evidencia_Grupal/Evaluación_Parcial_20%/1.5_GuiaEstudiante_Fase 1_Definicion Proyecto APT.docx
@@ -286,7 +286,7 @@
                         <pic:cNvPicPr preferRelativeResize="0"/>
                       </pic:nvPicPr>
                       <pic:blipFill>
-                        <a:blip r:embed="rId8"/>
+                        <a:blip r:embed="rId7"/>
                         <a:srcRect/>
                         <a:stretch>
                           <a:fillRect/>
@@ -4204,7 +4204,10 @@
           <w:tblHeader w:val="0"/>
         </w:trPr>
         <w:tc>
-          <w:tcPr/>
+          <w:tcPr>
+            <w:shd w:fill="cfe2f3" w:val="clear"/>
+            <w:vAlign w:val="center"/>
+          </w:tcPr>
           <w:p>
             <w:pPr>
               <w:keepNext w:val="0"/>
@@ -4226,25 +4229,19 @@
               <w:ind w:left="0" w:right="0" w:firstLine="0"/>
               <w:jc w:val="both"/>
               <w:rPr>
-                <w:rFonts w:ascii="Calibri" w:cs="Calibri" w:eastAsia="Calibri" w:hAnsi="Calibri"/>
-                <w:b w:val="1"/>
-                <w:bCs w:val="1"/>
-                <w:i w:val="0"/>
-                <w:iCs w:val="0"/>
-                <w:smallCaps w:val="0"/>
-                <w:strike w:val="0"/>
-                <w:color w:val="1f3864"/>
-                <w:sz w:val="22"/>
-                <w:szCs w:val="22"/>
-                <w:u w:val="none"/>
-                <w:shd w:fill="auto" w:val="clear"/>
-                <w:vertAlign w:val="baseline"/>
-              </w:rPr>
-            </w:pPr>
-            <w:r>
-              <w:rPr>
-                <w:rtl w:val="0"/>
-              </w:rPr>
+                <w:b w:val="1"/>
+                <w:bCs w:val="1"/>
+                <w:color w:val="1f3864"/>
+              </w:rPr>
+            </w:pPr>
+            <w:r>
+              <w:rPr>
+                <w:b w:val="1"/>
+                <w:bCs w:val="1"/>
+                <w:color w:val="1f3864"/>
+                <w:rtl w:val="0"/>
+              </w:rPr>
+              <w:t xml:space="preserve">Avance (Fase 1) </w:t>
             </w:r>
           </w:p>
         </w:tc>
@@ -4271,58 +4268,21 @@
               <w:ind w:left="0" w:right="0" w:firstLine="0"/>
               <w:jc w:val="both"/>
               <w:rPr>
-                <w:rFonts w:ascii="Calibri" w:cs="Calibri" w:eastAsia="Calibri" w:hAnsi="Calibri"/>
-                <w:b w:val="1"/>
-                <w:bCs w:val="1"/>
-                <w:i w:val="0"/>
-                <w:iCs w:val="0"/>
-                <w:smallCaps w:val="0"/>
-                <w:strike w:val="0"/>
-                <w:color w:val="1f3864"/>
-                <w:sz w:val="22"/>
-                <w:szCs w:val="22"/>
-                <w:u w:val="none"/>
-                <w:shd w:fill="auto" w:val="clear"/>
-                <w:vertAlign w:val="baseline"/>
-              </w:rPr>
-            </w:pPr>
-            <w:r>
-              <w:rPr>
-                <w:rtl w:val="0"/>
-              </w:rPr>
-            </w:r>
-          </w:p>
-        </w:tc>
-        <w:tc>
-          <w:tcPr/>
-          <w:p>
-            <w:pPr>
-              <w:jc w:val="both"/>
-              <w:rPr>
-                <w:rFonts w:ascii="Calibri" w:cs="Calibri" w:eastAsia="Calibri" w:hAnsi="Calibri"/>
-                <w:i w:val="1"/>
-                <w:iCs w:val="1"/>
-                <w:color w:val="4472c4"/>
-                <w:sz w:val="18"/>
-                <w:szCs w:val="18"/>
-              </w:rPr>
-            </w:pPr>
-            <w:r>
-              <w:rPr>
-                <w:rFonts w:ascii="Calibri" w:cs="Calibri" w:eastAsia="Calibri" w:hAnsi="Calibri"/>
-                <w:i w:val="1"/>
-                <w:iCs w:val="1"/>
-                <w:color w:val="4472c4"/>
-                <w:sz w:val="18"/>
-                <w:szCs w:val="18"/>
-                <w:rtl w:val="0"/>
-              </w:rPr>
-              <w:t xml:space="preserve">Describe las evidencias acordadas con tu docente, siempre teniendo en mente que estas deben dar cuenta del desarrollo de tu Proyecto APT.</w:t>
-            </w:r>
-          </w:p>
-        </w:tc>
-        <w:tc>
-          <w:tcPr/>
+                <w:b w:val="1"/>
+                <w:bCs w:val="1"/>
+                <w:color w:val="1f3864"/>
+              </w:rPr>
+            </w:pPr>
+            <w:r>
+              <w:rPr>
+                <w:b w:val="1"/>
+                <w:bCs w:val="1"/>
+                <w:color w:val="1f3864"/>
+                <w:rtl w:val="0"/>
+              </w:rPr>
+              <w:t xml:space="preserve">1.5_ Guía Estudiante Fase 1</w:t>
+            </w:r>
+          </w:p>
           <w:p>
             <w:pPr>
               <w:keepNext w:val="0"/>
@@ -4344,35 +4304,48 @@
               <w:ind w:left="0" w:right="0" w:firstLine="0"/>
               <w:jc w:val="both"/>
               <w:rPr>
-                <w:rFonts w:ascii="Calibri" w:cs="Calibri" w:eastAsia="Calibri" w:hAnsi="Calibri"/>
-                <w:b w:val="1"/>
-                <w:bCs w:val="1"/>
-                <w:i w:val="0"/>
-                <w:iCs w:val="0"/>
-                <w:smallCaps w:val="0"/>
-                <w:strike w:val="0"/>
-                <w:color w:val="1f3864"/>
-                <w:sz w:val="22"/>
-                <w:szCs w:val="22"/>
-                <w:u w:val="none"/>
-                <w:shd w:fill="auto" w:val="clear"/>
-                <w:vertAlign w:val="baseline"/>
-              </w:rPr>
-            </w:pPr>
-            <w:r>
-              <w:rPr>
-                <w:rtl w:val="0"/>
-              </w:rPr>
-            </w:r>
-          </w:p>
-        </w:tc>
-      </w:tr>
-      <w:tr>
-        <w:trPr>
-          <w:cantSplit w:val="0"/>
-          <w:trHeight w:val="362" w:hRule="atLeast"/>
-          <w:tblHeader w:val="0"/>
-        </w:trPr>
+                <w:b w:val="1"/>
+                <w:bCs w:val="1"/>
+                <w:color w:val="1f3864"/>
+              </w:rPr>
+            </w:pPr>
+            <w:r>
+              <w:rPr>
+                <w:b w:val="1"/>
+                <w:bCs w:val="1"/>
+                <w:color w:val="1f3864"/>
+                <w:rtl w:val="0"/>
+              </w:rPr>
+              <w:t xml:space="preserve">Definicion Proyecto APT.docx</w:t>
+            </w:r>
+          </w:p>
+        </w:tc>
+        <w:tc>
+          <w:tcPr/>
+          <w:p>
+            <w:pPr>
+              <w:jc w:val="both"/>
+              <w:rPr>
+                <w:i w:val="1"/>
+                <w:iCs w:val="1"/>
+                <w:color w:val="4472c4"/>
+                <w:sz w:val="18"/>
+                <w:szCs w:val="18"/>
+              </w:rPr>
+            </w:pPr>
+            <w:r>
+              <w:rPr>
+                <w:i w:val="1"/>
+                <w:iCs w:val="1"/>
+                <w:color w:val="4472c4"/>
+                <w:sz w:val="18"/>
+                <w:szCs w:val="18"/>
+                <w:rtl w:val="0"/>
+              </w:rPr>
+              <w:t xml:space="preserve">Documento formal que consolida la definición del proyecto "HomeCount Simulator", objetivos, fundamentación y plan de trabajo.</w:t>
+            </w:r>
+          </w:p>
+        </w:tc>
         <w:tc>
           <w:tcPr/>
           <w:p>
@@ -4396,25 +4369,680 @@
               <w:ind w:left="0" w:right="0" w:firstLine="0"/>
               <w:jc w:val="both"/>
               <w:rPr>
-                <w:rFonts w:ascii="Calibri" w:cs="Calibri" w:eastAsia="Calibri" w:hAnsi="Calibri"/>
-                <w:b w:val="1"/>
-                <w:bCs w:val="1"/>
-                <w:i w:val="0"/>
-                <w:iCs w:val="0"/>
-                <w:smallCaps w:val="0"/>
-                <w:strike w:val="0"/>
-                <w:color w:val="1f3864"/>
-                <w:sz w:val="22"/>
-                <w:szCs w:val="22"/>
-                <w:u w:val="none"/>
-                <w:shd w:fill="auto" w:val="clear"/>
-                <w:vertAlign w:val="baseline"/>
-              </w:rPr>
-            </w:pPr>
-            <w:r>
-              <w:rPr>
-                <w:rtl w:val="0"/>
-              </w:rPr>
+                <w:i w:val="1"/>
+                <w:iCs w:val="1"/>
+                <w:color w:val="4a86e8"/>
+                <w:sz w:val="18"/>
+                <w:szCs w:val="18"/>
+              </w:rPr>
+            </w:pPr>
+            <w:r>
+              <w:rPr>
+                <w:i w:val="1"/>
+                <w:iCs w:val="1"/>
+                <w:color w:val="4a86e8"/>
+                <w:sz w:val="18"/>
+                <w:szCs w:val="18"/>
+                <w:rtl w:val="0"/>
+              </w:rPr>
+              <w:t xml:space="preserve">Entrega formalmente la idea inicial del proyecto, demostrando la planificación y estableciendo la línea base para su desarrollo.</w:t>
+            </w:r>
+          </w:p>
+        </w:tc>
+      </w:tr>
+      <w:tr>
+        <w:trPr>
+          <w:cantSplit w:val="0"/>
+          <w:trHeight w:val="362" w:hRule="atLeast"/>
+          <w:tblHeader w:val="0"/>
+        </w:trPr>
+        <w:tc>
+          <w:tcPr>
+            <w:shd w:fill="cfe2f3" w:val="clear"/>
+            <w:vAlign w:val="center"/>
+          </w:tcPr>
+          <w:p>
+            <w:pPr>
+              <w:tabs>
+                <w:tab w:val="center" w:leader="none" w:pos="4419"/>
+                <w:tab w:val="right" w:leader="none" w:pos="8838"/>
+              </w:tabs>
+              <w:spacing w:after="0" w:line="240" w:lineRule="auto"/>
+              <w:jc w:val="both"/>
+              <w:rPr>
+                <w:b w:val="1"/>
+                <w:bCs w:val="1"/>
+                <w:color w:val="1f3864"/>
+              </w:rPr>
+            </w:pPr>
+            <w:r>
+              <w:rPr>
+                <w:b w:val="1"/>
+                <w:bCs w:val="1"/>
+                <w:color w:val="1f3864"/>
+                <w:rtl w:val="0"/>
+              </w:rPr>
+              <w:t xml:space="preserve">Avance (Fase 1) </w:t>
+            </w:r>
+          </w:p>
+        </w:tc>
+        <w:tc>
+          <w:tcPr/>
+          <w:p>
+            <w:pPr>
+              <w:tabs>
+                <w:tab w:val="center" w:leader="none" w:pos="4419"/>
+                <w:tab w:val="right" w:leader="none" w:pos="8838"/>
+              </w:tabs>
+              <w:spacing w:after="0" w:line="240" w:lineRule="auto"/>
+              <w:jc w:val="both"/>
+              <w:rPr>
+                <w:b w:val="1"/>
+                <w:bCs w:val="1"/>
+                <w:color w:val="1f3864"/>
+              </w:rPr>
+            </w:pPr>
+            <w:r>
+              <w:rPr>
+                <w:b w:val="1"/>
+                <w:bCs w:val="1"/>
+                <w:color w:val="1f3864"/>
+                <w:rtl w:val="0"/>
+              </w:rPr>
+              <w:t xml:space="preserve">1.4_APT122_FormativaFase1.docx </w:t>
+            </w:r>
+          </w:p>
+        </w:tc>
+        <w:tc>
+          <w:tcPr/>
+          <w:p>
+            <w:pPr>
+              <w:jc w:val="both"/>
+              <w:rPr>
+                <w:i w:val="1"/>
+                <w:iCs w:val="1"/>
+                <w:color w:val="4472c4"/>
+                <w:sz w:val="18"/>
+                <w:szCs w:val="18"/>
+              </w:rPr>
+            </w:pPr>
+            <w:r>
+              <w:rPr>
+                <w:i w:val="1"/>
+                <w:iCs w:val="1"/>
+                <w:color w:val="4472c4"/>
+                <w:sz w:val="18"/>
+                <w:szCs w:val="18"/>
+                <w:rtl w:val="0"/>
+              </w:rPr>
+              <w:t xml:space="preserve">Documento de evaluación formativa de la primera etapa del proyecto, específicamente la fase 1.</w:t>
+            </w:r>
+          </w:p>
+        </w:tc>
+        <w:tc>
+          <w:tcPr/>
+          <w:p>
+            <w:pPr>
+              <w:tabs>
+                <w:tab w:val="center" w:leader="none" w:pos="4419"/>
+                <w:tab w:val="right" w:leader="none" w:pos="8838"/>
+              </w:tabs>
+              <w:spacing w:after="0" w:line="240" w:lineRule="auto"/>
+              <w:jc w:val="both"/>
+              <w:rPr>
+                <w:i w:val="1"/>
+                <w:iCs w:val="1"/>
+                <w:color w:val="4a86e8"/>
+                <w:sz w:val="18"/>
+                <w:szCs w:val="18"/>
+              </w:rPr>
+            </w:pPr>
+            <w:r>
+              <w:rPr>
+                <w:i w:val="1"/>
+                <w:iCs w:val="1"/>
+                <w:color w:val="4a86e8"/>
+                <w:sz w:val="18"/>
+                <w:szCs w:val="18"/>
+                <w:rtl w:val="0"/>
+              </w:rPr>
+              <w:t xml:space="preserve">Asegura la retroalimentación temprana del docente sobre la estructura del proyecto antes de pasar al desarrollo intensivo.</w:t>
+            </w:r>
+          </w:p>
+        </w:tc>
+      </w:tr>
+      <w:tr>
+        <w:trPr>
+          <w:cantSplit w:val="0"/>
+          <w:trHeight w:val="362" w:hRule="atLeast"/>
+          <w:tblHeader w:val="0"/>
+        </w:trPr>
+        <w:tc>
+          <w:tcPr>
+            <w:shd w:fill="f4cccc" w:val="clear"/>
+            <w:vAlign w:val="center"/>
+          </w:tcPr>
+          <w:p>
+            <w:pPr>
+              <w:tabs>
+                <w:tab w:val="center" w:leader="none" w:pos="4419"/>
+                <w:tab w:val="right" w:leader="none" w:pos="8838"/>
+              </w:tabs>
+              <w:spacing w:after="0" w:line="240" w:lineRule="auto"/>
+              <w:jc w:val="both"/>
+              <w:rPr>
+                <w:b w:val="1"/>
+                <w:bCs w:val="1"/>
+                <w:color w:val="1f3864"/>
+              </w:rPr>
+            </w:pPr>
+            <w:r>
+              <w:rPr>
+                <w:b w:val="1"/>
+                <w:bCs w:val="1"/>
+                <w:color w:val="1f3864"/>
+                <w:rtl w:val="0"/>
+              </w:rPr>
+              <w:t xml:space="preserve">Avance (Fase 1)</w:t>
+            </w:r>
+          </w:p>
+        </w:tc>
+        <w:tc>
+          <w:tcPr/>
+          <w:p>
+            <w:pPr>
+              <w:tabs>
+                <w:tab w:val="center" w:leader="none" w:pos="4419"/>
+                <w:tab w:val="right" w:leader="none" w:pos="8838"/>
+              </w:tabs>
+              <w:spacing w:after="0" w:line="240" w:lineRule="auto"/>
+              <w:jc w:val="both"/>
+              <w:rPr>
+                <w:b w:val="1"/>
+                <w:bCs w:val="1"/>
+                <w:color w:val="1f3864"/>
+              </w:rPr>
+            </w:pPr>
+            <w:r>
+              <w:rPr>
+                <w:b w:val="1"/>
+                <w:bCs w:val="1"/>
+                <w:color w:val="1f3864"/>
+                <w:rtl w:val="0"/>
+              </w:rPr>
+              <w:t xml:space="preserve">Presentación Proyecto.pptx</w:t>
+            </w:r>
+          </w:p>
+        </w:tc>
+        <w:tc>
+          <w:tcPr/>
+          <w:p>
+            <w:pPr>
+              <w:jc w:val="both"/>
+              <w:rPr>
+                <w:i w:val="1"/>
+                <w:iCs w:val="1"/>
+                <w:color w:val="4472c4"/>
+                <w:sz w:val="18"/>
+                <w:szCs w:val="18"/>
+              </w:rPr>
+            </w:pPr>
+            <w:r>
+              <w:rPr>
+                <w:i w:val="1"/>
+                <w:iCs w:val="1"/>
+                <w:color w:val="4472c4"/>
+                <w:sz w:val="18"/>
+                <w:szCs w:val="18"/>
+                <w:rtl w:val="0"/>
+              </w:rPr>
+              <w:t xml:space="preserve">Material de apoyo visual estructurado para la exposición grupal de la propuesta en la semana 4.</w:t>
+            </w:r>
+          </w:p>
+        </w:tc>
+        <w:tc>
+          <w:tcPr/>
+          <w:p>
+            <w:pPr>
+              <w:tabs>
+                <w:tab w:val="center" w:leader="none" w:pos="4419"/>
+                <w:tab w:val="right" w:leader="none" w:pos="8838"/>
+              </w:tabs>
+              <w:spacing w:after="0" w:line="240" w:lineRule="auto"/>
+              <w:jc w:val="both"/>
+              <w:rPr>
+                <w:i w:val="1"/>
+                <w:iCs w:val="1"/>
+                <w:color w:val="4a86e8"/>
+                <w:sz w:val="18"/>
+                <w:szCs w:val="18"/>
+              </w:rPr>
+            </w:pPr>
+            <w:r>
+              <w:rPr>
+                <w:i w:val="1"/>
+                <w:iCs w:val="1"/>
+                <w:color w:val="4a86e8"/>
+                <w:sz w:val="18"/>
+                <w:szCs w:val="18"/>
+                <w:rtl w:val="0"/>
+              </w:rPr>
+              <w:t xml:space="preserve">Permite comunicar y defender la viabilidad, alcance y relevancia social del simulador frente al docente examinador.</w:t>
+            </w:r>
+          </w:p>
+        </w:tc>
+      </w:tr>
+      <w:tr>
+        <w:trPr>
+          <w:cantSplit w:val="0"/>
+          <w:trHeight w:val="362" w:hRule="atLeast"/>
+          <w:tblHeader w:val="0"/>
+        </w:trPr>
+        <w:tc>
+          <w:tcPr>
+            <w:shd w:fill="f4cccc" w:val="clear"/>
+            <w:vAlign w:val="center"/>
+          </w:tcPr>
+          <w:p>
+            <w:pPr>
+              <w:tabs>
+                <w:tab w:val="center" w:leader="none" w:pos="4419"/>
+                <w:tab w:val="right" w:leader="none" w:pos="8838"/>
+              </w:tabs>
+              <w:spacing w:after="0" w:line="240" w:lineRule="auto"/>
+              <w:jc w:val="both"/>
+              <w:rPr>
+                <w:b w:val="1"/>
+                <w:bCs w:val="1"/>
+                <w:color w:val="1f3864"/>
+              </w:rPr>
+            </w:pPr>
+            <w:r>
+              <w:rPr>
+                <w:b w:val="1"/>
+                <w:bCs w:val="1"/>
+                <w:color w:val="1f3864"/>
+                <w:rtl w:val="0"/>
+              </w:rPr>
+              <w:t xml:space="preserve">Avance (Fase 2)</w:t>
+            </w:r>
+          </w:p>
+        </w:tc>
+        <w:tc>
+          <w:tcPr/>
+          <w:p>
+            <w:pPr>
+              <w:tabs>
+                <w:tab w:val="center" w:leader="none" w:pos="4419"/>
+                <w:tab w:val="right" w:leader="none" w:pos="8838"/>
+              </w:tabs>
+              <w:spacing w:after="0" w:line="240" w:lineRule="auto"/>
+              <w:jc w:val="both"/>
+              <w:rPr>
+                <w:b w:val="1"/>
+                <w:bCs w:val="1"/>
+                <w:color w:val="1f3864"/>
+              </w:rPr>
+            </w:pPr>
+            <w:r>
+              <w:rPr>
+                <w:b w:val="1"/>
+                <w:bCs w:val="1"/>
+                <w:color w:val="1f3864"/>
+                <w:rtl w:val="0"/>
+              </w:rPr>
+              <w:t xml:space="preserve">Documento captura de requerimientos </w:t>
+            </w:r>
+          </w:p>
+        </w:tc>
+        <w:tc>
+          <w:tcPr/>
+          <w:p>
+            <w:pPr>
+              <w:tabs>
+                <w:tab w:val="center" w:leader="none" w:pos="4419"/>
+                <w:tab w:val="right" w:leader="none" w:pos="8838"/>
+              </w:tabs>
+              <w:spacing w:after="0" w:line="240" w:lineRule="auto"/>
+              <w:jc w:val="both"/>
+              <w:rPr>
+                <w:i w:val="1"/>
+                <w:iCs w:val="1"/>
+                <w:color w:val="4a86e8"/>
+                <w:sz w:val="18"/>
+                <w:szCs w:val="18"/>
+              </w:rPr>
+            </w:pPr>
+            <w:r>
+              <w:rPr>
+                <w:i w:val="1"/>
+                <w:iCs w:val="1"/>
+                <w:color w:val="4a86e8"/>
+                <w:sz w:val="18"/>
+                <w:szCs w:val="18"/>
+                <w:rtl w:val="0"/>
+              </w:rPr>
+              <w:t xml:space="preserve">Documento que detalla los requerimientos funcionales y no funcionales del sistema HomeCount</w:t>
+            </w:r>
+          </w:p>
+        </w:tc>
+        <w:tc>
+          <w:tcPr/>
+          <w:p>
+            <w:pPr>
+              <w:tabs>
+                <w:tab w:val="center" w:leader="none" w:pos="4419"/>
+                <w:tab w:val="right" w:leader="none" w:pos="8838"/>
+              </w:tabs>
+              <w:spacing w:after="0" w:line="240" w:lineRule="auto"/>
+              <w:jc w:val="both"/>
+              <w:rPr>
+                <w:i w:val="1"/>
+                <w:iCs w:val="1"/>
+                <w:color w:val="4a86e8"/>
+                <w:sz w:val="18"/>
+                <w:szCs w:val="18"/>
+              </w:rPr>
+            </w:pPr>
+            <w:r>
+              <w:rPr>
+                <w:i w:val="1"/>
+                <w:iCs w:val="1"/>
+                <w:color w:val="4a86e8"/>
+                <w:sz w:val="18"/>
+                <w:szCs w:val="18"/>
+                <w:rtl w:val="0"/>
+              </w:rPr>
+              <w:t xml:space="preserve">Define formalmente el alcance exacto del software y sirve como guía para saber qué funcionalidades deben programarse durante el transcurso de la fase 2. </w:t>
+            </w:r>
+          </w:p>
+        </w:tc>
+      </w:tr>
+      <w:tr>
+        <w:trPr>
+          <w:cantSplit w:val="0"/>
+          <w:trHeight w:val="362" w:hRule="atLeast"/>
+          <w:tblHeader w:val="0"/>
+        </w:trPr>
+        <w:tc>
+          <w:tcPr>
+            <w:shd w:fill="f4cccc" w:val="clear"/>
+            <w:vAlign w:val="center"/>
+          </w:tcPr>
+          <w:p>
+            <w:pPr>
+              <w:tabs>
+                <w:tab w:val="center" w:leader="none" w:pos="4419"/>
+                <w:tab w:val="right" w:leader="none" w:pos="8838"/>
+              </w:tabs>
+              <w:spacing w:after="0" w:line="240" w:lineRule="auto"/>
+              <w:jc w:val="both"/>
+              <w:rPr>
+                <w:b w:val="1"/>
+                <w:bCs w:val="1"/>
+                <w:color w:val="1f3864"/>
+              </w:rPr>
+            </w:pPr>
+            <w:r>
+              <w:rPr>
+                <w:b w:val="1"/>
+                <w:bCs w:val="1"/>
+                <w:color w:val="1f3864"/>
+                <w:rtl w:val="0"/>
+              </w:rPr>
+              <w:t xml:space="preserve">Avance (Fase 2)</w:t>
+            </w:r>
+          </w:p>
+        </w:tc>
+        <w:tc>
+          <w:tcPr/>
+          <w:p>
+            <w:pPr>
+              <w:tabs>
+                <w:tab w:val="center" w:leader="none" w:pos="4419"/>
+                <w:tab w:val="right" w:leader="none" w:pos="8838"/>
+              </w:tabs>
+              <w:spacing w:after="0" w:line="240" w:lineRule="auto"/>
+              <w:jc w:val="both"/>
+              <w:rPr>
+                <w:b w:val="1"/>
+                <w:bCs w:val="1"/>
+                <w:color w:val="1f3864"/>
+              </w:rPr>
+            </w:pPr>
+            <w:r>
+              <w:rPr>
+                <w:b w:val="1"/>
+                <w:bCs w:val="1"/>
+                <w:color w:val="1f3864"/>
+                <w:rtl w:val="0"/>
+              </w:rPr>
+              <w:t xml:space="preserve">Documento de Arquitectura de Software (Modelo 4+1) </w:t>
+            </w:r>
+          </w:p>
+        </w:tc>
+        <w:tc>
+          <w:tcPr/>
+          <w:p>
+            <w:pPr>
+              <w:tabs>
+                <w:tab w:val="center" w:leader="none" w:pos="4419"/>
+                <w:tab w:val="right" w:leader="none" w:pos="8838"/>
+              </w:tabs>
+              <w:spacing w:after="0" w:line="240" w:lineRule="auto"/>
+              <w:jc w:val="both"/>
+              <w:rPr>
+                <w:i w:val="1"/>
+                <w:iCs w:val="1"/>
+                <w:color w:val="4a86e8"/>
+                <w:sz w:val="18"/>
+                <w:szCs w:val="18"/>
+              </w:rPr>
+            </w:pPr>
+            <w:r>
+              <w:rPr>
+                <w:i w:val="1"/>
+                <w:iCs w:val="1"/>
+                <w:color w:val="4a86e8"/>
+                <w:sz w:val="18"/>
+                <w:szCs w:val="18"/>
+                <w:rtl w:val="0"/>
+              </w:rPr>
+              <w:t xml:space="preserve">Conjunto de diagramas basados en el modelo de vistas 4+1 (Lógica, Desarrollo, Proceso, Física y Escenarios) para "HomeCount Simulator".</w:t>
+            </w:r>
+          </w:p>
+        </w:tc>
+        <w:tc>
+          <w:tcPr/>
+          <w:p>
+            <w:pPr>
+              <w:tabs>
+                <w:tab w:val="center" w:leader="none" w:pos="4419"/>
+                <w:tab w:val="right" w:leader="none" w:pos="8838"/>
+              </w:tabs>
+              <w:spacing w:after="0" w:line="240" w:lineRule="auto"/>
+              <w:jc w:val="both"/>
+              <w:rPr>
+                <w:i w:val="1"/>
+                <w:iCs w:val="1"/>
+                <w:color w:val="4a86e8"/>
+                <w:sz w:val="18"/>
+                <w:szCs w:val="18"/>
+              </w:rPr>
+            </w:pPr>
+            <w:r>
+              <w:rPr>
+                <w:i w:val="1"/>
+                <w:iCs w:val="1"/>
+                <w:color w:val="4a86e8"/>
+                <w:sz w:val="18"/>
+                <w:szCs w:val="18"/>
+                <w:rtl w:val="0"/>
+              </w:rPr>
+              <w:t xml:space="preserve">Demuestra la competencia de construir el modelo arquitectónico del sistema, documentando la solución desde el lenguaje UML.</w:t>
+            </w:r>
+          </w:p>
+        </w:tc>
+      </w:tr>
+      <w:tr>
+        <w:trPr>
+          <w:cantSplit w:val="0"/>
+          <w:trHeight w:val="362" w:hRule="atLeast"/>
+          <w:tblHeader w:val="0"/>
+        </w:trPr>
+        <w:tc>
+          <w:tcPr>
+            <w:shd w:fill="f4cccc" w:val="clear"/>
+            <w:vAlign w:val="center"/>
+          </w:tcPr>
+          <w:p>
+            <w:pPr>
+              <w:tabs>
+                <w:tab w:val="center" w:leader="none" w:pos="4419"/>
+                <w:tab w:val="right" w:leader="none" w:pos="8838"/>
+              </w:tabs>
+              <w:spacing w:after="0" w:line="240" w:lineRule="auto"/>
+              <w:jc w:val="both"/>
+              <w:rPr>
+                <w:b w:val="1"/>
+                <w:bCs w:val="1"/>
+                <w:color w:val="1f3864"/>
+              </w:rPr>
+            </w:pPr>
+            <w:r>
+              <w:rPr>
+                <w:b w:val="1"/>
+                <w:bCs w:val="1"/>
+                <w:color w:val="1f3864"/>
+                <w:rtl w:val="0"/>
+              </w:rPr>
+              <w:t xml:space="preserve">Avance (Fase 2)</w:t>
+            </w:r>
+          </w:p>
+        </w:tc>
+        <w:tc>
+          <w:tcPr/>
+          <w:p>
+            <w:pPr>
+              <w:tabs>
+                <w:tab w:val="center" w:leader="none" w:pos="4419"/>
+                <w:tab w:val="right" w:leader="none" w:pos="8838"/>
+              </w:tabs>
+              <w:spacing w:after="0" w:line="240" w:lineRule="auto"/>
+              <w:jc w:val="both"/>
+              <w:rPr>
+                <w:b w:val="1"/>
+                <w:bCs w:val="1"/>
+                <w:color w:val="1f3864"/>
+              </w:rPr>
+            </w:pPr>
+            <w:r>
+              <w:rPr>
+                <w:b w:val="1"/>
+                <w:bCs w:val="1"/>
+                <w:color w:val="1f3864"/>
+                <w:rtl w:val="0"/>
+              </w:rPr>
+              <w:t xml:space="preserve">Mockups (Prototipos de Interfaz) </w:t>
+            </w:r>
+          </w:p>
+        </w:tc>
+        <w:tc>
+          <w:tcPr/>
+          <w:p>
+            <w:pPr>
+              <w:tabs>
+                <w:tab w:val="center" w:leader="none" w:pos="4419"/>
+                <w:tab w:val="right" w:leader="none" w:pos="8838"/>
+              </w:tabs>
+              <w:spacing w:after="0" w:line="240" w:lineRule="auto"/>
+              <w:jc w:val="both"/>
+              <w:rPr>
+                <w:i w:val="1"/>
+                <w:iCs w:val="1"/>
+                <w:color w:val="4a86e8"/>
+                <w:sz w:val="18"/>
+                <w:szCs w:val="18"/>
+              </w:rPr>
+            </w:pPr>
+            <w:r>
+              <w:rPr>
+                <w:i w:val="1"/>
+                <w:iCs w:val="1"/>
+                <w:color w:val="4a86e8"/>
+                <w:sz w:val="18"/>
+                <w:szCs w:val="18"/>
+                <w:rtl w:val="0"/>
+              </w:rPr>
+              <w:t xml:space="preserve">Diseños visuales de las pantallas de la plataforma web, incluyendo la barra dinámica de presupuesto. </w:t>
+            </w:r>
+          </w:p>
+        </w:tc>
+        <w:tc>
+          <w:tcPr/>
+          <w:p>
+            <w:pPr>
+              <w:tabs>
+                <w:tab w:val="center" w:leader="none" w:pos="4419"/>
+                <w:tab w:val="right" w:leader="none" w:pos="8838"/>
+              </w:tabs>
+              <w:spacing w:after="0" w:line="240" w:lineRule="auto"/>
+              <w:jc w:val="both"/>
+              <w:rPr>
+                <w:i w:val="1"/>
+                <w:iCs w:val="1"/>
+                <w:color w:val="4a86e8"/>
+                <w:sz w:val="18"/>
+                <w:szCs w:val="18"/>
+              </w:rPr>
+            </w:pPr>
+            <w:r>
+              <w:rPr>
+                <w:i w:val="1"/>
+                <w:iCs w:val="1"/>
+                <w:color w:val="4a86e8"/>
+                <w:sz w:val="18"/>
+                <w:szCs w:val="18"/>
+                <w:rtl w:val="0"/>
+              </w:rPr>
+              <w:t xml:space="preserve">Representa el diseño de la experiencia de usuario y la disposición de las funcionalidades clave para la cotización. </w:t>
+            </w:r>
+          </w:p>
+        </w:tc>
+      </w:tr>
+      <w:tr>
+        <w:trPr>
+          <w:cantSplit w:val="0"/>
+          <w:trHeight w:val="362" w:hRule="atLeast"/>
+          <w:tblHeader w:val="0"/>
+        </w:trPr>
+        <w:tc>
+          <w:tcPr>
+            <w:shd w:fill="f4cccc" w:val="clear"/>
+            <w:vAlign w:val="center"/>
+          </w:tcPr>
+          <w:p>
+            <w:pPr>
+              <w:tabs>
+                <w:tab w:val="center" w:leader="none" w:pos="4419"/>
+                <w:tab w:val="right" w:leader="none" w:pos="8838"/>
+              </w:tabs>
+              <w:spacing w:after="0" w:line="240" w:lineRule="auto"/>
+              <w:jc w:val="both"/>
+              <w:rPr>
+                <w:b w:val="1"/>
+                <w:bCs w:val="1"/>
+                <w:color w:val="1f3864"/>
+              </w:rPr>
+            </w:pPr>
+            <w:r>
+              <w:rPr>
+                <w:b w:val="1"/>
+                <w:bCs w:val="1"/>
+                <w:color w:val="1f3864"/>
+                <w:rtl w:val="0"/>
+              </w:rPr>
+              <w:t xml:space="preserve">Avance (Fase 2)</w:t>
             </w:r>
           </w:p>
         </w:tc>
@@ -4441,25 +5069,45 @@
               <w:ind w:left="0" w:right="0" w:firstLine="0"/>
               <w:jc w:val="both"/>
               <w:rPr>
-                <w:rFonts w:ascii="Calibri" w:cs="Calibri" w:eastAsia="Calibri" w:hAnsi="Calibri"/>
-                <w:b w:val="1"/>
-                <w:bCs w:val="1"/>
-                <w:i w:val="0"/>
-                <w:iCs w:val="0"/>
-                <w:smallCaps w:val="0"/>
-                <w:strike w:val="0"/>
-                <w:color w:val="1f3864"/>
-                <w:sz w:val="22"/>
-                <w:szCs w:val="22"/>
-                <w:u w:val="none"/>
-                <w:shd w:fill="auto" w:val="clear"/>
-                <w:vertAlign w:val="baseline"/>
-              </w:rPr>
-            </w:pPr>
-            <w:r>
-              <w:rPr>
-                <w:rtl w:val="0"/>
-              </w:rPr>
+                <w:b w:val="1"/>
+                <w:bCs w:val="1"/>
+                <w:color w:val="1f3864"/>
+              </w:rPr>
+            </w:pPr>
+            <w:r>
+              <w:rPr>
+                <w:b w:val="1"/>
+                <w:bCs w:val="1"/>
+                <w:color w:val="1f3864"/>
+                <w:rtl w:val="0"/>
+              </w:rPr>
+              <w:t xml:space="preserve">2.4_GuiaEstudiante_Fase 2_DesarrolloProyecto APT.docx</w:t>
+            </w:r>
+          </w:p>
+        </w:tc>
+        <w:tc>
+          <w:tcPr/>
+          <w:p>
+            <w:pPr>
+              <w:jc w:val="both"/>
+              <w:rPr>
+                <w:i w:val="1"/>
+                <w:iCs w:val="1"/>
+                <w:color w:val="4472c4"/>
+                <w:sz w:val="18"/>
+                <w:szCs w:val="18"/>
+              </w:rPr>
+            </w:pPr>
+            <w:r>
+              <w:rPr>
+                <w:i w:val="1"/>
+                <w:iCs w:val="1"/>
+                <w:color w:val="4472c4"/>
+                <w:sz w:val="18"/>
+                <w:szCs w:val="18"/>
+                <w:rtl w:val="0"/>
+              </w:rPr>
+              <w:t xml:space="preserve">Informe de avance que detalla el progreso inicial del desarrollo, diseño de Base de Datos y primeros mockups de interfaz.</w:t>
             </w:r>
           </w:p>
         </w:tc>
@@ -4486,25 +5134,60 @@
               <w:ind w:left="0" w:right="0" w:firstLine="0"/>
               <w:jc w:val="both"/>
               <w:rPr>
-                <w:rFonts w:ascii="Calibri" w:cs="Calibri" w:eastAsia="Calibri" w:hAnsi="Calibri"/>
-                <w:b w:val="1"/>
-                <w:bCs w:val="1"/>
-                <w:i w:val="0"/>
-                <w:iCs w:val="0"/>
-                <w:smallCaps w:val="0"/>
-                <w:strike w:val="0"/>
-                <w:color w:val="1f3864"/>
-                <w:sz w:val="22"/>
-                <w:szCs w:val="22"/>
-                <w:u w:val="none"/>
-                <w:shd w:fill="auto" w:val="clear"/>
-                <w:vertAlign w:val="baseline"/>
-              </w:rPr>
-            </w:pPr>
-            <w:r>
-              <w:rPr>
-                <w:rtl w:val="0"/>
-              </w:rPr>
+                <w:i w:val="1"/>
+                <w:iCs w:val="1"/>
+                <w:color w:val="4a86e8"/>
+                <w:sz w:val="18"/>
+                <w:szCs w:val="18"/>
+              </w:rPr>
+            </w:pPr>
+            <w:r>
+              <w:rPr>
+                <w:i w:val="1"/>
+                <w:iCs w:val="1"/>
+                <w:color w:val="4a86e8"/>
+                <w:sz w:val="18"/>
+                <w:szCs w:val="18"/>
+                <w:rtl w:val="0"/>
+              </w:rPr>
+              <w:t xml:space="preserve">Evidencia el cumplimiento de los primeros hitos técnicos y la correcta aplicación de la metodología Scrum en el desarrollo.</w:t>
+            </w:r>
+          </w:p>
+        </w:tc>
+      </w:tr>
+      <w:tr>
+        <w:trPr>
+          <w:cantSplit w:val="0"/>
+          <w:trHeight w:val="362" w:hRule="atLeast"/>
+          <w:tblHeader w:val="0"/>
+        </w:trPr>
+        <w:tc>
+          <w:tcPr>
+            <w:shd w:fill="f4cccc" w:val="clear"/>
+            <w:vAlign w:val="center"/>
+          </w:tcPr>
+          <w:p>
+            <w:pPr>
+              <w:tabs>
+                <w:tab w:val="center" w:leader="none" w:pos="4419"/>
+                <w:tab w:val="right" w:leader="none" w:pos="8838"/>
+              </w:tabs>
+              <w:spacing w:after="0" w:line="240" w:lineRule="auto"/>
+              <w:jc w:val="both"/>
+              <w:rPr>
+                <w:b w:val="1"/>
+                <w:bCs w:val="1"/>
+                <w:color w:val="1f3864"/>
+              </w:rPr>
+            </w:pPr>
+            <w:r>
+              <w:rPr>
+                <w:b w:val="1"/>
+                <w:bCs w:val="1"/>
+                <w:color w:val="1f3864"/>
+                <w:rtl w:val="0"/>
+              </w:rPr>
+              <w:t xml:space="preserve">Avance (Fase 2) </w:t>
             </w:r>
           </w:p>
         </w:tc>
@@ -4531,35 +5214,48 @@
               <w:ind w:left="0" w:right="0" w:firstLine="0"/>
               <w:jc w:val="both"/>
               <w:rPr>
-                <w:rFonts w:ascii="Calibri" w:cs="Calibri" w:eastAsia="Calibri" w:hAnsi="Calibri"/>
-                <w:b w:val="1"/>
-                <w:bCs w:val="1"/>
-                <w:i w:val="0"/>
-                <w:iCs w:val="0"/>
-                <w:smallCaps w:val="0"/>
-                <w:strike w:val="0"/>
-                <w:color w:val="1f3864"/>
-                <w:sz w:val="22"/>
-                <w:szCs w:val="22"/>
-                <w:u w:val="none"/>
-                <w:shd w:fill="auto" w:val="clear"/>
-                <w:vertAlign w:val="baseline"/>
-              </w:rPr>
-            </w:pPr>
-            <w:r>
-              <w:rPr>
-                <w:rtl w:val="0"/>
-              </w:rPr>
-            </w:r>
-          </w:p>
-        </w:tc>
-      </w:tr>
-      <w:tr>
-        <w:trPr>
-          <w:cantSplit w:val="0"/>
-          <w:trHeight w:val="362" w:hRule="atLeast"/>
-          <w:tblHeader w:val="0"/>
-        </w:trPr>
+                <w:b w:val="1"/>
+                <w:bCs w:val="1"/>
+                <w:color w:val="1f3864"/>
+              </w:rPr>
+            </w:pPr>
+            <w:r>
+              <w:rPr>
+                <w:b w:val="1"/>
+                <w:bCs w:val="1"/>
+                <w:color w:val="1f3864"/>
+                <w:rtl w:val="0"/>
+              </w:rPr>
+              <w:t xml:space="preserve">Evidencias de sistema Aplicación y Base de datos </w:t>
+            </w:r>
+          </w:p>
+        </w:tc>
+        <w:tc>
+          <w:tcPr/>
+          <w:p>
+            <w:pPr>
+              <w:jc w:val="both"/>
+              <w:rPr>
+                <w:i w:val="1"/>
+                <w:iCs w:val="1"/>
+                <w:color w:val="4472c4"/>
+                <w:sz w:val="18"/>
+                <w:szCs w:val="18"/>
+              </w:rPr>
+            </w:pPr>
+            <w:r>
+              <w:rPr>
+                <w:i w:val="1"/>
+                <w:iCs w:val="1"/>
+                <w:color w:val="4472c4"/>
+                <w:sz w:val="18"/>
+                <w:szCs w:val="18"/>
+                <w:rtl w:val="0"/>
+              </w:rPr>
+              <w:t xml:space="preserve">Entregables técnicos en el repositorio: código fuente del prototipo web y scripts SQL con el catálogo de materiales.</w:t>
+            </w:r>
+          </w:p>
+        </w:tc>
         <w:tc>
           <w:tcPr/>
           <w:p>
@@ -4583,30 +5279,38 @@
               <w:ind w:left="0" w:right="0" w:firstLine="0"/>
               <w:jc w:val="both"/>
               <w:rPr>
-                <w:rFonts w:ascii="Calibri" w:cs="Calibri" w:eastAsia="Calibri" w:hAnsi="Calibri"/>
-                <w:b w:val="1"/>
-                <w:bCs w:val="1"/>
-                <w:i w:val="0"/>
-                <w:iCs w:val="0"/>
-                <w:smallCaps w:val="0"/>
-                <w:strike w:val="0"/>
-                <w:color w:val="1f3864"/>
-                <w:sz w:val="22"/>
-                <w:szCs w:val="22"/>
-                <w:u w:val="none"/>
-                <w:shd w:fill="auto" w:val="clear"/>
-                <w:vertAlign w:val="baseline"/>
-              </w:rPr>
-            </w:pPr>
-            <w:r>
-              <w:rPr>
-                <w:rtl w:val="0"/>
-              </w:rPr>
-            </w:r>
-          </w:p>
-        </w:tc>
-        <w:tc>
-          <w:tcPr/>
+                <w:i w:val="1"/>
+                <w:iCs w:val="1"/>
+                <w:color w:val="4a86e8"/>
+                <w:sz w:val="18"/>
+                <w:szCs w:val="18"/>
+              </w:rPr>
+            </w:pPr>
+            <w:r>
+              <w:rPr>
+                <w:i w:val="1"/>
+                <w:iCs w:val="1"/>
+                <w:color w:val="4a86e8"/>
+                <w:sz w:val="18"/>
+                <w:szCs w:val="18"/>
+                <w:rtl w:val="0"/>
+              </w:rPr>
+              <w:t xml:space="preserve">Demuestra de forma tangible la funcionalidad del algoritmo de presupuesto y la estructura relacional de los datos.</w:t>
+            </w:r>
+          </w:p>
+        </w:tc>
+      </w:tr>
+      <w:tr>
+        <w:trPr>
+          <w:cantSplit w:val="0"/>
+          <w:trHeight w:val="362" w:hRule="atLeast"/>
+          <w:tblHeader w:val="0"/>
+        </w:trPr>
+        <w:tc>
+          <w:tcPr>
+            <w:shd w:fill="f4cccc" w:val="clear"/>
+            <w:vAlign w:val="center"/>
+          </w:tcPr>
           <w:p>
             <w:pPr>
               <w:keepNext w:val="0"/>
@@ -4645,6 +5349,15 @@
             </w:pPr>
             <w:r>
               <w:rPr>
+                <w:b w:val="1"/>
+                <w:bCs w:val="1"/>
+                <w:color w:val="1f3864"/>
+                <w:rtl w:val="0"/>
+              </w:rPr>
+              <w:t xml:space="preserve">Avance (Fase 2)</w:t>
+            </w:r>
+            <w:r>
+              <w:rPr>
                 <w:rtl w:val="0"/>
               </w:rPr>
             </w:r>
@@ -4690,6 +5403,47 @@
             </w:pPr>
             <w:r>
               <w:rPr>
+                <w:b w:val="1"/>
+                <w:bCs w:val="1"/>
+                <w:color w:val="1f3864"/>
+                <w:rtl w:val="0"/>
+              </w:rPr>
+              <w:t xml:space="preserve">Modelo Relacional de Base de Datos </w:t>
+            </w:r>
+            <w:r>
+              <w:rPr>
+                <w:rtl w:val="0"/>
+              </w:rPr>
+            </w:r>
+          </w:p>
+        </w:tc>
+        <w:tc>
+          <w:tcPr/>
+          <w:p>
+            <w:pPr>
+              <w:jc w:val="both"/>
+              <w:rPr>
+                <w:rFonts w:ascii="Calibri" w:cs="Calibri" w:eastAsia="Calibri" w:hAnsi="Calibri"/>
+                <w:i w:val="1"/>
+                <w:iCs w:val="1"/>
+                <w:color w:val="4472c4"/>
+                <w:sz w:val="18"/>
+                <w:szCs w:val="18"/>
+              </w:rPr>
+            </w:pPr>
+            <w:r>
+              <w:rPr>
+                <w:i w:val="1"/>
+                <w:iCs w:val="1"/>
+                <w:color w:val="4472c4"/>
+                <w:sz w:val="18"/>
+                <w:szCs w:val="18"/>
+                <w:rtl w:val="0"/>
+              </w:rPr>
+              <w:t xml:space="preserve">Diagrama que ilustra las tablas y relaciones para almacenar el catálogo de materiales, precios y rendimientos. </w:t>
+            </w:r>
+            <w:r>
+              <w:rPr>
                 <w:rtl w:val="0"/>
               </w:rPr>
             </w:r>
@@ -4718,14 +5472,11 @@
               <w:ind w:left="0" w:right="0" w:firstLine="0"/>
               <w:jc w:val="both"/>
               <w:rPr>
-                <w:rFonts w:ascii="Calibri" w:cs="Calibri" w:eastAsia="Calibri" w:hAnsi="Calibri"/>
-                <w:b w:val="1"/>
-                <w:bCs w:val="1"/>
-                <w:i w:val="0"/>
-                <w:iCs w:val="0"/>
+                <w:i w:val="1"/>
+                <w:iCs w:val="1"/>
                 <w:smallCaps w:val="0"/>
                 <w:strike w:val="0"/>
-                <w:color w:val="1f3864"/>
+                <w:color w:val="4a86e8"/>
                 <w:sz w:val="22"/>
                 <w:szCs w:val="22"/>
                 <w:u w:val="none"/>
@@ -4733,6 +5484,26 @@
                 <w:vertAlign w:val="baseline"/>
               </w:rPr>
             </w:pPr>
+            <w:r>
+              <w:rPr>
+                <w:i w:val="1"/>
+                <w:iCs w:val="1"/>
+                <w:color w:val="4a86e8"/>
+                <w:sz w:val="18"/>
+                <w:szCs w:val="18"/>
+                <w:rtl w:val="0"/>
+              </w:rPr>
+              <w:t xml:space="preserve">Visualiza la planificación técnica y estructural necesaria para gestionar el inventario antes de programar</w:t>
+            </w:r>
+            <w:r>
+              <w:rPr>
+                <w:i w:val="1"/>
+                <w:iCs w:val="1"/>
+                <w:color w:val="4a86e8"/>
+                <w:rtl w:val="0"/>
+              </w:rPr>
+              <w:t xml:space="preserve">. </w:t>
+            </w:r>
             <w:r>
               <w:rPr>
                 <w:rtl w:val="0"/>
@@ -4747,6 +5518,36 @@
           <w:trHeight w:val="362" w:hRule="atLeast"/>
           <w:tblHeader w:val="0"/>
         </w:trPr>
+        <w:tc>
+          <w:tcPr>
+            <w:shd w:fill="f4cccc" w:val="clear"/>
+            <w:vAlign w:val="center"/>
+          </w:tcPr>
+          <w:p>
+            <w:pPr>
+              <w:tabs>
+                <w:tab w:val="center" w:leader="none" w:pos="4419"/>
+                <w:tab w:val="right" w:leader="none" w:pos="8838"/>
+              </w:tabs>
+              <w:spacing w:after="0" w:line="240" w:lineRule="auto"/>
+              <w:jc w:val="both"/>
+              <w:rPr>
+                <w:b w:val="1"/>
+                <w:bCs w:val="1"/>
+                <w:color w:val="1f3864"/>
+              </w:rPr>
+            </w:pPr>
+            <w:r>
+              <w:rPr>
+                <w:b w:val="1"/>
+                <w:bCs w:val="1"/>
+                <w:color w:val="1f3864"/>
+                <w:rtl w:val="0"/>
+              </w:rPr>
+              <w:t xml:space="preserve">Avance (Fase 2)</w:t>
+            </w:r>
+          </w:p>
+        </w:tc>
         <w:tc>
           <w:tcPr/>
           <w:p>
@@ -4770,25 +5571,19 @@
               <w:ind w:left="0" w:right="0" w:firstLine="0"/>
               <w:jc w:val="both"/>
               <w:rPr>
-                <w:rFonts w:ascii="Calibri" w:cs="Calibri" w:eastAsia="Calibri" w:hAnsi="Calibri"/>
-                <w:b w:val="1"/>
-                <w:bCs w:val="1"/>
-                <w:i w:val="0"/>
-                <w:iCs w:val="0"/>
-                <w:smallCaps w:val="0"/>
-                <w:strike w:val="0"/>
-                <w:color w:val="1f3864"/>
-                <w:sz w:val="22"/>
-                <w:szCs w:val="22"/>
-                <w:u w:val="none"/>
-                <w:shd w:fill="auto" w:val="clear"/>
-                <w:vertAlign w:val="baseline"/>
-              </w:rPr>
-            </w:pPr>
-            <w:r>
-              <w:rPr>
-                <w:rtl w:val="0"/>
-              </w:rPr>
+                <w:b w:val="1"/>
+                <w:bCs w:val="1"/>
+                <w:color w:val="1f3864"/>
+              </w:rPr>
+            </w:pPr>
+            <w:r>
+              <w:rPr>
+                <w:b w:val="1"/>
+                <w:bCs w:val="1"/>
+                <w:color w:val="1f3864"/>
+                <w:rtl w:val="0"/>
+              </w:rPr>
+              <w:t xml:space="preserve">Plan y Registro de Control de Calidad (QA) </w:t>
             </w:r>
           </w:p>
         </w:tc>
@@ -4815,25 +5610,23 @@
               <w:ind w:left="0" w:right="0" w:firstLine="0"/>
               <w:jc w:val="both"/>
               <w:rPr>
-                <w:rFonts w:ascii="Calibri" w:cs="Calibri" w:eastAsia="Calibri" w:hAnsi="Calibri"/>
-                <w:b w:val="1"/>
-                <w:bCs w:val="1"/>
-                <w:i w:val="0"/>
-                <w:iCs w:val="0"/>
-                <w:smallCaps w:val="0"/>
-                <w:strike w:val="0"/>
-                <w:color w:val="1f3864"/>
-                <w:sz w:val="22"/>
-                <w:szCs w:val="22"/>
-                <w:u w:val="none"/>
-                <w:shd w:fill="auto" w:val="clear"/>
-                <w:vertAlign w:val="baseline"/>
-              </w:rPr>
-            </w:pPr>
-            <w:r>
-              <w:rPr>
-                <w:rtl w:val="0"/>
-              </w:rPr>
+                <w:i w:val="1"/>
+                <w:iCs w:val="1"/>
+                <w:color w:val="4a86e8"/>
+                <w:sz w:val="18"/>
+                <w:szCs w:val="18"/>
+              </w:rPr>
+            </w:pPr>
+            <w:r>
+              <w:rPr>
+                <w:i w:val="1"/>
+                <w:iCs w:val="1"/>
+                <w:color w:val="4a86e8"/>
+                <w:sz w:val="18"/>
+                <w:szCs w:val="18"/>
+                <w:rtl w:val="0"/>
+              </w:rPr>
+              <w:t xml:space="preserve">Documento que detalla los casos de prueba ejecutados, validación de inputs y reporte de errores resueltos.</w:t>
             </w:r>
           </w:p>
         </w:tc>
@@ -4860,25 +5653,60 @@
               <w:ind w:left="0" w:right="0" w:firstLine="0"/>
               <w:jc w:val="both"/>
               <w:rPr>
-                <w:rFonts w:ascii="Calibri" w:cs="Calibri" w:eastAsia="Calibri" w:hAnsi="Calibri"/>
-                <w:b w:val="1"/>
-                <w:bCs w:val="1"/>
-                <w:i w:val="0"/>
-                <w:iCs w:val="0"/>
-                <w:smallCaps w:val="0"/>
-                <w:strike w:val="0"/>
-                <w:color w:val="1f3864"/>
-                <w:sz w:val="22"/>
-                <w:szCs w:val="22"/>
-                <w:u w:val="none"/>
-                <w:shd w:fill="auto" w:val="clear"/>
-                <w:vertAlign w:val="baseline"/>
-              </w:rPr>
-            </w:pPr>
-            <w:r>
-              <w:rPr>
-                <w:rtl w:val="0"/>
-              </w:rPr>
+                <w:i w:val="1"/>
+                <w:iCs w:val="1"/>
+                <w:color w:val="4a86e8"/>
+                <w:sz w:val="18"/>
+                <w:szCs w:val="18"/>
+              </w:rPr>
+            </w:pPr>
+            <w:r>
+              <w:rPr>
+                <w:i w:val="1"/>
+                <w:iCs w:val="1"/>
+                <w:color w:val="4a86e8"/>
+                <w:sz w:val="18"/>
+                <w:szCs w:val="18"/>
+                <w:rtl w:val="0"/>
+              </w:rPr>
+              <w:t xml:space="preserve">Garantiza que el software cumple con los estándares exigidos, validando la precisión del motor de cálculo y la correcta respuesta del sistema.</w:t>
+            </w:r>
+          </w:p>
+        </w:tc>
+      </w:tr>
+      <w:tr>
+        <w:trPr>
+          <w:cantSplit w:val="0"/>
+          <w:trHeight w:val="362" w:hRule="atLeast"/>
+          <w:tblHeader w:val="0"/>
+        </w:trPr>
+        <w:tc>
+          <w:tcPr>
+            <w:shd w:fill="f4cccc" w:val="clear"/>
+            <w:vAlign w:val="center"/>
+          </w:tcPr>
+          <w:p>
+            <w:pPr>
+              <w:tabs>
+                <w:tab w:val="center" w:leader="none" w:pos="4419"/>
+                <w:tab w:val="right" w:leader="none" w:pos="8838"/>
+              </w:tabs>
+              <w:spacing w:after="0" w:line="240" w:lineRule="auto"/>
+              <w:jc w:val="both"/>
+              <w:rPr>
+                <w:b w:val="1"/>
+                <w:bCs w:val="1"/>
+                <w:color w:val="1f3864"/>
+              </w:rPr>
+            </w:pPr>
+            <w:r>
+              <w:rPr>
+                <w:b w:val="1"/>
+                <w:bCs w:val="1"/>
+                <w:color w:val="1f3864"/>
+                <w:rtl w:val="0"/>
+              </w:rPr>
+              <w:t xml:space="preserve">Avance (Fase 2)</w:t>
             </w:r>
           </w:p>
         </w:tc>
@@ -4905,6 +5733,627 @@
               <w:ind w:left="0" w:right="0" w:firstLine="0"/>
               <w:jc w:val="both"/>
               <w:rPr>
+                <w:b w:val="1"/>
+                <w:bCs w:val="1"/>
+                <w:color w:val="1f3864"/>
+              </w:rPr>
+            </w:pPr>
+            <w:r>
+              <w:rPr>
+                <w:b w:val="1"/>
+                <w:bCs w:val="1"/>
+                <w:color w:val="1f3864"/>
+                <w:rtl w:val="0"/>
+              </w:rPr>
+              <w:t xml:space="preserve">Documentación_Scrum.rar</w:t>
+            </w:r>
+          </w:p>
+        </w:tc>
+        <w:tc>
+          <w:tcPr/>
+          <w:p>
+            <w:pPr>
+              <w:tabs>
+                <w:tab w:val="center" w:leader="none" w:pos="4419"/>
+                <w:tab w:val="right" w:leader="none" w:pos="8838"/>
+              </w:tabs>
+              <w:spacing w:after="0" w:line="240" w:lineRule="auto"/>
+              <w:jc w:val="both"/>
+              <w:rPr>
+                <w:i w:val="1"/>
+                <w:iCs w:val="1"/>
+                <w:color w:val="4a86e8"/>
+                <w:sz w:val="18"/>
+                <w:szCs w:val="18"/>
+              </w:rPr>
+            </w:pPr>
+            <w:r>
+              <w:rPr>
+                <w:i w:val="1"/>
+                <w:iCs w:val="1"/>
+                <w:color w:val="4a86e8"/>
+                <w:sz w:val="18"/>
+                <w:szCs w:val="18"/>
+                <w:rtl w:val="0"/>
+              </w:rPr>
+              <w:t xml:space="preserve">Documento detalla la implementación del marco de trabajo ágil Scrum en nuestro proceso operativo durante transcurso de fases definidas.</w:t>
+            </w:r>
+          </w:p>
+        </w:tc>
+        <w:tc>
+          <w:tcPr/>
+          <w:p>
+            <w:pPr>
+              <w:keepNext w:val="0"/>
+              <w:keepLines w:val="0"/>
+              <w:widowControl w:val="1"/>
+              <w:pBdr>
+                <w:top w:space="0" w:sz="0" w:val="nil"/>
+                <w:left w:space="0" w:sz="0" w:val="nil"/>
+                <w:bottom w:space="0" w:sz="0" w:val="nil"/>
+                <w:right w:space="0" w:sz="0" w:val="nil"/>
+                <w:between w:space="0" w:sz="0" w:val="nil"/>
+              </w:pBdr>
+              <w:shd w:fill="auto" w:val="clear"/>
+              <w:tabs>
+                <w:tab w:val="center" w:leader="none" w:pos="4419"/>
+                <w:tab w:val="right" w:leader="none" w:pos="8838"/>
+              </w:tabs>
+              <w:spacing w:after="0" w:before="0" w:line="240" w:lineRule="auto"/>
+              <w:ind w:left="0" w:right="0" w:firstLine="0"/>
+              <w:jc w:val="both"/>
+              <w:rPr>
+                <w:i w:val="1"/>
+                <w:iCs w:val="1"/>
+                <w:color w:val="4a86e8"/>
+                <w:sz w:val="18"/>
+                <w:szCs w:val="18"/>
+              </w:rPr>
+            </w:pPr>
+            <w:r>
+              <w:rPr>
+                <w:i w:val="1"/>
+                <w:iCs w:val="1"/>
+                <w:color w:val="4a86e8"/>
+                <w:sz w:val="18"/>
+                <w:szCs w:val="18"/>
+                <w:rtl w:val="0"/>
+              </w:rPr>
+              <w:t xml:space="preserve">Permite respaldar la adopción de Scrum en el  operativa del equipo, garantizar la transparencia ante los interesados y entre los integrantes.</w:t>
+            </w:r>
+          </w:p>
+        </w:tc>
+      </w:tr>
+      <w:tr>
+        <w:trPr>
+          <w:cantSplit w:val="0"/>
+          <w:trHeight w:val="362" w:hRule="atLeast"/>
+          <w:tblHeader w:val="0"/>
+        </w:trPr>
+        <w:tc>
+          <w:tcPr>
+            <w:shd w:fill="f4cccc" w:val="clear"/>
+            <w:vAlign w:val="center"/>
+          </w:tcPr>
+          <w:p>
+            <w:pPr>
+              <w:keepNext w:val="0"/>
+              <w:keepLines w:val="0"/>
+              <w:widowControl w:val="1"/>
+              <w:pBdr>
+                <w:top w:space="0" w:sz="0" w:val="nil"/>
+                <w:left w:space="0" w:sz="0" w:val="nil"/>
+                <w:bottom w:space="0" w:sz="0" w:val="nil"/>
+                <w:right w:space="0" w:sz="0" w:val="nil"/>
+                <w:between w:space="0" w:sz="0" w:val="nil"/>
+              </w:pBdr>
+              <w:shd w:fill="auto" w:val="clear"/>
+              <w:tabs>
+                <w:tab w:val="center" w:leader="none" w:pos="4419"/>
+                <w:tab w:val="right" w:leader="none" w:pos="8838"/>
+              </w:tabs>
+              <w:spacing w:after="0" w:before="0" w:line="240" w:lineRule="auto"/>
+              <w:ind w:left="0" w:right="0" w:firstLine="0"/>
+              <w:jc w:val="both"/>
+              <w:rPr>
+                <w:b w:val="1"/>
+                <w:bCs w:val="1"/>
+                <w:color w:val="1f3864"/>
+              </w:rPr>
+            </w:pPr>
+            <w:r>
+              <w:rPr>
+                <w:b w:val="1"/>
+                <w:bCs w:val="1"/>
+                <w:color w:val="1f3864"/>
+                <w:rtl w:val="0"/>
+              </w:rPr>
+              <w:t xml:space="preserve">Final (Fase 2)</w:t>
+            </w:r>
+          </w:p>
+        </w:tc>
+        <w:tc>
+          <w:tcPr/>
+          <w:p>
+            <w:pPr>
+              <w:keepNext w:val="0"/>
+              <w:keepLines w:val="0"/>
+              <w:widowControl w:val="1"/>
+              <w:pBdr>
+                <w:top w:space="0" w:sz="0" w:val="nil"/>
+                <w:left w:space="0" w:sz="0" w:val="nil"/>
+                <w:bottom w:space="0" w:sz="0" w:val="nil"/>
+                <w:right w:space="0" w:sz="0" w:val="nil"/>
+                <w:between w:space="0" w:sz="0" w:val="nil"/>
+              </w:pBdr>
+              <w:shd w:fill="auto" w:val="clear"/>
+              <w:tabs>
+                <w:tab w:val="center" w:leader="none" w:pos="4419"/>
+                <w:tab w:val="right" w:leader="none" w:pos="8838"/>
+              </w:tabs>
+              <w:spacing w:after="0" w:before="0" w:line="240" w:lineRule="auto"/>
+              <w:ind w:left="0" w:right="0" w:firstLine="0"/>
+              <w:jc w:val="both"/>
+              <w:rPr>
+                <w:b w:val="1"/>
+                <w:bCs w:val="1"/>
+                <w:color w:val="1f3864"/>
+              </w:rPr>
+            </w:pPr>
+            <w:r>
+              <w:rPr>
+                <w:b w:val="1"/>
+                <w:bCs w:val="1"/>
+                <w:color w:val="1f3864"/>
+                <w:rtl w:val="0"/>
+              </w:rPr>
+              <w:t xml:space="preserve">2.6_GuiaEstudiante_Fase 2_Informe Final Proyecto APT.docx </w:t>
+            </w:r>
+          </w:p>
+        </w:tc>
+        <w:tc>
+          <w:tcPr/>
+          <w:p>
+            <w:pPr>
+              <w:keepNext w:val="0"/>
+              <w:keepLines w:val="0"/>
+              <w:widowControl w:val="1"/>
+              <w:pBdr>
+                <w:top w:space="0" w:sz="0" w:val="nil"/>
+                <w:left w:space="0" w:sz="0" w:val="nil"/>
+                <w:bottom w:space="0" w:sz="0" w:val="nil"/>
+                <w:right w:space="0" w:sz="0" w:val="nil"/>
+                <w:between w:space="0" w:sz="0" w:val="nil"/>
+              </w:pBdr>
+              <w:shd w:fill="auto" w:val="clear"/>
+              <w:tabs>
+                <w:tab w:val="center" w:leader="none" w:pos="4419"/>
+                <w:tab w:val="right" w:leader="none" w:pos="8838"/>
+              </w:tabs>
+              <w:spacing w:after="0" w:before="0" w:line="240" w:lineRule="auto"/>
+              <w:ind w:left="0" w:right="0" w:firstLine="0"/>
+              <w:jc w:val="both"/>
+              <w:rPr>
+                <w:i w:val="1"/>
+                <w:iCs w:val="1"/>
+                <w:color w:val="4a86e8"/>
+                <w:sz w:val="18"/>
+                <w:szCs w:val="18"/>
+              </w:rPr>
+            </w:pPr>
+            <w:r>
+              <w:rPr>
+                <w:i w:val="1"/>
+                <w:iCs w:val="1"/>
+                <w:color w:val="4a86e8"/>
+                <w:sz w:val="18"/>
+                <w:szCs w:val="18"/>
+                <w:rtl w:val="0"/>
+              </w:rPr>
+              <w:t xml:space="preserve">Informe conclusivo de la fase de desarrollo, que abarca manuales, pruebas de validación (QA) y cierre técnico del software.</w:t>
+            </w:r>
+          </w:p>
+        </w:tc>
+        <w:tc>
+          <w:tcPr/>
+          <w:p>
+            <w:pPr>
+              <w:keepNext w:val="0"/>
+              <w:keepLines w:val="0"/>
+              <w:widowControl w:val="1"/>
+              <w:pBdr>
+                <w:top w:space="0" w:sz="0" w:val="nil"/>
+                <w:left w:space="0" w:sz="0" w:val="nil"/>
+                <w:bottom w:space="0" w:sz="0" w:val="nil"/>
+                <w:right w:space="0" w:sz="0" w:val="nil"/>
+                <w:between w:space="0" w:sz="0" w:val="nil"/>
+              </w:pBdr>
+              <w:shd w:fill="auto" w:val="clear"/>
+              <w:tabs>
+                <w:tab w:val="center" w:leader="none" w:pos="4419"/>
+                <w:tab w:val="right" w:leader="none" w:pos="8838"/>
+              </w:tabs>
+              <w:spacing w:after="0" w:before="0" w:line="240" w:lineRule="auto"/>
+              <w:ind w:left="0" w:right="0" w:firstLine="0"/>
+              <w:jc w:val="both"/>
+              <w:rPr>
+                <w:i w:val="1"/>
+                <w:iCs w:val="1"/>
+                <w:color w:val="4a86e8"/>
+                <w:sz w:val="18"/>
+                <w:szCs w:val="18"/>
+              </w:rPr>
+            </w:pPr>
+            <w:r>
+              <w:rPr>
+                <w:i w:val="1"/>
+                <w:iCs w:val="1"/>
+                <w:color w:val="4a86e8"/>
+                <w:sz w:val="18"/>
+                <w:szCs w:val="18"/>
+                <w:rtl w:val="0"/>
+              </w:rPr>
+              <w:t xml:space="preserve">Documentar sobre el ciclo de desarrollo completo, respaldando las decisiones de programación y arquitectura tomadas.</w:t>
+            </w:r>
+          </w:p>
+        </w:tc>
+      </w:tr>
+      <w:tr>
+        <w:trPr>
+          <w:cantSplit w:val="0"/>
+          <w:trHeight w:val="362" w:hRule="atLeast"/>
+          <w:tblHeader w:val="0"/>
+        </w:trPr>
+        <w:tc>
+          <w:tcPr>
+            <w:shd w:fill="f4cccc" w:val="clear"/>
+            <w:vAlign w:val="center"/>
+          </w:tcPr>
+          <w:p>
+            <w:pPr>
+              <w:tabs>
+                <w:tab w:val="center" w:leader="none" w:pos="4419"/>
+                <w:tab w:val="right" w:leader="none" w:pos="8838"/>
+              </w:tabs>
+              <w:spacing w:after="0" w:line="240" w:lineRule="auto"/>
+              <w:jc w:val="both"/>
+              <w:rPr>
+                <w:b w:val="1"/>
+                <w:bCs w:val="1"/>
+                <w:color w:val="1f3864"/>
+              </w:rPr>
+            </w:pPr>
+            <w:r>
+              <w:rPr>
+                <w:b w:val="1"/>
+                <w:bCs w:val="1"/>
+                <w:color w:val="1f3864"/>
+                <w:rtl w:val="0"/>
+              </w:rPr>
+              <w:t xml:space="preserve">Final (Fase 2)</w:t>
+            </w:r>
+          </w:p>
+        </w:tc>
+        <w:tc>
+          <w:tcPr/>
+          <w:p>
+            <w:pPr>
+              <w:keepNext w:val="0"/>
+              <w:keepLines w:val="0"/>
+              <w:widowControl w:val="1"/>
+              <w:pBdr>
+                <w:top w:space="0" w:sz="0" w:val="nil"/>
+                <w:left w:space="0" w:sz="0" w:val="nil"/>
+                <w:bottom w:space="0" w:sz="0" w:val="nil"/>
+                <w:right w:space="0" w:sz="0" w:val="nil"/>
+                <w:between w:space="0" w:sz="0" w:val="nil"/>
+              </w:pBdr>
+              <w:shd w:fill="auto" w:val="clear"/>
+              <w:tabs>
+                <w:tab w:val="center" w:leader="none" w:pos="4419"/>
+                <w:tab w:val="right" w:leader="none" w:pos="8838"/>
+              </w:tabs>
+              <w:spacing w:after="0" w:before="0" w:line="240" w:lineRule="auto"/>
+              <w:ind w:left="0" w:right="0" w:firstLine="0"/>
+              <w:jc w:val="both"/>
+              <w:rPr>
+                <w:b w:val="1"/>
+                <w:bCs w:val="1"/>
+                <w:color w:val="1f3864"/>
+              </w:rPr>
+            </w:pPr>
+            <w:r>
+              <w:rPr>
+                <w:b w:val="1"/>
+                <w:bCs w:val="1"/>
+                <w:color w:val="1f3864"/>
+                <w:rtl w:val="0"/>
+              </w:rPr>
+              <w:t xml:space="preserve">Evidencias de documentación Tecnica / Usuario</w:t>
+            </w:r>
+          </w:p>
+        </w:tc>
+        <w:tc>
+          <w:tcPr/>
+          <w:p>
+            <w:pPr>
+              <w:keepNext w:val="0"/>
+              <w:keepLines w:val="0"/>
+              <w:widowControl w:val="1"/>
+              <w:pBdr>
+                <w:top w:space="0" w:sz="0" w:val="nil"/>
+                <w:left w:space="0" w:sz="0" w:val="nil"/>
+                <w:bottom w:space="0" w:sz="0" w:val="nil"/>
+                <w:right w:space="0" w:sz="0" w:val="nil"/>
+                <w:between w:space="0" w:sz="0" w:val="nil"/>
+              </w:pBdr>
+              <w:shd w:fill="auto" w:val="clear"/>
+              <w:tabs>
+                <w:tab w:val="center" w:leader="none" w:pos="4419"/>
+                <w:tab w:val="right" w:leader="none" w:pos="8838"/>
+              </w:tabs>
+              <w:spacing w:after="0" w:before="0" w:line="240" w:lineRule="auto"/>
+              <w:ind w:left="0" w:right="0" w:firstLine="0"/>
+              <w:jc w:val="both"/>
+              <w:rPr>
+                <w:i w:val="1"/>
+                <w:iCs w:val="1"/>
+                <w:color w:val="4a86e8"/>
+                <w:sz w:val="18"/>
+                <w:szCs w:val="18"/>
+              </w:rPr>
+            </w:pPr>
+            <w:r>
+              <w:rPr>
+                <w:i w:val="1"/>
+                <w:iCs w:val="1"/>
+                <w:color w:val="4a86e8"/>
+                <w:sz w:val="18"/>
+                <w:szCs w:val="18"/>
+                <w:rtl w:val="0"/>
+              </w:rPr>
+              <w:t xml:space="preserve">Archivos complementarios del sistema (ej. manual de usuario, documento de requerimientos técnicos o diagramas). </w:t>
+            </w:r>
+          </w:p>
+        </w:tc>
+        <w:tc>
+          <w:tcPr/>
+          <w:p>
+            <w:pPr>
+              <w:keepNext w:val="0"/>
+              <w:keepLines w:val="0"/>
+              <w:widowControl w:val="1"/>
+              <w:pBdr>
+                <w:top w:space="0" w:sz="0" w:val="nil"/>
+                <w:left w:space="0" w:sz="0" w:val="nil"/>
+                <w:bottom w:space="0" w:sz="0" w:val="nil"/>
+                <w:right w:space="0" w:sz="0" w:val="nil"/>
+                <w:between w:space="0" w:sz="0" w:val="nil"/>
+              </w:pBdr>
+              <w:shd w:fill="auto" w:val="clear"/>
+              <w:tabs>
+                <w:tab w:val="center" w:leader="none" w:pos="4419"/>
+                <w:tab w:val="right" w:leader="none" w:pos="8838"/>
+              </w:tabs>
+              <w:spacing w:after="0" w:before="0" w:line="240" w:lineRule="auto"/>
+              <w:ind w:left="0" w:right="0" w:firstLine="0"/>
+              <w:jc w:val="both"/>
+              <w:rPr>
+                <w:i w:val="1"/>
+                <w:iCs w:val="1"/>
+                <w:color w:val="4a86e8"/>
+                <w:sz w:val="18"/>
+                <w:szCs w:val="18"/>
+              </w:rPr>
+            </w:pPr>
+            <w:r>
+              <w:rPr>
+                <w:i w:val="1"/>
+                <w:iCs w:val="1"/>
+                <w:color w:val="4a86e8"/>
+                <w:sz w:val="18"/>
+                <w:szCs w:val="18"/>
+                <w:rtl w:val="0"/>
+              </w:rPr>
+              <w:t xml:space="preserve">Facilita la comprensión técnica del sistema para futuros mantenimientos o para la validación con el cliente asesor. </w:t>
+            </w:r>
+          </w:p>
+        </w:tc>
+      </w:tr>
+      <w:tr>
+        <w:trPr>
+          <w:cantSplit w:val="0"/>
+          <w:trHeight w:val="362" w:hRule="atLeast"/>
+          <w:tblHeader w:val="0"/>
+        </w:trPr>
+        <w:tc>
+          <w:tcPr>
+            <w:shd w:fill="d9ead3" w:val="clear"/>
+            <w:vAlign w:val="center"/>
+          </w:tcPr>
+          <w:p>
+            <w:pPr>
+              <w:tabs>
+                <w:tab w:val="center" w:leader="none" w:pos="4419"/>
+                <w:tab w:val="right" w:leader="none" w:pos="8838"/>
+              </w:tabs>
+              <w:spacing w:after="0" w:line="240" w:lineRule="auto"/>
+              <w:jc w:val="both"/>
+              <w:rPr>
+                <w:b w:val="1"/>
+                <w:bCs w:val="1"/>
+                <w:color w:val="1f3864"/>
+              </w:rPr>
+            </w:pPr>
+            <w:r>
+              <w:rPr>
+                <w:b w:val="1"/>
+                <w:bCs w:val="1"/>
+                <w:color w:val="1f3864"/>
+                <w:rtl w:val="0"/>
+              </w:rPr>
+              <w:t xml:space="preserve">Final (Fase 3)</w:t>
+            </w:r>
+          </w:p>
+        </w:tc>
+        <w:tc>
+          <w:tcPr/>
+          <w:p>
+            <w:pPr>
+              <w:keepNext w:val="0"/>
+              <w:keepLines w:val="0"/>
+              <w:widowControl w:val="1"/>
+              <w:pBdr>
+                <w:top w:space="0" w:sz="0" w:val="nil"/>
+                <w:left w:space="0" w:sz="0" w:val="nil"/>
+                <w:bottom w:space="0" w:sz="0" w:val="nil"/>
+                <w:right w:space="0" w:sz="0" w:val="nil"/>
+                <w:between w:space="0" w:sz="0" w:val="nil"/>
+              </w:pBdr>
+              <w:shd w:fill="auto" w:val="clear"/>
+              <w:tabs>
+                <w:tab w:val="center" w:leader="none" w:pos="4419"/>
+                <w:tab w:val="right" w:leader="none" w:pos="8838"/>
+              </w:tabs>
+              <w:spacing w:after="0" w:before="0" w:line="240" w:lineRule="auto"/>
+              <w:ind w:left="0" w:right="0" w:firstLine="0"/>
+              <w:jc w:val="both"/>
+              <w:rPr>
+                <w:b w:val="1"/>
+                <w:bCs w:val="1"/>
+                <w:color w:val="1f3864"/>
+              </w:rPr>
+            </w:pPr>
+            <w:r>
+              <w:rPr>
+                <w:b w:val="1"/>
+                <w:bCs w:val="1"/>
+                <w:color w:val="1f3864"/>
+                <w:rtl w:val="0"/>
+              </w:rPr>
+              <w:t xml:space="preserve">Presentación Defensa Final del proyecto.pptx </w:t>
+            </w:r>
+          </w:p>
+        </w:tc>
+        <w:tc>
+          <w:tcPr/>
+          <w:p>
+            <w:pPr>
+              <w:keepNext w:val="0"/>
+              <w:keepLines w:val="0"/>
+              <w:widowControl w:val="1"/>
+              <w:pBdr>
+                <w:top w:space="0" w:sz="0" w:val="nil"/>
+                <w:left w:space="0" w:sz="0" w:val="nil"/>
+                <w:bottom w:space="0" w:sz="0" w:val="nil"/>
+                <w:right w:space="0" w:sz="0" w:val="nil"/>
+                <w:between w:space="0" w:sz="0" w:val="nil"/>
+              </w:pBdr>
+              <w:shd w:fill="auto" w:val="clear"/>
+              <w:tabs>
+                <w:tab w:val="center" w:leader="none" w:pos="4419"/>
+                <w:tab w:val="right" w:leader="none" w:pos="8838"/>
+              </w:tabs>
+              <w:spacing w:after="0" w:before="0" w:line="240" w:lineRule="auto"/>
+              <w:ind w:left="0" w:right="0" w:firstLine="0"/>
+              <w:jc w:val="both"/>
+              <w:rPr>
+                <w:i w:val="1"/>
+                <w:iCs w:val="1"/>
+                <w:color w:val="4a86e8"/>
+                <w:sz w:val="18"/>
+                <w:szCs w:val="18"/>
+              </w:rPr>
+            </w:pPr>
+            <w:r>
+              <w:rPr>
+                <w:i w:val="1"/>
+                <w:iCs w:val="1"/>
+                <w:color w:val="4a86e8"/>
+                <w:sz w:val="18"/>
+                <w:szCs w:val="18"/>
+                <w:rtl w:val="0"/>
+              </w:rPr>
+              <w:t xml:space="preserve">Presentación formal definitiva para la defensa y cierre del proyecto en las semanas 17-18.</w:t>
+            </w:r>
+          </w:p>
+        </w:tc>
+        <w:tc>
+          <w:tcPr/>
+          <w:p>
+            <w:pPr>
+              <w:keepNext w:val="0"/>
+              <w:keepLines w:val="0"/>
+              <w:widowControl w:val="1"/>
+              <w:pBdr>
+                <w:top w:space="0" w:sz="0" w:val="nil"/>
+                <w:left w:space="0" w:sz="0" w:val="nil"/>
+                <w:bottom w:space="0" w:sz="0" w:val="nil"/>
+                <w:right w:space="0" w:sz="0" w:val="nil"/>
+                <w:between w:space="0" w:sz="0" w:val="nil"/>
+              </w:pBdr>
+              <w:shd w:fill="auto" w:val="clear"/>
+              <w:tabs>
+                <w:tab w:val="center" w:leader="none" w:pos="4419"/>
+                <w:tab w:val="right" w:leader="none" w:pos="8838"/>
+              </w:tabs>
+              <w:spacing w:after="0" w:before="0" w:line="240" w:lineRule="auto"/>
+              <w:ind w:left="0" w:right="0" w:firstLine="0"/>
+              <w:jc w:val="both"/>
+              <w:rPr>
+                <w:i w:val="1"/>
+                <w:iCs w:val="1"/>
+                <w:color w:val="4a86e8"/>
+                <w:sz w:val="18"/>
+                <w:szCs w:val="18"/>
+              </w:rPr>
+            </w:pPr>
+            <w:r>
+              <w:rPr>
+                <w:i w:val="1"/>
+                <w:iCs w:val="1"/>
+                <w:color w:val="4a86e8"/>
+                <w:sz w:val="18"/>
+                <w:szCs w:val="18"/>
+                <w:rtl w:val="0"/>
+              </w:rPr>
+              <w:t xml:space="preserve">Es el instrumento clave para exponer el logro de los objetivos y el funcionamiento final de "HomeCount Simulator".</w:t>
+            </w:r>
+          </w:p>
+        </w:tc>
+      </w:tr>
+      <w:tr>
+        <w:trPr>
+          <w:cantSplit w:val="0"/>
+          <w:trHeight w:val="362" w:hRule="atLeast"/>
+          <w:tblHeader w:val="0"/>
+        </w:trPr>
+        <w:tc>
+          <w:tcPr>
+            <w:shd w:fill="d9ead3" w:val="clear"/>
+            <w:vAlign w:val="center"/>
+          </w:tcPr>
+          <w:p>
+            <w:pPr>
+              <w:keepNext w:val="0"/>
+              <w:keepLines w:val="0"/>
+              <w:widowControl w:val="1"/>
+              <w:pBdr>
+                <w:top w:space="0" w:sz="0" w:val="nil"/>
+                <w:left w:space="0" w:sz="0" w:val="nil"/>
+                <w:bottom w:space="0" w:sz="0" w:val="nil"/>
+                <w:right w:space="0" w:sz="0" w:val="nil"/>
+                <w:between w:space="0" w:sz="0" w:val="nil"/>
+              </w:pBdr>
+              <w:shd w:fill="auto" w:val="clear"/>
+              <w:tabs>
+                <w:tab w:val="center" w:leader="none" w:pos="4419"/>
+                <w:tab w:val="right" w:leader="none" w:pos="8838"/>
+              </w:tabs>
+              <w:spacing w:after="0" w:before="0" w:line="240" w:lineRule="auto"/>
+              <w:ind w:left="0" w:right="0" w:firstLine="0"/>
+              <w:jc w:val="both"/>
+              <w:rPr>
                 <w:rFonts w:ascii="Calibri" w:cs="Calibri" w:eastAsia="Calibri" w:hAnsi="Calibri"/>
                 <w:b w:val="1"/>
                 <w:bCs w:val="1"/>
@@ -4920,6 +6369,175 @@
                 <w:vertAlign w:val="baseline"/>
               </w:rPr>
             </w:pPr>
+            <w:r>
+              <w:rPr>
+                <w:b w:val="1"/>
+                <w:bCs w:val="1"/>
+                <w:color w:val="1f3864"/>
+                <w:rtl w:val="0"/>
+              </w:rPr>
+              <w:t xml:space="preserve">Final (Fase 3)</w:t>
+            </w:r>
+            <w:r>
+              <w:rPr>
+                <w:rtl w:val="0"/>
+              </w:rPr>
+            </w:r>
+          </w:p>
+        </w:tc>
+        <w:tc>
+          <w:tcPr/>
+          <w:p>
+            <w:pPr>
+              <w:keepNext w:val="0"/>
+              <w:keepLines w:val="0"/>
+              <w:widowControl w:val="1"/>
+              <w:pBdr>
+                <w:top w:space="0" w:sz="0" w:val="nil"/>
+                <w:left w:space="0" w:sz="0" w:val="nil"/>
+                <w:bottom w:space="0" w:sz="0" w:val="nil"/>
+                <w:right w:space="0" w:sz="0" w:val="nil"/>
+                <w:between w:space="0" w:sz="0" w:val="nil"/>
+              </w:pBdr>
+              <w:shd w:fill="auto" w:val="clear"/>
+              <w:tabs>
+                <w:tab w:val="center" w:leader="none" w:pos="4419"/>
+                <w:tab w:val="right" w:leader="none" w:pos="8838"/>
+              </w:tabs>
+              <w:spacing w:after="0" w:before="0" w:line="240" w:lineRule="auto"/>
+              <w:ind w:left="0" w:right="0" w:firstLine="0"/>
+              <w:jc w:val="both"/>
+              <w:rPr>
+                <w:rFonts w:ascii="Calibri" w:cs="Calibri" w:eastAsia="Calibri" w:hAnsi="Calibri"/>
+                <w:b w:val="1"/>
+                <w:bCs w:val="1"/>
+                <w:i w:val="0"/>
+                <w:iCs w:val="0"/>
+                <w:smallCaps w:val="0"/>
+                <w:strike w:val="0"/>
+                <w:color w:val="1f3864"/>
+                <w:sz w:val="22"/>
+                <w:szCs w:val="22"/>
+                <w:u w:val="none"/>
+                <w:shd w:fill="auto" w:val="clear"/>
+                <w:vertAlign w:val="baseline"/>
+              </w:rPr>
+            </w:pPr>
+            <w:r>
+              <w:rPr>
+                <w:b w:val="1"/>
+                <w:bCs w:val="1"/>
+                <w:color w:val="1f3864"/>
+                <w:rtl w:val="0"/>
+              </w:rPr>
+              <w:t xml:space="preserve">Video Demostrativo Funcionamiento Software </w:t>
+            </w:r>
+            <w:r>
+              <w:rPr>
+                <w:rtl w:val="0"/>
+              </w:rPr>
+            </w:r>
+          </w:p>
+        </w:tc>
+        <w:tc>
+          <w:tcPr/>
+          <w:p>
+            <w:pPr>
+              <w:keepNext w:val="0"/>
+              <w:keepLines w:val="0"/>
+              <w:widowControl w:val="1"/>
+              <w:pBdr>
+                <w:top w:space="0" w:sz="0" w:val="nil"/>
+                <w:left w:space="0" w:sz="0" w:val="nil"/>
+                <w:bottom w:space="0" w:sz="0" w:val="nil"/>
+                <w:right w:space="0" w:sz="0" w:val="nil"/>
+                <w:between w:space="0" w:sz="0" w:val="nil"/>
+              </w:pBdr>
+              <w:shd w:fill="auto" w:val="clear"/>
+              <w:tabs>
+                <w:tab w:val="center" w:leader="none" w:pos="4419"/>
+                <w:tab w:val="right" w:leader="none" w:pos="8838"/>
+              </w:tabs>
+              <w:spacing w:after="0" w:before="0" w:line="240" w:lineRule="auto"/>
+              <w:ind w:left="0" w:right="0" w:firstLine="0"/>
+              <w:jc w:val="both"/>
+              <w:rPr>
+                <w:i w:val="1"/>
+                <w:iCs w:val="1"/>
+                <w:smallCaps w:val="0"/>
+                <w:strike w:val="0"/>
+                <w:color w:val="4a86e8"/>
+                <w:sz w:val="18"/>
+                <w:szCs w:val="18"/>
+                <w:u w:val="none"/>
+                <w:shd w:fill="auto" w:val="clear"/>
+                <w:vertAlign w:val="baseline"/>
+              </w:rPr>
+            </w:pPr>
+            <w:r>
+              <w:rPr>
+                <w:i w:val="1"/>
+                <w:iCs w:val="1"/>
+                <w:color w:val="4a86e8"/>
+                <w:sz w:val="18"/>
+                <w:szCs w:val="18"/>
+                <w:rtl w:val="0"/>
+              </w:rPr>
+              <w:t xml:space="preserve">Grabación de pantalla operando la plataforma y mostrando cómo la barra de presupuesto filtra los materiales. </w:t>
+            </w:r>
+            <w:r>
+              <w:rPr>
+                <w:rtl w:val="0"/>
+              </w:rPr>
+            </w:r>
+          </w:p>
+        </w:tc>
+        <w:tc>
+          <w:tcPr/>
+          <w:p>
+            <w:pPr>
+              <w:keepNext w:val="0"/>
+              <w:keepLines w:val="0"/>
+              <w:widowControl w:val="1"/>
+              <w:pBdr>
+                <w:top w:space="0" w:sz="0" w:val="nil"/>
+                <w:left w:space="0" w:sz="0" w:val="nil"/>
+                <w:bottom w:space="0" w:sz="0" w:val="nil"/>
+                <w:right w:space="0" w:sz="0" w:val="nil"/>
+                <w:between w:space="0" w:sz="0" w:val="nil"/>
+              </w:pBdr>
+              <w:shd w:fill="auto" w:val="clear"/>
+              <w:tabs>
+                <w:tab w:val="center" w:leader="none" w:pos="4419"/>
+                <w:tab w:val="right" w:leader="none" w:pos="8838"/>
+              </w:tabs>
+              <w:spacing w:after="0" w:before="0" w:line="240" w:lineRule="auto"/>
+              <w:ind w:left="0" w:right="0" w:firstLine="0"/>
+              <w:jc w:val="both"/>
+              <w:rPr>
+                <w:i w:val="1"/>
+                <w:iCs w:val="1"/>
+                <w:smallCaps w:val="0"/>
+                <w:strike w:val="0"/>
+                <w:color w:val="4a86e8"/>
+                <w:sz w:val="18"/>
+                <w:szCs w:val="18"/>
+                <w:u w:val="none"/>
+                <w:shd w:fill="auto" w:val="clear"/>
+                <w:vertAlign w:val="baseline"/>
+              </w:rPr>
+            </w:pPr>
+            <w:r>
+              <w:rPr>
+                <w:i w:val="1"/>
+                <w:iCs w:val="1"/>
+                <w:color w:val="4a86e8"/>
+                <w:sz w:val="18"/>
+                <w:szCs w:val="18"/>
+                <w:rtl w:val="0"/>
+              </w:rPr>
+              <w:t xml:space="preserve">Comprueba que el producto terminado es funcional, entregable y comprensible para el usuario final. </w:t>
+            </w:r>
             <w:r>
               <w:rPr>
                 <w:rtl w:val="0"/>
@@ -5095,7 +6713,7 @@
     <w:tbl>
       <w:tblPr>
         <w:tblStyle w:val="Table17"/>
-        <w:tblW w:w="11061.0" w:type="dxa"/>
+        <w:tblW w:w="11055.0" w:type="dxa"/>
         <w:jc w:val="center"/>
         <w:tblBorders>
           <w:top w:color="bfbfbf" w:space="0" w:sz="4" w:val="single"/>
@@ -5109,22 +6727,22 @@
         <w:tblLook w:val="0400"/>
       </w:tblPr>
       <w:tblGrid>
-        <w:gridCol w:w="1580"/>
-        <w:gridCol w:w="1580"/>
-        <w:gridCol w:w="1580"/>
-        <w:gridCol w:w="1580"/>
-        <w:gridCol w:w="1580"/>
-        <w:gridCol w:w="1580"/>
-        <w:gridCol w:w="1581"/>
+        <w:gridCol w:w="1605"/>
+        <w:gridCol w:w="1575"/>
+        <w:gridCol w:w="1575"/>
+        <w:gridCol w:w="1575"/>
+        <w:gridCol w:w="1575"/>
+        <w:gridCol w:w="1575"/>
+        <w:gridCol w:w="1575"/>
         <w:tblGridChange w:id="0">
           <w:tblGrid>
-            <w:gridCol w:w="1580"/>
-            <w:gridCol w:w="1580"/>
-            <w:gridCol w:w="1580"/>
-            <w:gridCol w:w="1580"/>
-            <w:gridCol w:w="1580"/>
-            <w:gridCol w:w="1580"/>
-            <w:gridCol w:w="1581"/>
+            <w:gridCol w:w="1605"/>
+            <w:gridCol w:w="1575"/>
+            <w:gridCol w:w="1575"/>
+            <w:gridCol w:w="1575"/>
+            <w:gridCol w:w="1575"/>
+            <w:gridCol w:w="1575"/>
+            <w:gridCol w:w="1575"/>
           </w:tblGrid>
         </w:tblGridChange>
       </w:tblGrid>
@@ -5169,30 +6787,6 @@
           <w:tblHeader w:val="0"/>
         </w:trPr>
         <w:tc>
-          <w:tcPr/>
-          <w:p>
-            <w:pPr>
-              <w:jc w:val="center"/>
-              <w:rPr>
-                <w:rFonts w:ascii="Calibri" w:cs="Calibri" w:eastAsia="Calibri" w:hAnsi="Calibri"/>
-                <w:color w:val="1f3864"/>
-                <w:sz w:val="18"/>
-                <w:szCs w:val="18"/>
-              </w:rPr>
-            </w:pPr>
-            <w:r>
-              <w:rPr>
-                <w:rFonts w:ascii="Calibri" w:cs="Calibri" w:eastAsia="Calibri" w:hAnsi="Calibri"/>
-                <w:color w:val="1f3864"/>
-                <w:sz w:val="18"/>
-                <w:szCs w:val="18"/>
-                <w:rtl w:val="0"/>
-              </w:rPr>
-              <w:t xml:space="preserve">Competencia o unidades de competencias</w:t>
-            </w:r>
-          </w:p>
-        </w:tc>
-        <w:tc>
           <w:tcPr>
             <w:vAlign w:val="center"/>
           </w:tcPr>
@@ -5200,17 +6794,23 @@
             <w:pPr>
               <w:jc w:val="center"/>
               <w:rPr>
-                <w:rFonts w:ascii="Calibri" w:cs="Calibri" w:eastAsia="Calibri" w:hAnsi="Calibri"/>
-                <w:color w:val="1f3864"/>
-              </w:rPr>
-            </w:pPr>
-            <w:r>
-              <w:rPr>
-                <w:rFonts w:ascii="Calibri" w:cs="Calibri" w:eastAsia="Calibri" w:hAnsi="Calibri"/>
-                <w:color w:val="1f3864"/>
-                <w:rtl w:val="0"/>
-              </w:rPr>
-              <w:t xml:space="preserve">Nombre de  Actividades/Tareas</w:t>
+                <w:b w:val="1"/>
+                <w:bCs w:val="1"/>
+                <w:color w:val="1f3864"/>
+                <w:sz w:val="18"/>
+                <w:szCs w:val="18"/>
+              </w:rPr>
+            </w:pPr>
+            <w:r>
+              <w:rPr>
+                <w:b w:val="1"/>
+                <w:bCs w:val="1"/>
+                <w:color w:val="1f3864"/>
+                <w:sz w:val="18"/>
+                <w:szCs w:val="18"/>
+                <w:rtl w:val="0"/>
+              </w:rPr>
+              <w:t xml:space="preserve">Competencia o unidades de competencias</w:t>
             </w:r>
           </w:p>
         </w:tc>
@@ -5222,17 +6822,19 @@
             <w:pPr>
               <w:jc w:val="center"/>
               <w:rPr>
-                <w:rFonts w:ascii="Calibri" w:cs="Calibri" w:eastAsia="Calibri" w:hAnsi="Calibri"/>
-                <w:color w:val="1f3864"/>
-              </w:rPr>
-            </w:pPr>
-            <w:r>
-              <w:rPr>
-                <w:rFonts w:ascii="Calibri" w:cs="Calibri" w:eastAsia="Calibri" w:hAnsi="Calibri"/>
-                <w:color w:val="1f3864"/>
-                <w:rtl w:val="0"/>
-              </w:rPr>
-              <w:t xml:space="preserve">Descripción Actividades/Tareas</w:t>
+                <w:b w:val="1"/>
+                <w:bCs w:val="1"/>
+                <w:color w:val="1f3864"/>
+              </w:rPr>
+            </w:pPr>
+            <w:r>
+              <w:rPr>
+                <w:b w:val="1"/>
+                <w:bCs w:val="1"/>
+                <w:color w:val="1f3864"/>
+                <w:rtl w:val="0"/>
+              </w:rPr>
+              <w:t xml:space="preserve">Nombre de  Actividades/Tareas</w:t>
             </w:r>
           </w:p>
         </w:tc>
@@ -5244,13 +6846,39 @@
             <w:pPr>
               <w:jc w:val="center"/>
               <w:rPr>
-                <w:rFonts w:ascii="Calibri" w:cs="Calibri" w:eastAsia="Calibri" w:hAnsi="Calibri"/>
-                <w:color w:val="1f3864"/>
-              </w:rPr>
-            </w:pPr>
-            <w:r>
-              <w:rPr>
-                <w:rFonts w:ascii="Calibri" w:cs="Calibri" w:eastAsia="Calibri" w:hAnsi="Calibri"/>
+                <w:b w:val="1"/>
+                <w:bCs w:val="1"/>
+                <w:color w:val="1f3864"/>
+              </w:rPr>
+            </w:pPr>
+            <w:r>
+              <w:rPr>
+                <w:b w:val="1"/>
+                <w:bCs w:val="1"/>
+                <w:color w:val="1f3864"/>
+                <w:rtl w:val="0"/>
+              </w:rPr>
+              <w:t xml:space="preserve">Descripción Actividades/Tareas</w:t>
+            </w:r>
+          </w:p>
+        </w:tc>
+        <w:tc>
+          <w:tcPr>
+            <w:vAlign w:val="center"/>
+          </w:tcPr>
+          <w:p>
+            <w:pPr>
+              <w:jc w:val="center"/>
+              <w:rPr>
+                <w:b w:val="1"/>
+                <w:bCs w:val="1"/>
+                <w:color w:val="1f3864"/>
+              </w:rPr>
+            </w:pPr>
+            <w:r>
+              <w:rPr>
+                <w:b w:val="1"/>
+                <w:bCs w:val="1"/>
                 <w:color w:val="1f3864"/>
                 <w:rtl w:val="0"/>
               </w:rPr>
@@ -5269,13 +6897,15 @@
             <w:pPr>
               <w:jc w:val="center"/>
               <w:rPr>
-                <w:rFonts w:ascii="Calibri" w:cs="Calibri" w:eastAsia="Calibri" w:hAnsi="Calibri"/>
-                <w:color w:val="1f3864"/>
-              </w:rPr>
-            </w:pPr>
-            <w:r>
-              <w:rPr>
-                <w:rFonts w:ascii="Calibri" w:cs="Calibri" w:eastAsia="Calibri" w:hAnsi="Calibri"/>
+                <w:b w:val="1"/>
+                <w:bCs w:val="1"/>
+                <w:color w:val="1f3864"/>
+              </w:rPr>
+            </w:pPr>
+            <w:r>
+              <w:rPr>
+                <w:b w:val="1"/>
+                <w:bCs w:val="1"/>
                 <w:color w:val="1f3864"/>
                 <w:rtl w:val="0"/>
               </w:rPr>
@@ -5286,7 +6916,8 @@
             <w:pPr>
               <w:jc w:val="center"/>
               <w:rPr>
-                <w:rFonts w:ascii="Calibri" w:cs="Calibri" w:eastAsia="Calibri" w:hAnsi="Calibri"/>
+                <w:b w:val="1"/>
+                <w:bCs w:val="1"/>
                 <w:color w:val="1f3864"/>
               </w:rPr>
             </w:pPr>
@@ -5309,25 +6940,19 @@
             <w:pPr>
               <w:jc w:val="center"/>
               <w:rPr>
-                <w:rFonts w:ascii="Calibri" w:cs="Calibri" w:eastAsia="Calibri" w:hAnsi="Calibri"/>
-                <w:color w:val="1f3864"/>
-              </w:rPr>
-            </w:pPr>
-            <w:r>
-              <w:rPr>
-                <w:rFonts w:ascii="Calibri" w:cs="Calibri" w:eastAsia="Calibri" w:hAnsi="Calibri"/>
+                <w:b w:val="1"/>
+                <w:bCs w:val="1"/>
+                <w:color w:val="1f3864"/>
+              </w:rPr>
+            </w:pPr>
+            <w:r>
+              <w:rPr>
+                <w:b w:val="1"/>
+                <w:bCs w:val="1"/>
                 <w:color w:val="1f3864"/>
                 <w:rtl w:val="0"/>
               </w:rPr>
               <w:t xml:space="preserve">Responsable</w:t>
-            </w:r>
-            <w:r>
-              <w:rPr>
-                <w:rFonts w:ascii="Calibri" w:cs="Calibri" w:eastAsia="Calibri" w:hAnsi="Calibri"/>
-                <w:color w:val="1f3864"/>
-                <w:vertAlign w:val="superscript"/>
-              </w:rPr>
-              <w:footnoteReference w:customMarkFollows="0" w:id="0"/>
             </w:r>
             <w:r>
               <w:rPr>
@@ -5344,13 +6969,15 @@
             <w:pPr>
               <w:jc w:val="center"/>
               <w:rPr>
-                <w:rFonts w:ascii="Calibri" w:cs="Calibri" w:eastAsia="Calibri" w:hAnsi="Calibri"/>
-                <w:color w:val="1f3864"/>
-              </w:rPr>
-            </w:pPr>
-            <w:r>
-              <w:rPr>
-                <w:rFonts w:ascii="Calibri" w:cs="Calibri" w:eastAsia="Calibri" w:hAnsi="Calibri"/>
+                <w:b w:val="1"/>
+                <w:bCs w:val="1"/>
+                <w:color w:val="1f3864"/>
+              </w:rPr>
+            </w:pPr>
+            <w:r>
+              <w:rPr>
+                <w:b w:val="1"/>
+                <w:bCs w:val="1"/>
                 <w:color w:val="1f3864"/>
                 <w:rtl w:val="0"/>
               </w:rPr>
@@ -5380,105 +7007,111 @@
             </w:pPr>
             <w:r>
               <w:rPr>
+                <w:i w:val="1"/>
+                <w:iCs w:val="1"/>
+                <w:color w:val="548dd4"/>
+                <w:sz w:val="18"/>
+                <w:szCs w:val="18"/>
+                <w:rtl w:val="0"/>
+              </w:rPr>
+              <w:t xml:space="preserve">Ofrecer propuestas de solución informática analizando de forma integral los procesos de acuerdo a los requerimientos.. </w:t>
+            </w:r>
+            <w:r>
+              <w:rPr>
+                <w:rtl w:val="0"/>
+              </w:rPr>
+            </w:r>
+          </w:p>
+        </w:tc>
+        <w:tc>
+          <w:tcPr/>
+          <w:p>
+            <w:pPr>
+              <w:jc w:val="both"/>
+              <w:rPr>
+                <w:b w:val="1"/>
+                <w:bCs w:val="1"/>
+                <w:sz w:val="18"/>
+                <w:szCs w:val="18"/>
+              </w:rPr>
+            </w:pPr>
+            <w:r>
+              <w:rPr>
+                <w:i w:val="1"/>
+                <w:iCs w:val="1"/>
+                <w:color w:val="548dd4"/>
+                <w:sz w:val="18"/>
+                <w:szCs w:val="18"/>
+                <w:rtl w:val="0"/>
+              </w:rPr>
+              <w:t xml:space="preserve">Inicio, planificación y levantamiento de requerimientos</w:t>
+            </w:r>
+            <w:r>
+              <w:rPr>
+                <w:rtl w:val="0"/>
+              </w:rPr>
+            </w:r>
+          </w:p>
+        </w:tc>
+        <w:tc>
+          <w:tcPr/>
+          <w:p>
+            <w:pPr>
+              <w:jc w:val="both"/>
+              <w:rPr>
+                <w:b w:val="1"/>
+                <w:bCs w:val="1"/>
+                <w:sz w:val="18"/>
+                <w:szCs w:val="18"/>
+              </w:rPr>
+            </w:pPr>
+            <w:r>
+              <w:rPr>
+                <w:i w:val="1"/>
+                <w:iCs w:val="1"/>
+                <w:color w:val="548dd4"/>
+                <w:sz w:val="18"/>
+                <w:szCs w:val="18"/>
+                <w:rtl w:val="0"/>
+              </w:rPr>
+              <w:t xml:space="preserve">Levantar requerimientos funcionales y recopilar el catálogo actualizado de materiales de obra gruesa, precios y rendimientos </w:t>
+            </w:r>
+            <w:r>
+              <w:rPr>
+                <w:rtl w:val="0"/>
+              </w:rPr>
+            </w:r>
+          </w:p>
+        </w:tc>
+        <w:tc>
+          <w:tcPr/>
+          <w:p>
+            <w:pPr>
+              <w:jc w:val="both"/>
+              <w:rPr>
                 <w:rFonts w:ascii="Calibri" w:cs="Calibri" w:eastAsia="Calibri" w:hAnsi="Calibri"/>
                 <w:i w:val="1"/>
                 <w:iCs w:val="1"/>
                 <w:color w:val="548dd4"/>
                 <w:sz w:val="18"/>
                 <w:szCs w:val="18"/>
-                <w:rtl w:val="0"/>
-              </w:rPr>
-              <w:t xml:space="preserve">Nombra las competencias o unidades de competencias que se relacionan con las diferentes actividades requeridas para el desarrollo de la actividad.</w:t>
-            </w:r>
-          </w:p>
-        </w:tc>
-        <w:tc>
-          <w:tcPr/>
-          <w:p>
-            <w:pPr>
-              <w:jc w:val="both"/>
-              <w:rPr>
-                <w:b w:val="1"/>
-                <w:bCs w:val="1"/>
-                <w:sz w:val="18"/>
-                <w:szCs w:val="18"/>
-              </w:rPr>
-            </w:pPr>
-            <w:r>
-              <w:rPr>
-                <w:rFonts w:ascii="Calibri" w:cs="Calibri" w:eastAsia="Calibri" w:hAnsi="Calibri"/>
-                <w:i w:val="1"/>
-                <w:iCs w:val="1"/>
-                <w:color w:val="548dd4"/>
-                <w:sz w:val="18"/>
-                <w:szCs w:val="18"/>
-                <w:rtl w:val="0"/>
-              </w:rPr>
-              <w:t xml:space="preserve">Señale el nombre de la tarea o actividad.</w:t>
-            </w:r>
-            <w:r>
-              <w:rPr>
-                <w:rtl w:val="0"/>
-              </w:rPr>
-            </w:r>
-          </w:p>
-        </w:tc>
-        <w:tc>
-          <w:tcPr/>
-          <w:p>
-            <w:pPr>
-              <w:jc w:val="both"/>
-              <w:rPr>
-                <w:b w:val="1"/>
-                <w:bCs w:val="1"/>
-                <w:sz w:val="18"/>
-                <w:szCs w:val="18"/>
-              </w:rPr>
-            </w:pPr>
-            <w:r>
-              <w:rPr>
-                <w:rFonts w:ascii="Calibri" w:cs="Calibri" w:eastAsia="Calibri" w:hAnsi="Calibri"/>
-                <w:i w:val="1"/>
-                <w:iCs w:val="1"/>
-                <w:color w:val="548dd4"/>
-                <w:sz w:val="18"/>
-                <w:szCs w:val="18"/>
-                <w:rtl w:val="0"/>
-              </w:rPr>
-              <w:t xml:space="preserve">Describe la tarea o actividad.</w:t>
-            </w:r>
-            <w:r>
-              <w:rPr>
-                <w:rtl w:val="0"/>
-              </w:rPr>
-            </w:r>
-          </w:p>
-        </w:tc>
-        <w:tc>
-          <w:tcPr/>
-          <w:p>
-            <w:pPr>
-              <w:jc w:val="both"/>
-              <w:rPr>
-                <w:rFonts w:ascii="Calibri" w:cs="Calibri" w:eastAsia="Calibri" w:hAnsi="Calibri"/>
-                <w:i w:val="1"/>
-                <w:iCs w:val="1"/>
-                <w:color w:val="548dd4"/>
-                <w:sz w:val="18"/>
-                <w:szCs w:val="18"/>
-              </w:rPr>
-            </w:pPr>
-            <w:r>
-              <w:rPr>
-                <w:rFonts w:ascii="Calibri" w:cs="Calibri" w:eastAsia="Calibri" w:hAnsi="Calibri"/>
-                <w:i w:val="1"/>
-                <w:iCs w:val="1"/>
-                <w:color w:val="548dd4"/>
-                <w:sz w:val="18"/>
-                <w:szCs w:val="18"/>
-                <w:rtl w:val="0"/>
-              </w:rPr>
-              <w:t xml:space="preserve">Nombra los recursos necesarios para llevar a cabo las actividades definidas.</w:t>
+              </w:rPr>
+            </w:pPr>
+            <w:r>
+              <w:rPr>
+                <w:i w:val="1"/>
+                <w:iCs w:val="1"/>
+                <w:color w:val="548dd4"/>
+                <w:sz w:val="18"/>
+                <w:szCs w:val="18"/>
+                <w:rtl w:val="0"/>
+              </w:rPr>
+              <w:t xml:space="preserve">Computadores, acceso a internet, catálogos de grandes cadenas ferreteras chilenas. </w:t>
+            </w:r>
+            <w:r>
+              <w:rPr>
+                <w:rtl w:val="0"/>
+              </w:rPr>
             </w:r>
           </w:p>
         </w:tc>
@@ -5492,25 +7125,27 @@
             <w:pPr>
               <w:jc w:val="both"/>
               <w:rPr>
-                <w:rFonts w:ascii="Calibri" w:cs="Calibri" w:eastAsia="Calibri" w:hAnsi="Calibri"/>
-                <w:i w:val="1"/>
-                <w:iCs w:val="1"/>
-                <w:color w:val="548dd4"/>
-                <w:sz w:val="18"/>
-                <w:szCs w:val="18"/>
-              </w:rPr>
-            </w:pPr>
-            <w:r>
-              <w:rPr>
-                <w:rFonts w:ascii="Calibri" w:cs="Calibri" w:eastAsia="Calibri" w:hAnsi="Calibri"/>
-                <w:i w:val="1"/>
-                <w:iCs w:val="1"/>
-                <w:color w:val="548dd4"/>
-                <w:sz w:val="18"/>
-                <w:szCs w:val="18"/>
-                <w:rtl w:val="0"/>
-              </w:rPr>
-              <w:t xml:space="preserve">Escribe la duración de actividades o tarea.</w:t>
+                <w:b w:val="1"/>
+                <w:bCs w:val="1"/>
+                <w:i w:val="1"/>
+                <w:iCs w:val="1"/>
+                <w:color w:val="548dd4"/>
+                <w:sz w:val="18"/>
+                <w:szCs w:val="18"/>
+              </w:rPr>
+            </w:pPr>
+            <w:r>
+              <w:rPr>
+                <w:b w:val="1"/>
+                <w:bCs w:val="1"/>
+                <w:i w:val="1"/>
+                <w:iCs w:val="1"/>
+                <w:color w:val="548dd4"/>
+                <w:sz w:val="18"/>
+                <w:szCs w:val="18"/>
+                <w:rtl w:val="0"/>
+              </w:rPr>
+              <w:t xml:space="preserve">4 Semanas </w:t>
             </w:r>
           </w:p>
           <w:p>
@@ -5551,46 +7186,44 @@
             </w:pPr>
             <w:r>
               <w:rPr>
-                <w:rFonts w:ascii="Calibri" w:cs="Calibri" w:eastAsia="Calibri" w:hAnsi="Calibri"/>
-                <w:i w:val="1"/>
-                <w:iCs w:val="1"/>
-                <w:color w:val="548dd4"/>
-                <w:sz w:val="18"/>
-                <w:szCs w:val="18"/>
-                <w:rtl w:val="0"/>
-              </w:rPr>
-              <w:t xml:space="preserve">Escribe el nombre del integrante del equipo responsable de la actividad y tareas asociadas.</w:t>
-            </w:r>
-            <w:r>
-              <w:rPr>
-                <w:rtl w:val="0"/>
-              </w:rPr>
-            </w:r>
-          </w:p>
-        </w:tc>
-        <w:tc>
-          <w:tcPr/>
-          <w:p>
-            <w:pPr>
-              <w:jc w:val="both"/>
-              <w:rPr>
-                <w:b w:val="1"/>
-                <w:bCs w:val="1"/>
-                <w:sz w:val="18"/>
-                <w:szCs w:val="18"/>
-              </w:rPr>
-            </w:pPr>
-            <w:r>
-              <w:rPr>
-                <w:rFonts w:ascii="Calibri" w:cs="Calibri" w:eastAsia="Calibri" w:hAnsi="Calibri"/>
-                <w:i w:val="1"/>
-                <w:iCs w:val="1"/>
-                <w:color w:val="548dd4"/>
-                <w:sz w:val="18"/>
-                <w:szCs w:val="18"/>
-                <w:rtl w:val="0"/>
-              </w:rPr>
-              <w:t xml:space="preserve">Escribe las dificultades o facilitadores que se podrían presentar durante la ejecución de cada una de las actividades propuestas para llevar a cabo el plan de trabajo.</w:t>
+                <w:i w:val="1"/>
+                <w:iCs w:val="1"/>
+                <w:color w:val="548dd4"/>
+                <w:sz w:val="18"/>
+                <w:szCs w:val="18"/>
+                <w:rtl w:val="0"/>
+              </w:rPr>
+              <w:t xml:space="preserve">Benjamin Isaac Casellas Madrid (Product Owner) </w:t>
+            </w:r>
+            <w:r>
+              <w:rPr>
+                <w:rtl w:val="0"/>
+              </w:rPr>
+            </w:r>
+          </w:p>
+        </w:tc>
+        <w:tc>
+          <w:tcPr/>
+          <w:p>
+            <w:pPr>
+              <w:jc w:val="both"/>
+              <w:rPr>
+                <w:b w:val="1"/>
+                <w:bCs w:val="1"/>
+                <w:sz w:val="18"/>
+                <w:szCs w:val="18"/>
+              </w:rPr>
+            </w:pPr>
+            <w:r>
+              <w:rPr>
+                <w:i w:val="1"/>
+                <w:iCs w:val="1"/>
+                <w:color w:val="548dd4"/>
+                <w:sz w:val="18"/>
+                <w:szCs w:val="18"/>
+                <w:rtl w:val="0"/>
+              </w:rPr>
+              <w:t xml:space="preserve">Dificultad: La variación de los precios </w:t>
             </w:r>
             <w:r>
               <w:rPr>
@@ -5621,6 +7254,17 @@
             </w:pPr>
             <w:r>
               <w:rPr>
+                <w:i w:val="1"/>
+                <w:iCs w:val="1"/>
+                <w:color w:val="548dd4"/>
+                <w:sz w:val="18"/>
+                <w:szCs w:val="18"/>
+                <w:rtl w:val="0"/>
+              </w:rPr>
+              <w:t xml:space="preserve">Construir Modelos de datos para soportar los requerimientos de la organización de acuerdo a un diseño definido y escalable en el tiempo </w:t>
+            </w:r>
+            <w:r>
+              <w:rPr>
                 <w:rtl w:val="0"/>
               </w:rPr>
             </w:r>
@@ -5642,6 +7286,17 @@
             </w:pPr>
             <w:r>
               <w:rPr>
+                <w:i w:val="1"/>
+                <w:iCs w:val="1"/>
+                <w:color w:val="548dd4"/>
+                <w:sz w:val="18"/>
+                <w:szCs w:val="18"/>
+                <w:rtl w:val="0"/>
+              </w:rPr>
+              <w:t xml:space="preserve">Diseño de Base de Datos y Modelo Relacional </w:t>
+            </w:r>
+            <w:r>
+              <w:rPr>
                 <w:rtl w:val="0"/>
               </w:rPr>
             </w:r>
@@ -5663,6 +7318,17 @@
             </w:pPr>
             <w:r>
               <w:rPr>
+                <w:i w:val="1"/>
+                <w:iCs w:val="1"/>
+                <w:color w:val="548dd4"/>
+                <w:sz w:val="18"/>
+                <w:szCs w:val="18"/>
+                <w:rtl w:val="0"/>
+              </w:rPr>
+              <w:t xml:space="preserve">Diseñar la estructura de la base de datos relacional para el almacenamiento y consulta eficiente del catálogo de inventario </w:t>
+            </w:r>
+            <w:r>
+              <w:rPr>
                 <w:rtl w:val="0"/>
               </w:rPr>
             </w:r>
@@ -5682,6 +7348,17 @@
                 <w:szCs w:val="18"/>
               </w:rPr>
             </w:pPr>
+            <w:r>
+              <w:rPr>
+                <w:i w:val="1"/>
+                <w:iCs w:val="1"/>
+                <w:color w:val="548dd4"/>
+                <w:sz w:val="18"/>
+                <w:szCs w:val="18"/>
+                <w:rtl w:val="0"/>
+              </w:rPr>
+              <w:t xml:space="preserve">Computadores, software libre para modelado de base de datos, internet </w:t>
+            </w:r>
             <w:r>
               <w:rPr>
                 <w:rtl w:val="0"/>
@@ -5699,18 +7376,27 @@
             <w:pPr>
               <w:jc w:val="both"/>
               <w:rPr>
-                <w:rFonts w:ascii="Calibri" w:cs="Calibri" w:eastAsia="Calibri" w:hAnsi="Calibri"/>
-                <w:i w:val="1"/>
-                <w:iCs w:val="1"/>
-                <w:color w:val="548dd4"/>
-                <w:sz w:val="18"/>
-                <w:szCs w:val="18"/>
-              </w:rPr>
-            </w:pPr>
-            <w:r>
-              <w:rPr>
-                <w:rtl w:val="0"/>
-              </w:rPr>
+                <w:b w:val="1"/>
+                <w:bCs w:val="1"/>
+                <w:i w:val="1"/>
+                <w:iCs w:val="1"/>
+                <w:color w:val="548dd4"/>
+                <w:sz w:val="18"/>
+                <w:szCs w:val="18"/>
+              </w:rPr>
+            </w:pPr>
+            <w:r>
+              <w:rPr>
+                <w:b w:val="1"/>
+                <w:bCs w:val="1"/>
+                <w:i w:val="1"/>
+                <w:iCs w:val="1"/>
+                <w:color w:val="548dd4"/>
+                <w:sz w:val="18"/>
+                <w:szCs w:val="18"/>
+                <w:rtl w:val="0"/>
+              </w:rPr>
+              <w:t xml:space="preserve">2 Semanas </w:t>
             </w:r>
           </w:p>
         </w:tc>
@@ -5735,6 +7421,17 @@
             </w:pPr>
             <w:r>
               <w:rPr>
+                <w:i w:val="1"/>
+                <w:iCs w:val="1"/>
+                <w:color w:val="548dd4"/>
+                <w:sz w:val="18"/>
+                <w:szCs w:val="18"/>
+                <w:rtl w:val="0"/>
+              </w:rPr>
+              <w:t xml:space="preserve">Emilio Castro Gonzalez (Developer) </w:t>
+            </w:r>
+            <w:r>
+              <w:rPr>
                 <w:rtl w:val="0"/>
               </w:rPr>
             </w:r>
@@ -5754,6 +7451,17 @@
                 <w:szCs w:val="18"/>
               </w:rPr>
             </w:pPr>
+            <w:r>
+              <w:rPr>
+                <w:i w:val="1"/>
+                <w:iCs w:val="1"/>
+                <w:color w:val="548dd4"/>
+                <w:sz w:val="18"/>
+                <w:szCs w:val="18"/>
+                <w:rtl w:val="0"/>
+              </w:rPr>
+              <w:t xml:space="preserve">Sin observaciones</w:t>
+            </w:r>
             <w:r>
               <w:rPr>
                 <w:rtl w:val="0"/>
@@ -5773,81 +7481,101 @@
             <w:pPr>
               <w:jc w:val="both"/>
               <w:rPr>
-                <w:rFonts w:ascii="Calibri" w:cs="Calibri" w:eastAsia="Calibri" w:hAnsi="Calibri"/>
-                <w:i w:val="1"/>
-                <w:iCs w:val="1"/>
-                <w:color w:val="548dd4"/>
-                <w:sz w:val="18"/>
-                <w:szCs w:val="18"/>
-              </w:rPr>
-            </w:pPr>
-            <w:r>
-              <w:rPr>
-                <w:rtl w:val="0"/>
-              </w:rPr>
-            </w:r>
-          </w:p>
-        </w:tc>
-        <w:tc>
-          <w:tcPr/>
-          <w:p>
-            <w:pPr>
-              <w:jc w:val="both"/>
-              <w:rPr>
-                <w:rFonts w:ascii="Calibri" w:cs="Calibri" w:eastAsia="Calibri" w:hAnsi="Calibri"/>
-                <w:i w:val="1"/>
-                <w:iCs w:val="1"/>
-                <w:color w:val="548dd4"/>
-                <w:sz w:val="18"/>
-                <w:szCs w:val="18"/>
-              </w:rPr>
-            </w:pPr>
-            <w:r>
-              <w:rPr>
-                <w:rtl w:val="0"/>
-              </w:rPr>
-            </w:r>
-          </w:p>
-        </w:tc>
-        <w:tc>
-          <w:tcPr/>
-          <w:p>
-            <w:pPr>
-              <w:jc w:val="both"/>
-              <w:rPr>
-                <w:rFonts w:ascii="Calibri" w:cs="Calibri" w:eastAsia="Calibri" w:hAnsi="Calibri"/>
-                <w:i w:val="1"/>
-                <w:iCs w:val="1"/>
-                <w:color w:val="548dd4"/>
-                <w:sz w:val="18"/>
-                <w:szCs w:val="18"/>
-              </w:rPr>
-            </w:pPr>
-            <w:r>
-              <w:rPr>
-                <w:rtl w:val="0"/>
-              </w:rPr>
-            </w:r>
-          </w:p>
-        </w:tc>
-        <w:tc>
-          <w:tcPr/>
-          <w:p>
-            <w:pPr>
-              <w:jc w:val="both"/>
-              <w:rPr>
-                <w:rFonts w:ascii="Calibri" w:cs="Calibri" w:eastAsia="Calibri" w:hAnsi="Calibri"/>
-                <w:i w:val="1"/>
-                <w:iCs w:val="1"/>
-                <w:color w:val="548dd4"/>
-                <w:sz w:val="18"/>
-                <w:szCs w:val="18"/>
-              </w:rPr>
-            </w:pPr>
-            <w:r>
-              <w:rPr>
-                <w:rtl w:val="0"/>
-              </w:rPr>
+                <w:i w:val="1"/>
+                <w:iCs w:val="1"/>
+                <w:color w:val="548dd4"/>
+                <w:sz w:val="18"/>
+                <w:szCs w:val="18"/>
+              </w:rPr>
+            </w:pPr>
+            <w:r>
+              <w:rPr>
+                <w:i w:val="1"/>
+                <w:iCs w:val="1"/>
+                <w:color w:val="548dd4"/>
+                <w:sz w:val="18"/>
+                <w:szCs w:val="18"/>
+                <w:rtl w:val="0"/>
+              </w:rPr>
+              <w:t xml:space="preserve">Construir el modelo arquitectónico de una solución sistémica que soporte los procesos de negocio de acuerdo los requerimientos de la organización y estándares industriales.</w:t>
+            </w:r>
+          </w:p>
+        </w:tc>
+        <w:tc>
+          <w:tcPr/>
+          <w:p>
+            <w:pPr>
+              <w:jc w:val="both"/>
+              <w:rPr>
+                <w:i w:val="1"/>
+                <w:iCs w:val="1"/>
+                <w:color w:val="548dd4"/>
+                <w:sz w:val="18"/>
+                <w:szCs w:val="18"/>
+              </w:rPr>
+            </w:pPr>
+            <w:r>
+              <w:rPr>
+                <w:i w:val="1"/>
+                <w:iCs w:val="1"/>
+                <w:color w:val="548dd4"/>
+                <w:sz w:val="18"/>
+                <w:szCs w:val="18"/>
+                <w:rtl w:val="0"/>
+              </w:rPr>
+              <w:t xml:space="preserve">Diseño de Arquitectura y Documentación UML </w:t>
+            </w:r>
+          </w:p>
+        </w:tc>
+        <w:tc>
+          <w:tcPr/>
+          <w:p>
+            <w:pPr>
+              <w:jc w:val="both"/>
+              <w:rPr>
+                <w:i w:val="1"/>
+                <w:iCs w:val="1"/>
+                <w:color w:val="548dd4"/>
+                <w:sz w:val="18"/>
+                <w:szCs w:val="18"/>
+              </w:rPr>
+            </w:pPr>
+            <w:r>
+              <w:rPr>
+                <w:i w:val="1"/>
+                <w:iCs w:val="1"/>
+                <w:color w:val="548dd4"/>
+                <w:sz w:val="18"/>
+                <w:szCs w:val="18"/>
+                <w:rtl w:val="0"/>
+              </w:rPr>
+              <w:t xml:space="preserve">Creación de diagramas obligatorios (Casos de Uso, Clases, Componentes y Secuencia) y definición de arquitectura.</w:t>
+            </w:r>
+          </w:p>
+        </w:tc>
+        <w:tc>
+          <w:tcPr/>
+          <w:p>
+            <w:pPr>
+              <w:jc w:val="both"/>
+              <w:rPr>
+                <w:i w:val="1"/>
+                <w:iCs w:val="1"/>
+                <w:color w:val="548dd4"/>
+                <w:sz w:val="18"/>
+                <w:szCs w:val="18"/>
+              </w:rPr>
+            </w:pPr>
+            <w:r>
+              <w:rPr>
+                <w:i w:val="1"/>
+                <w:iCs w:val="1"/>
+                <w:color w:val="548dd4"/>
+                <w:sz w:val="18"/>
+                <w:szCs w:val="18"/>
+                <w:rtl w:val="0"/>
+              </w:rPr>
+              <w:t xml:space="preserve">Software de modelado (Draw.io, StarUML).</w:t>
             </w:r>
           </w:p>
         </w:tc>
@@ -5861,18 +7589,27 @@
             <w:pPr>
               <w:jc w:val="both"/>
               <w:rPr>
-                <w:rFonts w:ascii="Calibri" w:cs="Calibri" w:eastAsia="Calibri" w:hAnsi="Calibri"/>
-                <w:i w:val="1"/>
-                <w:iCs w:val="1"/>
-                <w:color w:val="548dd4"/>
-                <w:sz w:val="18"/>
-                <w:szCs w:val="18"/>
-              </w:rPr>
-            </w:pPr>
-            <w:r>
-              <w:rPr>
-                <w:rtl w:val="0"/>
-              </w:rPr>
+                <w:b w:val="1"/>
+                <w:bCs w:val="1"/>
+                <w:i w:val="1"/>
+                <w:iCs w:val="1"/>
+                <w:color w:val="548dd4"/>
+                <w:sz w:val="18"/>
+                <w:szCs w:val="18"/>
+              </w:rPr>
+            </w:pPr>
+            <w:r>
+              <w:rPr>
+                <w:b w:val="1"/>
+                <w:bCs w:val="1"/>
+                <w:i w:val="1"/>
+                <w:iCs w:val="1"/>
+                <w:color w:val="548dd4"/>
+                <w:sz w:val="18"/>
+                <w:szCs w:val="18"/>
+                <w:rtl w:val="0"/>
+              </w:rPr>
+              <w:t xml:space="preserve">2 Semanas</w:t>
             </w:r>
           </w:p>
         </w:tc>
@@ -5887,6 +7624,64 @@
             <w:pPr>
               <w:jc w:val="both"/>
               <w:rPr>
+                <w:i w:val="1"/>
+                <w:iCs w:val="1"/>
+                <w:color w:val="548dd4"/>
+                <w:sz w:val="18"/>
+                <w:szCs w:val="18"/>
+              </w:rPr>
+            </w:pPr>
+            <w:r>
+              <w:rPr>
+                <w:i w:val="1"/>
+                <w:iCs w:val="1"/>
+                <w:color w:val="548dd4"/>
+                <w:sz w:val="18"/>
+                <w:szCs w:val="18"/>
+                <w:rtl w:val="0"/>
+              </w:rPr>
+              <w:t xml:space="preserve">Benjamín Núñez (Scrum Master)</w:t>
+            </w:r>
+          </w:p>
+        </w:tc>
+        <w:tc>
+          <w:tcPr/>
+          <w:p>
+            <w:pPr>
+              <w:jc w:val="both"/>
+              <w:rPr>
+                <w:i w:val="1"/>
+                <w:iCs w:val="1"/>
+                <w:color w:val="548dd4"/>
+                <w:sz w:val="18"/>
+                <w:szCs w:val="18"/>
+              </w:rPr>
+            </w:pPr>
+            <w:r>
+              <w:rPr>
+                <w:i w:val="1"/>
+                <w:iCs w:val="1"/>
+                <w:color w:val="548dd4"/>
+                <w:sz w:val="18"/>
+                <w:szCs w:val="18"/>
+                <w:rtl w:val="0"/>
+              </w:rPr>
+              <w:t xml:space="preserve">Cubre los Pilares Técnicos de Diseño para el software de “HomeCount” mediante la implementación de 4 vistas tecnicas + caso de uso.</w:t>
+            </w:r>
+          </w:p>
+        </w:tc>
+      </w:tr>
+      <w:tr>
+        <w:trPr>
+          <w:cantSplit w:val="0"/>
+          <w:tblHeader w:val="0"/>
+        </w:trPr>
+        <w:tc>
+          <w:tcPr/>
+          <w:p>
+            <w:pPr>
+              <w:jc w:val="both"/>
+              <w:rPr>
                 <w:rFonts w:ascii="Calibri" w:cs="Calibri" w:eastAsia="Calibri" w:hAnsi="Calibri"/>
                 <w:i w:val="1"/>
                 <w:iCs w:val="1"/>
@@ -5897,6 +7692,17 @@
             </w:pPr>
             <w:r>
               <w:rPr>
+                <w:i w:val="1"/>
+                <w:iCs w:val="1"/>
+                <w:color w:val="548dd4"/>
+                <w:sz w:val="18"/>
+                <w:szCs w:val="18"/>
+                <w:rtl w:val="0"/>
+              </w:rPr>
+              <w:t xml:space="preserve">Desarrollar una solución de software utilizando técnicas que permitan el proceso eficiente de desarrollo y mantenimiento, asegurando el logro de los objetivos.</w:t>
+            </w:r>
+            <w:r>
+              <w:rPr>
                 <w:rtl w:val="0"/>
               </w:rPr>
             </w:r>
@@ -5918,8 +7724,1412 @@
             </w:pPr>
             <w:r>
               <w:rPr>
-                <w:rtl w:val="0"/>
-              </w:rPr>
+                <w:i w:val="1"/>
+                <w:iCs w:val="1"/>
+                <w:color w:val="548dd4"/>
+                <w:sz w:val="18"/>
+                <w:szCs w:val="18"/>
+                <w:rtl w:val="0"/>
+              </w:rPr>
+              <w:t xml:space="preserve">Diseño de Interfaz  o mockups</w:t>
+            </w:r>
+            <w:r>
+              <w:rPr>
+                <w:rtl w:val="0"/>
+              </w:rPr>
+            </w:r>
+          </w:p>
+        </w:tc>
+        <w:tc>
+          <w:tcPr/>
+          <w:p>
+            <w:pPr>
+              <w:jc w:val="both"/>
+              <w:rPr>
+                <w:rFonts w:ascii="Calibri" w:cs="Calibri" w:eastAsia="Calibri" w:hAnsi="Calibri"/>
+                <w:i w:val="1"/>
+                <w:iCs w:val="1"/>
+                <w:color w:val="548dd4"/>
+                <w:sz w:val="18"/>
+                <w:szCs w:val="18"/>
+              </w:rPr>
+            </w:pPr>
+            <w:r>
+              <w:rPr>
+                <w:i w:val="1"/>
+                <w:iCs w:val="1"/>
+                <w:color w:val="548dd4"/>
+                <w:sz w:val="18"/>
+                <w:szCs w:val="18"/>
+                <w:rtl w:val="0"/>
+              </w:rPr>
+              <w:t xml:space="preserve">Diseñar los prototipos visuales de la plataforma web interactiva, integrando la barra dinámica de presupuesto y parámetros de vivienda. </w:t>
+            </w:r>
+            <w:r>
+              <w:rPr>
+                <w:rtl w:val="0"/>
+              </w:rPr>
+            </w:r>
+          </w:p>
+        </w:tc>
+        <w:tc>
+          <w:tcPr/>
+          <w:p>
+            <w:pPr>
+              <w:jc w:val="both"/>
+              <w:rPr>
+                <w:rFonts w:ascii="Calibri" w:cs="Calibri" w:eastAsia="Calibri" w:hAnsi="Calibri"/>
+                <w:i w:val="1"/>
+                <w:iCs w:val="1"/>
+                <w:color w:val="548dd4"/>
+                <w:sz w:val="18"/>
+                <w:szCs w:val="18"/>
+              </w:rPr>
+            </w:pPr>
+            <w:r>
+              <w:rPr>
+                <w:i w:val="1"/>
+                <w:iCs w:val="1"/>
+                <w:color w:val="548dd4"/>
+                <w:sz w:val="18"/>
+                <w:szCs w:val="18"/>
+                <w:rtl w:val="0"/>
+              </w:rPr>
+              <w:t xml:space="preserve">Computadores, herramientas de diseño de software libre </w:t>
+            </w:r>
+            <w:r>
+              <w:rPr>
+                <w:rtl w:val="0"/>
+              </w:rPr>
+            </w:r>
+          </w:p>
+        </w:tc>
+        <w:tc>
+          <w:tcPr>
+            <w:tcBorders>
+              <w:right w:color="ffffff" w:space="0" w:sz="4" w:val="single"/>
+            </w:tcBorders>
+          </w:tcPr>
+          <w:p>
+            <w:pPr>
+              <w:jc w:val="both"/>
+              <w:rPr>
+                <w:b w:val="1"/>
+                <w:bCs w:val="1"/>
+                <w:i w:val="1"/>
+                <w:iCs w:val="1"/>
+                <w:color w:val="548dd4"/>
+                <w:sz w:val="18"/>
+                <w:szCs w:val="18"/>
+              </w:rPr>
+            </w:pPr>
+            <w:r>
+              <w:rPr>
+                <w:b w:val="1"/>
+                <w:bCs w:val="1"/>
+                <w:i w:val="1"/>
+                <w:iCs w:val="1"/>
+                <w:color w:val="548dd4"/>
+                <w:sz w:val="18"/>
+                <w:szCs w:val="18"/>
+                <w:rtl w:val="0"/>
+              </w:rPr>
+              <w:t xml:space="preserve">2 semanas</w:t>
+            </w:r>
+          </w:p>
+        </w:tc>
+        <w:tc>
+          <w:tcPr>
+            <w:tcBorders>
+              <w:left w:color="ffffff" w:space="0" w:sz="4" w:val="single"/>
+            </w:tcBorders>
+            <w:shd w:fill="d9d9d9" w:val="clear"/>
+          </w:tcPr>
+          <w:p>
+            <w:pPr>
+              <w:jc w:val="both"/>
+              <w:rPr>
+                <w:rFonts w:ascii="Calibri" w:cs="Calibri" w:eastAsia="Calibri" w:hAnsi="Calibri"/>
+                <w:i w:val="1"/>
+                <w:iCs w:val="1"/>
+                <w:color w:val="548dd4"/>
+                <w:sz w:val="18"/>
+                <w:szCs w:val="18"/>
+              </w:rPr>
+            </w:pPr>
+            <w:r>
+              <w:rPr>
+                <w:i w:val="1"/>
+                <w:iCs w:val="1"/>
+                <w:color w:val="548dd4"/>
+                <w:sz w:val="18"/>
+                <w:szCs w:val="18"/>
+                <w:rtl w:val="0"/>
+              </w:rPr>
+              <w:t xml:space="preserve">Emilio Castro Gonzalez (Developer) y Benjamín Núñez (Scrum Master </w:t>
+            </w:r>
+            <w:r>
+              <w:rPr>
+                <w:rtl w:val="0"/>
+              </w:rPr>
+            </w:r>
+          </w:p>
+        </w:tc>
+        <w:tc>
+          <w:tcPr/>
+          <w:p>
+            <w:pPr>
+              <w:jc w:val="both"/>
+              <w:rPr>
+                <w:i w:val="1"/>
+                <w:iCs w:val="1"/>
+                <w:color w:val="548dd4"/>
+                <w:sz w:val="18"/>
+                <w:szCs w:val="18"/>
+              </w:rPr>
+            </w:pPr>
+            <w:r>
+              <w:rPr>
+                <w:i w:val="1"/>
+                <w:iCs w:val="1"/>
+                <w:color w:val="548dd4"/>
+                <w:sz w:val="18"/>
+                <w:szCs w:val="18"/>
+                <w:rtl w:val="0"/>
+              </w:rPr>
+              <w:t xml:space="preserve">Se entregará como evidencia de avance los Mockups para evaluar la experiencia de usuario </w:t>
+            </w:r>
+          </w:p>
+        </w:tc>
+      </w:tr>
+      <w:tr>
+        <w:trPr>
+          <w:cantSplit w:val="0"/>
+          <w:tblHeader w:val="0"/>
+        </w:trPr>
+        <w:tc>
+          <w:tcPr/>
+          <w:p>
+            <w:pPr>
+              <w:jc w:val="both"/>
+              <w:rPr>
+                <w:i w:val="1"/>
+                <w:iCs w:val="1"/>
+                <w:color w:val="548dd4"/>
+                <w:sz w:val="18"/>
+                <w:szCs w:val="18"/>
+              </w:rPr>
+            </w:pPr>
+            <w:r>
+              <w:rPr>
+                <w:i w:val="1"/>
+                <w:iCs w:val="1"/>
+                <w:color w:val="548dd4"/>
+                <w:sz w:val="18"/>
+                <w:szCs w:val="18"/>
+                <w:rtl w:val="0"/>
+              </w:rPr>
+              <w:t xml:space="preserve">Resolver las vulnerabilidades sistémicas para asegurar que el software construido cumple las normas de seguridad exigidas por la industria.</w:t>
+            </w:r>
+          </w:p>
+        </w:tc>
+        <w:tc>
+          <w:tcPr/>
+          <w:p>
+            <w:pPr>
+              <w:jc w:val="both"/>
+              <w:rPr>
+                <w:i w:val="1"/>
+                <w:iCs w:val="1"/>
+                <w:color w:val="548dd4"/>
+                <w:sz w:val="18"/>
+                <w:szCs w:val="18"/>
+              </w:rPr>
+            </w:pPr>
+            <w:r>
+              <w:rPr>
+                <w:i w:val="1"/>
+                <w:iCs w:val="1"/>
+                <w:color w:val="548dd4"/>
+                <w:sz w:val="18"/>
+                <w:szCs w:val="18"/>
+                <w:rtl w:val="0"/>
+              </w:rPr>
+              <w:t xml:space="preserve">Definición de Requisitos Funcionales y No Funcionales (RNF)</w:t>
+            </w:r>
+          </w:p>
+        </w:tc>
+        <w:tc>
+          <w:tcPr/>
+          <w:p>
+            <w:pPr>
+              <w:jc w:val="both"/>
+              <w:rPr>
+                <w:i w:val="1"/>
+                <w:iCs w:val="1"/>
+                <w:color w:val="548dd4"/>
+                <w:sz w:val="18"/>
+                <w:szCs w:val="18"/>
+              </w:rPr>
+            </w:pPr>
+            <w:r>
+              <w:rPr>
+                <w:i w:val="1"/>
+                <w:iCs w:val="1"/>
+                <w:color w:val="548dd4"/>
+                <w:sz w:val="18"/>
+                <w:szCs w:val="18"/>
+                <w:rtl w:val="0"/>
+              </w:rPr>
+              <w:t xml:space="preserve">Establecer métricas de rendimiento, seguridad de datos y escalabilidad para el sistema basándose en requerimientos anteriormente definidos.</w:t>
+            </w:r>
+          </w:p>
+        </w:tc>
+        <w:tc>
+          <w:tcPr/>
+          <w:p>
+            <w:pPr>
+              <w:jc w:val="both"/>
+              <w:rPr>
+                <w:i w:val="1"/>
+                <w:iCs w:val="1"/>
+                <w:color w:val="548dd4"/>
+                <w:sz w:val="18"/>
+                <w:szCs w:val="18"/>
+              </w:rPr>
+            </w:pPr>
+            <w:r>
+              <w:rPr>
+                <w:i w:val="1"/>
+                <w:iCs w:val="1"/>
+                <w:color w:val="548dd4"/>
+                <w:sz w:val="18"/>
+                <w:szCs w:val="18"/>
+                <w:rtl w:val="0"/>
+              </w:rPr>
+              <w:t xml:space="preserve">Documentación técnica.</w:t>
+            </w:r>
+          </w:p>
+        </w:tc>
+        <w:tc>
+          <w:tcPr>
+            <w:tcBorders>
+              <w:right w:color="ffffff" w:space="0" w:sz="4" w:val="single"/>
+            </w:tcBorders>
+          </w:tcPr>
+          <w:p>
+            <w:pPr>
+              <w:jc w:val="both"/>
+              <w:rPr>
+                <w:b w:val="1"/>
+                <w:bCs w:val="1"/>
+                <w:i w:val="1"/>
+                <w:iCs w:val="1"/>
+                <w:color w:val="548dd4"/>
+                <w:sz w:val="18"/>
+                <w:szCs w:val="18"/>
+              </w:rPr>
+            </w:pPr>
+            <w:r>
+              <w:rPr>
+                <w:b w:val="1"/>
+                <w:bCs w:val="1"/>
+                <w:i w:val="1"/>
+                <w:iCs w:val="1"/>
+                <w:color w:val="548dd4"/>
+                <w:sz w:val="18"/>
+                <w:szCs w:val="18"/>
+                <w:rtl w:val="0"/>
+              </w:rPr>
+              <w:t xml:space="preserve">2 Semanas </w:t>
+            </w:r>
+          </w:p>
+        </w:tc>
+        <w:tc>
+          <w:tcPr>
+            <w:tcBorders>
+              <w:left w:color="ffffff" w:space="0" w:sz="4" w:val="single"/>
+            </w:tcBorders>
+            <w:shd w:fill="d9d9d9" w:val="clear"/>
+          </w:tcPr>
+          <w:p>
+            <w:pPr>
+              <w:jc w:val="both"/>
+              <w:rPr>
+                <w:i w:val="1"/>
+                <w:iCs w:val="1"/>
+                <w:color w:val="548dd4"/>
+                <w:sz w:val="18"/>
+                <w:szCs w:val="18"/>
+              </w:rPr>
+            </w:pPr>
+            <w:r>
+              <w:rPr>
+                <w:i w:val="1"/>
+                <w:iCs w:val="1"/>
+                <w:color w:val="548dd4"/>
+                <w:sz w:val="18"/>
+                <w:szCs w:val="18"/>
+                <w:rtl w:val="0"/>
+              </w:rPr>
+              <w:t xml:space="preserve">Lucas Padilla (Tester Q&amp;A)</w:t>
+            </w:r>
+          </w:p>
+        </w:tc>
+        <w:tc>
+          <w:tcPr/>
+          <w:p>
+            <w:pPr>
+              <w:jc w:val="both"/>
+              <w:rPr>
+                <w:i w:val="1"/>
+                <w:iCs w:val="1"/>
+                <w:color w:val="548dd4"/>
+                <w:sz w:val="18"/>
+                <w:szCs w:val="18"/>
+              </w:rPr>
+            </w:pPr>
+            <w:r>
+              <w:rPr>
+                <w:i w:val="1"/>
+                <w:iCs w:val="1"/>
+                <w:color w:val="548dd4"/>
+                <w:sz w:val="18"/>
+                <w:szCs w:val="18"/>
+                <w:rtl w:val="0"/>
+              </w:rPr>
+              <w:t xml:space="preserve">Fundamental para asegurar que software diseñado evite vulnerabilidades y cumpla con la mayoría de requisitos no funcionales</w:t>
+            </w:r>
+          </w:p>
+        </w:tc>
+      </w:tr>
+      <w:tr>
+        <w:trPr>
+          <w:cantSplit w:val="0"/>
+          <w:tblHeader w:val="0"/>
+        </w:trPr>
+        <w:tc>
+          <w:tcPr/>
+          <w:p>
+            <w:pPr>
+              <w:jc w:val="both"/>
+              <w:rPr>
+                <w:i w:val="1"/>
+                <w:iCs w:val="1"/>
+                <w:color w:val="548dd4"/>
+                <w:sz w:val="18"/>
+                <w:szCs w:val="18"/>
+              </w:rPr>
+            </w:pPr>
+            <w:r>
+              <w:rPr>
+                <w:i w:val="1"/>
+                <w:iCs w:val="1"/>
+                <w:color w:val="548dd4"/>
+                <w:sz w:val="18"/>
+                <w:szCs w:val="18"/>
+                <w:rtl w:val="0"/>
+              </w:rPr>
+              <w:t xml:space="preserve">Programar consultas o rutinas para manipular información de una base de datos de acuerdo a los requerimientos de la organización.</w:t>
+            </w:r>
+          </w:p>
+        </w:tc>
+        <w:tc>
+          <w:tcPr/>
+          <w:p>
+            <w:pPr>
+              <w:jc w:val="both"/>
+              <w:rPr>
+                <w:i w:val="1"/>
+                <w:iCs w:val="1"/>
+                <w:color w:val="548dd4"/>
+                <w:sz w:val="18"/>
+                <w:szCs w:val="18"/>
+              </w:rPr>
+            </w:pPr>
+            <w:r>
+              <w:rPr>
+                <w:i w:val="1"/>
+                <w:iCs w:val="1"/>
+                <w:color w:val="548dd4"/>
+                <w:sz w:val="18"/>
+                <w:szCs w:val="18"/>
+                <w:rtl w:val="0"/>
+              </w:rPr>
+              <w:t xml:space="preserve">Desarrollo Back-end y Motor de Simulación de precios por hogar</w:t>
+            </w:r>
+          </w:p>
+        </w:tc>
+        <w:tc>
+          <w:tcPr/>
+          <w:p>
+            <w:pPr>
+              <w:jc w:val="both"/>
+              <w:rPr>
+                <w:i w:val="1"/>
+                <w:iCs w:val="1"/>
+                <w:color w:val="548dd4"/>
+                <w:sz w:val="18"/>
+                <w:szCs w:val="18"/>
+              </w:rPr>
+            </w:pPr>
+            <w:r>
+              <w:rPr>
+                <w:i w:val="1"/>
+                <w:iCs w:val="1"/>
+                <w:color w:val="548dd4"/>
+                <w:sz w:val="18"/>
+                <w:szCs w:val="18"/>
+                <w:rtl w:val="0"/>
+              </w:rPr>
+              <w:t xml:space="preserve">Programación del algoritmo encargado de cruzar el presupuesto del usuario con los materiales de la base de datos.</w:t>
+            </w:r>
+          </w:p>
+        </w:tc>
+        <w:tc>
+          <w:tcPr/>
+          <w:p>
+            <w:pPr>
+              <w:jc w:val="both"/>
+              <w:rPr>
+                <w:i w:val="1"/>
+                <w:iCs w:val="1"/>
+                <w:color w:val="548dd4"/>
+                <w:sz w:val="18"/>
+                <w:szCs w:val="18"/>
+              </w:rPr>
+            </w:pPr>
+            <w:r>
+              <w:rPr>
+                <w:i w:val="1"/>
+                <w:iCs w:val="1"/>
+                <w:color w:val="548dd4"/>
+                <w:sz w:val="18"/>
+                <w:szCs w:val="18"/>
+                <w:rtl w:val="0"/>
+              </w:rPr>
+              <w:t xml:space="preserve">IDEs, lenguajes backend, servidor local, GitHub.</w:t>
+            </w:r>
+          </w:p>
+        </w:tc>
+        <w:tc>
+          <w:tcPr>
+            <w:tcBorders>
+              <w:right w:color="ffffff" w:space="0" w:sz="4" w:val="single"/>
+            </w:tcBorders>
+          </w:tcPr>
+          <w:p>
+            <w:pPr>
+              <w:jc w:val="both"/>
+              <w:rPr>
+                <w:i w:val="1"/>
+                <w:iCs w:val="1"/>
+                <w:color w:val="548dd4"/>
+                <w:sz w:val="18"/>
+                <w:szCs w:val="18"/>
+              </w:rPr>
+            </w:pPr>
+            <w:r>
+              <w:rPr>
+                <w:b w:val="1"/>
+                <w:bCs w:val="1"/>
+                <w:i w:val="1"/>
+                <w:iCs w:val="1"/>
+                <w:color w:val="548dd4"/>
+                <w:sz w:val="18"/>
+                <w:szCs w:val="18"/>
+                <w:rtl w:val="0"/>
+              </w:rPr>
+              <w:t xml:space="preserve">3 Semanas</w:t>
+            </w:r>
+            <w:r>
+              <w:rPr>
+                <w:i w:val="1"/>
+                <w:iCs w:val="1"/>
+                <w:color w:val="548dd4"/>
+                <w:sz w:val="18"/>
+                <w:szCs w:val="18"/>
+                <w:rtl w:val="0"/>
+              </w:rPr>
+              <w:t xml:space="preserve"> </w:t>
+            </w:r>
+          </w:p>
+        </w:tc>
+        <w:tc>
+          <w:tcPr>
+            <w:tcBorders>
+              <w:left w:color="ffffff" w:space="0" w:sz="4" w:val="single"/>
+            </w:tcBorders>
+            <w:shd w:fill="d9d9d9" w:val="clear"/>
+          </w:tcPr>
+          <w:p>
+            <w:pPr>
+              <w:jc w:val="both"/>
+              <w:rPr>
+                <w:i w:val="1"/>
+                <w:iCs w:val="1"/>
+                <w:color w:val="548dd4"/>
+                <w:sz w:val="18"/>
+                <w:szCs w:val="18"/>
+              </w:rPr>
+            </w:pPr>
+            <w:r>
+              <w:rPr>
+                <w:i w:val="1"/>
+                <w:iCs w:val="1"/>
+                <w:color w:val="548dd4"/>
+                <w:sz w:val="18"/>
+                <w:szCs w:val="18"/>
+                <w:rtl w:val="0"/>
+              </w:rPr>
+              <w:t xml:space="preserve">Emilio Castro y Benjamin Casellas</w:t>
+            </w:r>
+          </w:p>
+        </w:tc>
+        <w:tc>
+          <w:tcPr/>
+          <w:p>
+            <w:pPr>
+              <w:jc w:val="both"/>
+              <w:rPr>
+                <w:i w:val="1"/>
+                <w:iCs w:val="1"/>
+                <w:color w:val="548dd4"/>
+                <w:sz w:val="18"/>
+                <w:szCs w:val="18"/>
+              </w:rPr>
+            </w:pPr>
+            <w:r>
+              <w:rPr>
+                <w:i w:val="1"/>
+                <w:iCs w:val="1"/>
+                <w:color w:val="548dd4"/>
+                <w:sz w:val="18"/>
+                <w:szCs w:val="18"/>
+                <w:rtl w:val="0"/>
+              </w:rPr>
+              <w:t xml:space="preserve">La Semana 10 incluye la evaluación de avance.</w:t>
+            </w:r>
+          </w:p>
+        </w:tc>
+      </w:tr>
+      <w:tr>
+        <w:trPr>
+          <w:cantSplit w:val="0"/>
+          <w:tblHeader w:val="0"/>
+        </w:trPr>
+        <w:tc>
+          <w:tcPr/>
+          <w:p>
+            <w:pPr>
+              <w:jc w:val="both"/>
+              <w:rPr>
+                <w:i w:val="1"/>
+                <w:iCs w:val="1"/>
+                <w:color w:val="548dd4"/>
+                <w:sz w:val="18"/>
+                <w:szCs w:val="18"/>
+              </w:rPr>
+            </w:pPr>
+            <w:r>
+              <w:rPr>
+                <w:i w:val="1"/>
+                <w:iCs w:val="1"/>
+                <w:color w:val="548dd4"/>
+                <w:sz w:val="18"/>
+                <w:szCs w:val="18"/>
+                <w:rtl w:val="0"/>
+              </w:rPr>
+              <w:t xml:space="preserve">Desarrollar una solución de software utilizando técnicas que permitan sistematizar el proceso de desarrollo y mantenimiento, asegurando el logro de los objetivos. </w:t>
+            </w:r>
+          </w:p>
+          <w:p>
+            <w:pPr>
+              <w:jc w:val="both"/>
+              <w:rPr>
+                <w:i w:val="1"/>
+                <w:iCs w:val="1"/>
+                <w:color w:val="548dd4"/>
+                <w:sz w:val="18"/>
+                <w:szCs w:val="18"/>
+              </w:rPr>
+            </w:pPr>
+            <w:r>
+              <w:rPr>
+                <w:rtl w:val="0"/>
+              </w:rPr>
+            </w:r>
+          </w:p>
+        </w:tc>
+        <w:tc>
+          <w:tcPr/>
+          <w:p>
+            <w:pPr>
+              <w:jc w:val="both"/>
+              <w:rPr>
+                <w:i w:val="1"/>
+                <w:iCs w:val="1"/>
+                <w:color w:val="548dd4"/>
+                <w:sz w:val="18"/>
+                <w:szCs w:val="18"/>
+              </w:rPr>
+            </w:pPr>
+            <w:r>
+              <w:rPr>
+                <w:i w:val="1"/>
+                <w:iCs w:val="1"/>
+                <w:color w:val="548dd4"/>
+                <w:sz w:val="18"/>
+                <w:szCs w:val="18"/>
+                <w:rtl w:val="0"/>
+              </w:rPr>
+              <w:t xml:space="preserve">Desarrollo Front-end e Integración de back end hacía apartado visual</w:t>
+            </w:r>
+          </w:p>
+        </w:tc>
+        <w:tc>
+          <w:tcPr/>
+          <w:p>
+            <w:pPr>
+              <w:jc w:val="both"/>
+              <w:rPr>
+                <w:i w:val="1"/>
+                <w:iCs w:val="1"/>
+                <w:color w:val="548dd4"/>
+                <w:sz w:val="18"/>
+                <w:szCs w:val="18"/>
+              </w:rPr>
+            </w:pPr>
+            <w:r>
+              <w:rPr>
+                <w:i w:val="1"/>
+                <w:iCs w:val="1"/>
+                <w:color w:val="548dd4"/>
+                <w:sz w:val="18"/>
+                <w:szCs w:val="18"/>
+                <w:rtl w:val="0"/>
+              </w:rPr>
+              <w:t xml:space="preserve">Construcción de la interfaz web responsiva y su conexión con la lógica de negocio (Back-end) para resultados en tiempo real.</w:t>
+            </w:r>
+          </w:p>
+        </w:tc>
+        <w:tc>
+          <w:tcPr/>
+          <w:p>
+            <w:pPr>
+              <w:jc w:val="both"/>
+              <w:rPr>
+                <w:i w:val="1"/>
+                <w:iCs w:val="1"/>
+                <w:color w:val="548dd4"/>
+                <w:sz w:val="18"/>
+                <w:szCs w:val="18"/>
+              </w:rPr>
+            </w:pPr>
+            <w:r>
+              <w:rPr>
+                <w:i w:val="1"/>
+                <w:iCs w:val="1"/>
+                <w:color w:val="548dd4"/>
+                <w:sz w:val="18"/>
+                <w:szCs w:val="18"/>
+                <w:rtl w:val="0"/>
+              </w:rPr>
+              <w:t xml:space="preserve">IDEs, frameworks Front-end (Vue/HTML/CSS/JS).</w:t>
+            </w:r>
+          </w:p>
+        </w:tc>
+        <w:tc>
+          <w:tcPr>
+            <w:tcBorders>
+              <w:right w:color="ffffff" w:space="0" w:sz="4" w:val="single"/>
+            </w:tcBorders>
+          </w:tcPr>
+          <w:p>
+            <w:pPr>
+              <w:jc w:val="both"/>
+              <w:rPr>
+                <w:b w:val="1"/>
+                <w:bCs w:val="1"/>
+                <w:i w:val="1"/>
+                <w:iCs w:val="1"/>
+                <w:color w:val="548dd4"/>
+                <w:sz w:val="18"/>
+                <w:szCs w:val="18"/>
+              </w:rPr>
+            </w:pPr>
+            <w:r>
+              <w:rPr>
+                <w:b w:val="1"/>
+                <w:bCs w:val="1"/>
+                <w:i w:val="1"/>
+                <w:iCs w:val="1"/>
+                <w:color w:val="548dd4"/>
+                <w:sz w:val="18"/>
+                <w:szCs w:val="18"/>
+                <w:rtl w:val="0"/>
+              </w:rPr>
+              <w:t xml:space="preserve">2 Semanas </w:t>
+            </w:r>
+          </w:p>
+        </w:tc>
+        <w:tc>
+          <w:tcPr>
+            <w:tcBorders>
+              <w:left w:color="ffffff" w:space="0" w:sz="4" w:val="single"/>
+            </w:tcBorders>
+            <w:shd w:fill="d9d9d9" w:val="clear"/>
+          </w:tcPr>
+          <w:p>
+            <w:pPr>
+              <w:jc w:val="both"/>
+              <w:rPr>
+                <w:i w:val="1"/>
+                <w:iCs w:val="1"/>
+                <w:color w:val="548dd4"/>
+                <w:sz w:val="18"/>
+                <w:szCs w:val="18"/>
+              </w:rPr>
+            </w:pPr>
+            <w:r>
+              <w:rPr>
+                <w:i w:val="1"/>
+                <w:iCs w:val="1"/>
+                <w:color w:val="548dd4"/>
+                <w:sz w:val="18"/>
+                <w:szCs w:val="18"/>
+                <w:rtl w:val="0"/>
+              </w:rPr>
+              <w:t xml:space="preserve">Emilio Castro (Dev)</w:t>
+            </w:r>
+          </w:p>
+        </w:tc>
+        <w:tc>
+          <w:tcPr/>
+          <w:p>
+            <w:pPr>
+              <w:numPr>
+                <w:ilvl w:val="0"/>
+                <w:numId w:val="7"/>
+              </w:numPr>
+              <w:ind w:left="720" w:hanging="360"/>
+              <w:jc w:val="both"/>
+              <w:rPr>
+                <w:i w:val="1"/>
+                <w:iCs w:val="1"/>
+                <w:color w:val="548dd4"/>
+                <w:sz w:val="18"/>
+                <w:szCs w:val="18"/>
+                <w:u w:val="none"/>
+              </w:rPr>
+            </w:pPr>
+            <w:r>
+              <w:rPr>
+                <w:rtl w:val="0"/>
+              </w:rPr>
+            </w:r>
+          </w:p>
+        </w:tc>
+      </w:tr>
+      <w:tr>
+        <w:trPr>
+          <w:cantSplit w:val="0"/>
+          <w:tblHeader w:val="0"/>
+        </w:trPr>
+        <w:tc>
+          <w:tcPr/>
+          <w:p>
+            <w:pPr>
+              <w:jc w:val="both"/>
+              <w:rPr>
+                <w:i w:val="1"/>
+                <w:iCs w:val="1"/>
+                <w:color w:val="548dd4"/>
+                <w:sz w:val="18"/>
+                <w:szCs w:val="18"/>
+              </w:rPr>
+            </w:pPr>
+            <w:r>
+              <w:rPr>
+                <w:i w:val="1"/>
+                <w:iCs w:val="1"/>
+                <w:color w:val="548dd4"/>
+                <w:sz w:val="18"/>
+                <w:szCs w:val="18"/>
+                <w:rtl w:val="0"/>
+              </w:rPr>
+              <w:t xml:space="preserve">Construir el modelo arquitectónico de una solución sistémica que soporte los procesos de negocio de acuerdo los requerimientos de la organización y estándares industriales.</w:t>
+            </w:r>
+          </w:p>
+        </w:tc>
+        <w:tc>
+          <w:tcPr/>
+          <w:p>
+            <w:pPr>
+              <w:jc w:val="both"/>
+              <w:rPr>
+                <w:i w:val="1"/>
+                <w:iCs w:val="1"/>
+                <w:color w:val="548dd4"/>
+                <w:sz w:val="18"/>
+                <w:szCs w:val="18"/>
+              </w:rPr>
+            </w:pPr>
+            <w:r>
+              <w:rPr>
+                <w:i w:val="1"/>
+                <w:iCs w:val="1"/>
+                <w:color w:val="548dd4"/>
+                <w:sz w:val="18"/>
+                <w:szCs w:val="18"/>
+                <w:rtl w:val="0"/>
+              </w:rPr>
+              <w:t xml:space="preserve">Contenedorización de entorno virtual con Docker </w:t>
+            </w:r>
+          </w:p>
+        </w:tc>
+        <w:tc>
+          <w:tcPr/>
+          <w:p>
+            <w:pPr>
+              <w:jc w:val="both"/>
+              <w:rPr>
+                <w:i w:val="1"/>
+                <w:iCs w:val="1"/>
+                <w:color w:val="548dd4"/>
+                <w:sz w:val="18"/>
+                <w:szCs w:val="18"/>
+              </w:rPr>
+            </w:pPr>
+            <w:r>
+              <w:rPr>
+                <w:i w:val="1"/>
+                <w:iCs w:val="1"/>
+                <w:color w:val="548dd4"/>
+                <w:sz w:val="18"/>
+                <w:szCs w:val="18"/>
+                <w:rtl w:val="0"/>
+              </w:rPr>
+              <w:t xml:space="preserve">Configuración del entorno de despliegue creando los archivos Dockerfile y docker-compose. </w:t>
+            </w:r>
+          </w:p>
+        </w:tc>
+        <w:tc>
+          <w:tcPr/>
+          <w:p>
+            <w:pPr>
+              <w:jc w:val="both"/>
+              <w:rPr>
+                <w:i w:val="1"/>
+                <w:iCs w:val="1"/>
+                <w:color w:val="548dd4"/>
+                <w:sz w:val="18"/>
+                <w:szCs w:val="18"/>
+              </w:rPr>
+            </w:pPr>
+            <w:r>
+              <w:rPr>
+                <w:i w:val="1"/>
+                <w:iCs w:val="1"/>
+                <w:color w:val="548dd4"/>
+                <w:sz w:val="18"/>
+                <w:szCs w:val="18"/>
+                <w:rtl w:val="0"/>
+              </w:rPr>
+              <w:t xml:space="preserve">Docker. </w:t>
+            </w:r>
+          </w:p>
+        </w:tc>
+        <w:tc>
+          <w:tcPr>
+            <w:tcBorders>
+              <w:right w:color="ffffff" w:space="0" w:sz="4" w:val="single"/>
+            </w:tcBorders>
+          </w:tcPr>
+          <w:p>
+            <w:pPr>
+              <w:jc w:val="both"/>
+              <w:rPr>
+                <w:b w:val="1"/>
+                <w:bCs w:val="1"/>
+                <w:i w:val="1"/>
+                <w:iCs w:val="1"/>
+                <w:color w:val="548dd4"/>
+                <w:sz w:val="18"/>
+                <w:szCs w:val="18"/>
+              </w:rPr>
+            </w:pPr>
+            <w:r>
+              <w:rPr>
+                <w:b w:val="1"/>
+                <w:bCs w:val="1"/>
+                <w:i w:val="1"/>
+                <w:iCs w:val="1"/>
+                <w:color w:val="548dd4"/>
+                <w:sz w:val="18"/>
+                <w:szCs w:val="18"/>
+                <w:rtl w:val="0"/>
+              </w:rPr>
+              <w:t xml:space="preserve">1 Semanas </w:t>
+            </w:r>
+          </w:p>
+        </w:tc>
+        <w:tc>
+          <w:tcPr>
+            <w:tcBorders>
+              <w:left w:color="ffffff" w:space="0" w:sz="4" w:val="single"/>
+            </w:tcBorders>
+            <w:shd w:fill="d9d9d9" w:val="clear"/>
+          </w:tcPr>
+          <w:p>
+            <w:pPr>
+              <w:jc w:val="both"/>
+              <w:rPr>
+                <w:i w:val="1"/>
+                <w:iCs w:val="1"/>
+                <w:color w:val="548dd4"/>
+                <w:sz w:val="18"/>
+                <w:szCs w:val="18"/>
+              </w:rPr>
+            </w:pPr>
+            <w:r>
+              <w:rPr>
+                <w:i w:val="1"/>
+                <w:iCs w:val="1"/>
+                <w:color w:val="548dd4"/>
+                <w:sz w:val="18"/>
+                <w:szCs w:val="18"/>
+                <w:rtl w:val="0"/>
+              </w:rPr>
+              <w:t xml:space="preserve">Emilio Castro Gonzalez (Developer) y Benjamín Núñez (Scrum Master</w:t>
+            </w:r>
+          </w:p>
+        </w:tc>
+        <w:tc>
+          <w:tcPr/>
+          <w:p>
+            <w:pPr>
+              <w:jc w:val="both"/>
+              <w:rPr>
+                <w:i w:val="1"/>
+                <w:iCs w:val="1"/>
+                <w:color w:val="548dd4"/>
+                <w:sz w:val="18"/>
+                <w:szCs w:val="18"/>
+              </w:rPr>
+            </w:pPr>
+            <w:r>
+              <w:rPr>
+                <w:i w:val="1"/>
+                <w:iCs w:val="1"/>
+                <w:color w:val="548dd4"/>
+                <w:sz w:val="18"/>
+                <w:szCs w:val="18"/>
+                <w:rtl w:val="0"/>
+              </w:rPr>
+              <w:t xml:space="preserve">Aspecto fundamental para levantamiento del entorno real del producto final.</w:t>
+            </w:r>
+          </w:p>
+        </w:tc>
+      </w:tr>
+      <w:tr>
+        <w:trPr>
+          <w:cantSplit w:val="0"/>
+          <w:tblHeader w:val="0"/>
+        </w:trPr>
+        <w:tc>
+          <w:tcPr/>
+          <w:p>
+            <w:pPr>
+              <w:jc w:val="both"/>
+              <w:rPr>
+                <w:i w:val="1"/>
+                <w:iCs w:val="1"/>
+                <w:color w:val="548dd4"/>
+                <w:sz w:val="18"/>
+                <w:szCs w:val="18"/>
+              </w:rPr>
+            </w:pPr>
+            <w:r>
+              <w:rPr>
+                <w:i w:val="1"/>
+                <w:iCs w:val="1"/>
+                <w:color w:val="548dd4"/>
+                <w:sz w:val="18"/>
+                <w:szCs w:val="18"/>
+                <w:rtl w:val="0"/>
+              </w:rPr>
+              <w:t xml:space="preserve">Resolver las vulnerabilidades sistémicas para asegurar que el software construido cumple las normas de seguridad exigidas por la industria.</w:t>
+            </w:r>
+          </w:p>
+        </w:tc>
+        <w:tc>
+          <w:tcPr/>
+          <w:p>
+            <w:pPr>
+              <w:jc w:val="both"/>
+              <w:rPr>
+                <w:i w:val="1"/>
+                <w:iCs w:val="1"/>
+                <w:color w:val="548dd4"/>
+                <w:sz w:val="18"/>
+                <w:szCs w:val="18"/>
+              </w:rPr>
+            </w:pPr>
+            <w:r>
+              <w:rPr>
+                <w:i w:val="1"/>
+                <w:iCs w:val="1"/>
+                <w:color w:val="548dd4"/>
+                <w:sz w:val="18"/>
+                <w:szCs w:val="18"/>
+                <w:rtl w:val="0"/>
+              </w:rPr>
+              <w:t xml:space="preserve">Pruebas de Calidad (QA) y Corrección de Errores</w:t>
+            </w:r>
+          </w:p>
+        </w:tc>
+        <w:tc>
+          <w:tcPr/>
+          <w:p>
+            <w:pPr>
+              <w:jc w:val="both"/>
+              <w:rPr>
+                <w:i w:val="1"/>
+                <w:iCs w:val="1"/>
+                <w:color w:val="548dd4"/>
+                <w:sz w:val="18"/>
+                <w:szCs w:val="18"/>
+              </w:rPr>
+            </w:pPr>
+            <w:r>
+              <w:rPr>
+                <w:i w:val="1"/>
+                <w:iCs w:val="1"/>
+                <w:color w:val="548dd4"/>
+                <w:sz w:val="18"/>
+                <w:szCs w:val="18"/>
+                <w:rtl w:val="0"/>
+              </w:rPr>
+              <w:t xml:space="preserve">Ejecución de pruebas unitarias, de integración, validación de inputs de usuario y reporte de bugs resueltos.</w:t>
+            </w:r>
+          </w:p>
+        </w:tc>
+        <w:tc>
+          <w:tcPr/>
+          <w:p>
+            <w:pPr>
+              <w:jc w:val="both"/>
+              <w:rPr>
+                <w:i w:val="1"/>
+                <w:iCs w:val="1"/>
+                <w:color w:val="548dd4"/>
+                <w:sz w:val="18"/>
+                <w:szCs w:val="18"/>
+              </w:rPr>
+            </w:pPr>
+            <w:r>
+              <w:rPr>
+                <w:i w:val="1"/>
+                <w:iCs w:val="1"/>
+                <w:color w:val="548dd4"/>
+                <w:sz w:val="18"/>
+                <w:szCs w:val="18"/>
+                <w:rtl w:val="0"/>
+              </w:rPr>
+              <w:t xml:space="preserve">Herramientas de testing.(Cypres / Owaz Zapp)</w:t>
+            </w:r>
+          </w:p>
+        </w:tc>
+        <w:tc>
+          <w:tcPr>
+            <w:tcBorders>
+              <w:right w:color="ffffff" w:space="0" w:sz="4" w:val="single"/>
+            </w:tcBorders>
+          </w:tcPr>
+          <w:p>
+            <w:pPr>
+              <w:jc w:val="both"/>
+              <w:rPr>
+                <w:b w:val="1"/>
+                <w:bCs w:val="1"/>
+                <w:i w:val="1"/>
+                <w:iCs w:val="1"/>
+                <w:color w:val="548dd4"/>
+                <w:sz w:val="18"/>
+                <w:szCs w:val="18"/>
+              </w:rPr>
+            </w:pPr>
+            <w:r>
+              <w:rPr>
+                <w:b w:val="1"/>
+                <w:bCs w:val="1"/>
+                <w:i w:val="1"/>
+                <w:iCs w:val="1"/>
+                <w:color w:val="548dd4"/>
+                <w:sz w:val="18"/>
+                <w:szCs w:val="18"/>
+                <w:rtl w:val="0"/>
+              </w:rPr>
+              <w:t xml:space="preserve">1 Semanas </w:t>
+            </w:r>
+          </w:p>
+        </w:tc>
+        <w:tc>
+          <w:tcPr>
+            <w:tcBorders>
+              <w:left w:color="ffffff" w:space="0" w:sz="4" w:val="single"/>
+            </w:tcBorders>
+            <w:shd w:fill="d9d9d9" w:val="clear"/>
+          </w:tcPr>
+          <w:p>
+            <w:pPr>
+              <w:jc w:val="both"/>
+              <w:rPr>
+                <w:i w:val="1"/>
+                <w:iCs w:val="1"/>
+                <w:color w:val="548dd4"/>
+                <w:sz w:val="18"/>
+                <w:szCs w:val="18"/>
+              </w:rPr>
+            </w:pPr>
+            <w:r>
+              <w:rPr>
+                <w:i w:val="1"/>
+                <w:iCs w:val="1"/>
+                <w:color w:val="548dd4"/>
+                <w:sz w:val="18"/>
+                <w:szCs w:val="18"/>
+                <w:rtl w:val="0"/>
+              </w:rPr>
+              <w:t xml:space="preserve">Lucas Padilla (Tester Q&amp;A)</w:t>
+            </w:r>
+          </w:p>
+        </w:tc>
+        <w:tc>
+          <w:tcPr/>
+          <w:p>
+            <w:pPr>
+              <w:jc w:val="both"/>
+              <w:rPr>
+                <w:i w:val="1"/>
+                <w:iCs w:val="1"/>
+                <w:color w:val="548dd4"/>
+                <w:sz w:val="18"/>
+                <w:szCs w:val="18"/>
+              </w:rPr>
+            </w:pPr>
+            <w:r>
+              <w:rPr>
+                <w:i w:val="1"/>
+                <w:iCs w:val="1"/>
+                <w:color w:val="548dd4"/>
+                <w:sz w:val="18"/>
+                <w:szCs w:val="18"/>
+                <w:rtl w:val="0"/>
+              </w:rPr>
+              <w:t xml:space="preserve">Cierre Fase 2 y entrega de producto 100% funcional.</w:t>
+            </w:r>
+          </w:p>
+        </w:tc>
+      </w:tr>
+      <w:tr>
+        <w:trPr>
+          <w:cantSplit w:val="0"/>
+          <w:tblHeader w:val="0"/>
+        </w:trPr>
+        <w:tc>
+          <w:tcPr/>
+          <w:p>
+            <w:pPr>
+              <w:jc w:val="both"/>
+              <w:rPr>
+                <w:i w:val="1"/>
+                <w:iCs w:val="1"/>
+                <w:color w:val="548dd4"/>
+                <w:sz w:val="18"/>
+                <w:szCs w:val="18"/>
+              </w:rPr>
+            </w:pPr>
+            <w:r>
+              <w:rPr>
+                <w:i w:val="1"/>
+                <w:iCs w:val="1"/>
+                <w:color w:val="548dd4"/>
+                <w:sz w:val="18"/>
+                <w:szCs w:val="18"/>
+                <w:rtl w:val="0"/>
+              </w:rPr>
+              <w:t xml:space="preserve">Ofrecer propuestas de solución informática analizando de forma integral los procesos de acuerdo a los requerimientos de la organización. </w:t>
+            </w:r>
+          </w:p>
+        </w:tc>
+        <w:tc>
+          <w:tcPr/>
+          <w:p>
+            <w:pPr>
+              <w:jc w:val="both"/>
+              <w:rPr>
+                <w:i w:val="1"/>
+                <w:iCs w:val="1"/>
+                <w:color w:val="548dd4"/>
+                <w:sz w:val="18"/>
+                <w:szCs w:val="18"/>
+              </w:rPr>
+            </w:pPr>
+            <w:r>
+              <w:rPr>
+                <w:i w:val="1"/>
+                <w:iCs w:val="1"/>
+                <w:color w:val="548dd4"/>
+                <w:sz w:val="18"/>
+                <w:szCs w:val="18"/>
+                <w:rtl w:val="0"/>
+              </w:rPr>
+              <w:t xml:space="preserve">Cierre, Documentación y Defensa Final de “HomeCount”</w:t>
+            </w:r>
+          </w:p>
+        </w:tc>
+        <w:tc>
+          <w:tcPr/>
+          <w:p>
+            <w:pPr>
+              <w:jc w:val="both"/>
+              <w:rPr>
+                <w:i w:val="1"/>
+                <w:iCs w:val="1"/>
+                <w:color w:val="548dd4"/>
+                <w:sz w:val="18"/>
+                <w:szCs w:val="18"/>
+              </w:rPr>
+            </w:pPr>
+            <w:r>
+              <w:rPr>
+                <w:i w:val="1"/>
+                <w:iCs w:val="1"/>
+                <w:color w:val="548dd4"/>
+                <w:sz w:val="18"/>
+                <w:szCs w:val="18"/>
+                <w:rtl w:val="0"/>
+              </w:rPr>
+              <w:t xml:space="preserve">Preparación de manuales, video demostrativo, ensayos de presentación y defensa técnica ante la comisión evaluadora.</w:t>
+            </w:r>
+          </w:p>
+        </w:tc>
+        <w:tc>
+          <w:tcPr/>
+          <w:p>
+            <w:pPr>
+              <w:jc w:val="both"/>
+              <w:rPr>
+                <w:i w:val="1"/>
+                <w:iCs w:val="1"/>
+                <w:color w:val="548dd4"/>
+                <w:sz w:val="18"/>
+                <w:szCs w:val="18"/>
+              </w:rPr>
+            </w:pPr>
+            <w:r>
+              <w:rPr>
+                <w:i w:val="1"/>
+                <w:iCs w:val="1"/>
+                <w:color w:val="548dd4"/>
+                <w:sz w:val="18"/>
+                <w:szCs w:val="18"/>
+                <w:rtl w:val="0"/>
+              </w:rPr>
+              <w:t xml:space="preserve">Levantamiento de contenedor Docker</w:t>
+            </w:r>
+          </w:p>
+        </w:tc>
+        <w:tc>
+          <w:tcPr>
+            <w:tcBorders>
+              <w:right w:color="ffffff" w:space="0" w:sz="4" w:val="single"/>
+            </w:tcBorders>
+          </w:tcPr>
+          <w:p>
+            <w:pPr>
+              <w:jc w:val="both"/>
+              <w:rPr>
+                <w:b w:val="1"/>
+                <w:bCs w:val="1"/>
+                <w:i w:val="1"/>
+                <w:iCs w:val="1"/>
+                <w:color w:val="548dd4"/>
+                <w:sz w:val="18"/>
+                <w:szCs w:val="18"/>
+              </w:rPr>
+            </w:pPr>
+            <w:r>
+              <w:rPr>
+                <w:b w:val="1"/>
+                <w:bCs w:val="1"/>
+                <w:i w:val="1"/>
+                <w:iCs w:val="1"/>
+                <w:color w:val="548dd4"/>
+                <w:sz w:val="18"/>
+                <w:szCs w:val="18"/>
+                <w:rtl w:val="0"/>
+              </w:rPr>
+              <w:t xml:space="preserve">3 Semanas </w:t>
+            </w:r>
+          </w:p>
+        </w:tc>
+        <w:tc>
+          <w:tcPr>
+            <w:tcBorders>
+              <w:left w:color="ffffff" w:space="0" w:sz="4" w:val="single"/>
+            </w:tcBorders>
+            <w:shd w:fill="d9d9d9" w:val="clear"/>
+          </w:tcPr>
+          <w:p>
+            <w:pPr>
+              <w:jc w:val="both"/>
+              <w:rPr>
+                <w:i w:val="1"/>
+                <w:iCs w:val="1"/>
+                <w:color w:val="548dd4"/>
+                <w:sz w:val="18"/>
+                <w:szCs w:val="18"/>
+              </w:rPr>
+            </w:pPr>
+            <w:r>
+              <w:rPr>
+                <w:i w:val="1"/>
+                <w:iCs w:val="1"/>
+                <w:color w:val="548dd4"/>
+                <w:sz w:val="18"/>
+                <w:szCs w:val="18"/>
+                <w:rtl w:val="0"/>
+              </w:rPr>
+              <w:t xml:space="preserve">Todo el equipo </w:t>
+            </w:r>
+          </w:p>
+        </w:tc>
+        <w:tc>
+          <w:tcPr/>
+          <w:p>
+            <w:pPr>
+              <w:jc w:val="both"/>
+              <w:rPr>
+                <w:i w:val="1"/>
+                <w:iCs w:val="1"/>
+                <w:color w:val="548dd4"/>
+                <w:sz w:val="18"/>
+                <w:szCs w:val="18"/>
+              </w:rPr>
+            </w:pPr>
+            <w:r>
+              <w:rPr>
+                <w:i w:val="1"/>
+                <w:iCs w:val="1"/>
+                <w:color w:val="548dd4"/>
+                <w:sz w:val="18"/>
+                <w:szCs w:val="18"/>
+                <w:rtl w:val="0"/>
+              </w:rPr>
+              <w:t xml:space="preserve">Término de proyecto Capstone</w:t>
             </w:r>
           </w:p>
         </w:tc>
@@ -6803,100 +10013,127 @@
             </w:pPr>
             <w:r>
               <w:rPr>
-                <w:rFonts w:ascii="Calibri" w:cs="Calibri" w:eastAsia="Calibri" w:hAnsi="Calibri"/>
-                <w:i w:val="1"/>
-                <w:iCs w:val="1"/>
-                <w:color w:val="548dd4"/>
-                <w:sz w:val="16"/>
-                <w:szCs w:val="16"/>
-                <w:rtl w:val="0"/>
-              </w:rPr>
-              <w:t xml:space="preserve">Describe actividades del punto anterior</w:t>
-            </w:r>
-            <w:r>
-              <w:rPr>
-                <w:rtl w:val="0"/>
-              </w:rPr>
-            </w:r>
-          </w:p>
-        </w:tc>
-        <w:tc>
-          <w:tcPr/>
-          <w:p>
-            <w:pPr>
-              <w:spacing w:line="360" w:lineRule="auto"/>
-              <w:jc w:val="both"/>
-              <w:rPr>
-                <w:b w:val="1"/>
-                <w:bCs w:val="1"/>
-                <w:sz w:val="16"/>
-                <w:szCs w:val="16"/>
-              </w:rPr>
-            </w:pPr>
-            <w:r>
-              <w:rPr>
-                <w:rtl w:val="0"/>
-              </w:rPr>
-            </w:r>
-          </w:p>
-        </w:tc>
-        <w:tc>
-          <w:tcPr/>
-          <w:p>
-            <w:pPr>
-              <w:spacing w:line="360" w:lineRule="auto"/>
-              <w:jc w:val="both"/>
-              <w:rPr>
-                <w:b w:val="1"/>
-                <w:bCs w:val="1"/>
-                <w:sz w:val="16"/>
-                <w:szCs w:val="16"/>
-              </w:rPr>
-            </w:pPr>
-            <w:r>
-              <w:rPr>
-                <w:rtl w:val="0"/>
-              </w:rPr>
-            </w:r>
-          </w:p>
-        </w:tc>
-        <w:tc>
-          <w:tcPr/>
-          <w:p>
-            <w:pPr>
-              <w:spacing w:line="360" w:lineRule="auto"/>
-              <w:jc w:val="both"/>
-              <w:rPr>
-                <w:b w:val="1"/>
-                <w:bCs w:val="1"/>
-                <w:sz w:val="16"/>
-                <w:szCs w:val="16"/>
-              </w:rPr>
-            </w:pPr>
-            <w:r>
-              <w:rPr>
-                <w:rtl w:val="0"/>
-              </w:rPr>
-            </w:r>
-          </w:p>
-        </w:tc>
-        <w:tc>
-          <w:tcPr/>
-          <w:p>
-            <w:pPr>
-              <w:spacing w:line="360" w:lineRule="auto"/>
-              <w:jc w:val="both"/>
-              <w:rPr>
-                <w:b w:val="1"/>
-                <w:bCs w:val="1"/>
-                <w:sz w:val="16"/>
-                <w:szCs w:val="16"/>
-              </w:rPr>
-            </w:pPr>
-            <w:r>
-              <w:rPr>
-                <w:rtl w:val="0"/>
-              </w:rPr>
+                <w:i w:val="1"/>
+                <w:iCs w:val="1"/>
+                <w:color w:val="548dd4"/>
+                <w:sz w:val="16"/>
+                <w:szCs w:val="16"/>
+                <w:rtl w:val="0"/>
+              </w:rPr>
+              <w:t xml:space="preserve">Inicio, planificación y levantamiento de requerimientos</w:t>
+            </w:r>
+            <w:r>
+              <w:rPr>
+                <w:rtl w:val="0"/>
+              </w:rPr>
+            </w:r>
+          </w:p>
+        </w:tc>
+        <w:tc>
+          <w:tcPr>
+            <w:vAlign w:val="center"/>
+          </w:tcPr>
+          <w:p>
+            <w:pPr>
+              <w:spacing w:line="360" w:lineRule="auto"/>
+              <w:jc w:val="both"/>
+              <w:rPr>
+                <w:b w:val="1"/>
+                <w:bCs w:val="1"/>
+                <w:sz w:val="30"/>
+                <w:szCs w:val="30"/>
+              </w:rPr>
+            </w:pPr>
+            <w:r>
+              <w:rPr>
+                <w:b w:val="1"/>
+                <w:bCs w:val="1"/>
+                <w:sz w:val="30"/>
+                <w:szCs w:val="30"/>
+                <w:rtl w:val="0"/>
+              </w:rPr>
+              <w:t xml:space="preserve">x</w:t>
+            </w:r>
+          </w:p>
+        </w:tc>
+        <w:tc>
+          <w:tcPr>
+            <w:vAlign w:val="center"/>
+          </w:tcPr>
+          <w:p>
+            <w:pPr>
+              <w:spacing w:line="360" w:lineRule="auto"/>
+              <w:jc w:val="both"/>
+              <w:rPr>
+                <w:b w:val="1"/>
+                <w:bCs w:val="1"/>
+                <w:sz w:val="30"/>
+                <w:szCs w:val="30"/>
+              </w:rPr>
+            </w:pPr>
+            <w:r>
+              <w:rPr>
+                <w:b w:val="1"/>
+                <w:bCs w:val="1"/>
+                <w:sz w:val="30"/>
+                <w:szCs w:val="30"/>
+                <w:rtl w:val="0"/>
+              </w:rPr>
+              <w:t xml:space="preserve">x</w:t>
+            </w:r>
+          </w:p>
+        </w:tc>
+        <w:tc>
+          <w:tcPr>
+            <w:vAlign w:val="center"/>
+          </w:tcPr>
+          <w:p>
+            <w:pPr>
+              <w:spacing w:line="360" w:lineRule="auto"/>
+              <w:jc w:val="both"/>
+              <w:rPr>
+                <w:b w:val="1"/>
+                <w:bCs w:val="1"/>
+                <w:sz w:val="30"/>
+                <w:szCs w:val="30"/>
+              </w:rPr>
+            </w:pPr>
+            <w:r>
+              <w:rPr>
+                <w:b w:val="1"/>
+                <w:bCs w:val="1"/>
+                <w:sz w:val="30"/>
+                <w:szCs w:val="30"/>
+                <w:rtl w:val="0"/>
+              </w:rPr>
+              <w:t xml:space="preserve">x</w:t>
+            </w:r>
+          </w:p>
+        </w:tc>
+        <w:tc>
+          <w:tcPr>
+            <w:vAlign w:val="center"/>
+          </w:tcPr>
+          <w:p>
+            <w:pPr>
+              <w:spacing w:line="360" w:lineRule="auto"/>
+              <w:jc w:val="both"/>
+              <w:rPr>
+                <w:b w:val="1"/>
+                <w:bCs w:val="1"/>
+                <w:sz w:val="30"/>
+                <w:szCs w:val="30"/>
+              </w:rPr>
+            </w:pPr>
+            <w:r>
+              <w:rPr>
+                <w:b w:val="1"/>
+                <w:bCs w:val="1"/>
+                <w:sz w:val="30"/>
+                <w:szCs w:val="30"/>
+                <w:rtl w:val="0"/>
+              </w:rPr>
+              <w:t xml:space="preserve">x</w:t>
             </w:r>
           </w:p>
         </w:tc>
@@ -7196,136 +10433,153 @@
               <w:spacing w:line="360" w:lineRule="auto"/>
               <w:jc w:val="both"/>
               <w:rPr>
-                <w:b w:val="1"/>
-                <w:bCs w:val="1"/>
-                <w:sz w:val="16"/>
-                <w:szCs w:val="16"/>
-              </w:rPr>
-            </w:pPr>
-            <w:r>
-              <w:rPr>
-                <w:rtl w:val="0"/>
-              </w:rPr>
-            </w:r>
-          </w:p>
-        </w:tc>
-        <w:tc>
-          <w:tcPr/>
-          <w:p>
-            <w:pPr>
-              <w:spacing w:line="360" w:lineRule="auto"/>
-              <w:jc w:val="both"/>
-              <w:rPr>
-                <w:b w:val="1"/>
-                <w:bCs w:val="1"/>
-                <w:sz w:val="16"/>
-                <w:szCs w:val="16"/>
-              </w:rPr>
-            </w:pPr>
-            <w:r>
-              <w:rPr>
-                <w:rtl w:val="0"/>
-              </w:rPr>
-            </w:r>
-          </w:p>
-        </w:tc>
-        <w:tc>
-          <w:tcPr/>
-          <w:p>
-            <w:pPr>
-              <w:spacing w:line="360" w:lineRule="auto"/>
-              <w:jc w:val="both"/>
-              <w:rPr>
-                <w:b w:val="1"/>
-                <w:bCs w:val="1"/>
-                <w:sz w:val="16"/>
-                <w:szCs w:val="16"/>
-              </w:rPr>
-            </w:pPr>
-            <w:r>
-              <w:rPr>
-                <w:rtl w:val="0"/>
-              </w:rPr>
-            </w:r>
-          </w:p>
-        </w:tc>
-        <w:tc>
-          <w:tcPr/>
-          <w:p>
-            <w:pPr>
-              <w:spacing w:line="360" w:lineRule="auto"/>
-              <w:jc w:val="both"/>
-              <w:rPr>
-                <w:b w:val="1"/>
-                <w:bCs w:val="1"/>
-                <w:sz w:val="16"/>
-                <w:szCs w:val="16"/>
-              </w:rPr>
-            </w:pPr>
-            <w:r>
-              <w:rPr>
-                <w:rtl w:val="0"/>
-              </w:rPr>
-            </w:r>
-          </w:p>
-        </w:tc>
-        <w:tc>
-          <w:tcPr/>
-          <w:p>
-            <w:pPr>
-              <w:spacing w:line="360" w:lineRule="auto"/>
-              <w:jc w:val="both"/>
-              <w:rPr>
-                <w:b w:val="1"/>
-                <w:bCs w:val="1"/>
-                <w:sz w:val="16"/>
-                <w:szCs w:val="16"/>
-              </w:rPr>
-            </w:pPr>
-            <w:r>
-              <w:rPr>
-                <w:rtl w:val="0"/>
-              </w:rPr>
-            </w:r>
-          </w:p>
-        </w:tc>
-        <w:tc>
-          <w:tcPr/>
-          <w:p>
-            <w:pPr>
-              <w:spacing w:line="360" w:lineRule="auto"/>
-              <w:jc w:val="both"/>
-              <w:rPr>
-                <w:b w:val="1"/>
-                <w:bCs w:val="1"/>
-                <w:sz w:val="16"/>
-                <w:szCs w:val="16"/>
-              </w:rPr>
-            </w:pPr>
-            <w:r>
-              <w:rPr>
-                <w:rtl w:val="0"/>
-              </w:rPr>
-            </w:r>
-          </w:p>
-        </w:tc>
-        <w:tc>
-          <w:tcPr/>
-          <w:p>
-            <w:pPr>
-              <w:spacing w:line="360" w:lineRule="auto"/>
-              <w:jc w:val="both"/>
-              <w:rPr>
-                <w:b w:val="1"/>
-                <w:bCs w:val="1"/>
-                <w:sz w:val="16"/>
-                <w:szCs w:val="16"/>
-              </w:rPr>
-            </w:pPr>
-            <w:r>
-              <w:rPr>
-                <w:rtl w:val="0"/>
-              </w:rPr>
+                <w:color w:val="548dd4"/>
+                <w:sz w:val="16"/>
+                <w:szCs w:val="16"/>
+              </w:rPr>
+            </w:pPr>
+            <w:r>
+              <w:rPr>
+                <w:color w:val="548dd4"/>
+                <w:sz w:val="16"/>
+                <w:szCs w:val="16"/>
+                <w:rtl w:val="0"/>
+              </w:rPr>
+              <w:t xml:space="preserve">Diseño de Base de Datos y Modelo Relacional</w:t>
+            </w:r>
+          </w:p>
+        </w:tc>
+        <w:tc>
+          <w:tcPr/>
+          <w:p>
+            <w:pPr>
+              <w:spacing w:line="360" w:lineRule="auto"/>
+              <w:jc w:val="both"/>
+              <w:rPr>
+                <w:b w:val="1"/>
+                <w:bCs w:val="1"/>
+                <w:sz w:val="16"/>
+                <w:szCs w:val="16"/>
+              </w:rPr>
+            </w:pPr>
+            <w:r>
+              <w:rPr>
+                <w:rtl w:val="0"/>
+              </w:rPr>
+            </w:r>
+          </w:p>
+        </w:tc>
+        <w:tc>
+          <w:tcPr/>
+          <w:p>
+            <w:pPr>
+              <w:spacing w:line="360" w:lineRule="auto"/>
+              <w:jc w:val="both"/>
+              <w:rPr>
+                <w:b w:val="1"/>
+                <w:bCs w:val="1"/>
+                <w:sz w:val="16"/>
+                <w:szCs w:val="16"/>
+              </w:rPr>
+            </w:pPr>
+            <w:r>
+              <w:rPr>
+                <w:rtl w:val="0"/>
+              </w:rPr>
+            </w:r>
+          </w:p>
+        </w:tc>
+        <w:tc>
+          <w:tcPr/>
+          <w:p>
+            <w:pPr>
+              <w:spacing w:line="360" w:lineRule="auto"/>
+              <w:jc w:val="both"/>
+              <w:rPr>
+                <w:b w:val="1"/>
+                <w:bCs w:val="1"/>
+                <w:sz w:val="16"/>
+                <w:szCs w:val="16"/>
+              </w:rPr>
+            </w:pPr>
+            <w:r>
+              <w:rPr>
+                <w:rtl w:val="0"/>
+              </w:rPr>
+            </w:r>
+          </w:p>
+        </w:tc>
+        <w:tc>
+          <w:tcPr/>
+          <w:p>
+            <w:pPr>
+              <w:spacing w:line="360" w:lineRule="auto"/>
+              <w:jc w:val="both"/>
+              <w:rPr>
+                <w:b w:val="1"/>
+                <w:bCs w:val="1"/>
+                <w:sz w:val="16"/>
+                <w:szCs w:val="16"/>
+              </w:rPr>
+            </w:pPr>
+            <w:r>
+              <w:rPr>
+                <w:rtl w:val="0"/>
+              </w:rPr>
+            </w:r>
+          </w:p>
+        </w:tc>
+        <w:tc>
+          <w:tcPr>
+            <w:vAlign w:val="center"/>
+          </w:tcPr>
+          <w:p>
+            <w:pPr>
+              <w:spacing w:line="360" w:lineRule="auto"/>
+              <w:jc w:val="both"/>
+              <w:rPr>
+                <w:b w:val="1"/>
+                <w:bCs w:val="1"/>
+                <w:sz w:val="30"/>
+                <w:szCs w:val="30"/>
+              </w:rPr>
+            </w:pPr>
+            <w:r>
+              <w:rPr>
+                <w:b w:val="1"/>
+                <w:bCs w:val="1"/>
+                <w:sz w:val="30"/>
+                <w:szCs w:val="30"/>
+                <w:rtl w:val="0"/>
+              </w:rPr>
+              <w:t xml:space="preserve">x</w:t>
+            </w:r>
+          </w:p>
+        </w:tc>
+        <w:tc>
+          <w:tcPr>
+            <w:vAlign w:val="center"/>
+          </w:tcPr>
+          <w:p>
+            <w:pPr>
+              <w:spacing w:line="360" w:lineRule="auto"/>
+              <w:jc w:val="both"/>
+              <w:rPr>
+                <w:b w:val="1"/>
+                <w:bCs w:val="1"/>
+                <w:sz w:val="30"/>
+                <w:szCs w:val="30"/>
+              </w:rPr>
+            </w:pPr>
+            <w:r>
+              <w:rPr>
+                <w:b w:val="1"/>
+                <w:bCs w:val="1"/>
+                <w:sz w:val="30"/>
+                <w:szCs w:val="30"/>
+                <w:rtl w:val="0"/>
+              </w:rPr>
+              <w:t xml:space="preserve">x</w:t>
             </w:r>
           </w:p>
         </w:tc>
@@ -7585,136 +10839,153 @@
               <w:spacing w:line="360" w:lineRule="auto"/>
               <w:jc w:val="both"/>
               <w:rPr>
-                <w:b w:val="1"/>
-                <w:bCs w:val="1"/>
-                <w:sz w:val="16"/>
-                <w:szCs w:val="16"/>
-              </w:rPr>
-            </w:pPr>
-            <w:r>
-              <w:rPr>
-                <w:rtl w:val="0"/>
-              </w:rPr>
-            </w:r>
-          </w:p>
-        </w:tc>
-        <w:tc>
-          <w:tcPr/>
-          <w:p>
-            <w:pPr>
-              <w:spacing w:line="360" w:lineRule="auto"/>
-              <w:jc w:val="both"/>
-              <w:rPr>
-                <w:b w:val="1"/>
-                <w:bCs w:val="1"/>
-                <w:sz w:val="16"/>
-                <w:szCs w:val="16"/>
-              </w:rPr>
-            </w:pPr>
-            <w:r>
-              <w:rPr>
-                <w:rtl w:val="0"/>
-              </w:rPr>
-            </w:r>
-          </w:p>
-        </w:tc>
-        <w:tc>
-          <w:tcPr/>
-          <w:p>
-            <w:pPr>
-              <w:spacing w:line="360" w:lineRule="auto"/>
-              <w:jc w:val="both"/>
-              <w:rPr>
-                <w:b w:val="1"/>
-                <w:bCs w:val="1"/>
-                <w:sz w:val="16"/>
-                <w:szCs w:val="16"/>
-              </w:rPr>
-            </w:pPr>
-            <w:r>
-              <w:rPr>
-                <w:rtl w:val="0"/>
-              </w:rPr>
-            </w:r>
-          </w:p>
-        </w:tc>
-        <w:tc>
-          <w:tcPr/>
-          <w:p>
-            <w:pPr>
-              <w:spacing w:line="360" w:lineRule="auto"/>
-              <w:jc w:val="both"/>
-              <w:rPr>
-                <w:b w:val="1"/>
-                <w:bCs w:val="1"/>
-                <w:sz w:val="16"/>
-                <w:szCs w:val="16"/>
-              </w:rPr>
-            </w:pPr>
-            <w:r>
-              <w:rPr>
-                <w:rtl w:val="0"/>
-              </w:rPr>
-            </w:r>
-          </w:p>
-        </w:tc>
-        <w:tc>
-          <w:tcPr/>
-          <w:p>
-            <w:pPr>
-              <w:spacing w:line="360" w:lineRule="auto"/>
-              <w:jc w:val="both"/>
-              <w:rPr>
-                <w:b w:val="1"/>
-                <w:bCs w:val="1"/>
-                <w:sz w:val="16"/>
-                <w:szCs w:val="16"/>
-              </w:rPr>
-            </w:pPr>
-            <w:r>
-              <w:rPr>
-                <w:rtl w:val="0"/>
-              </w:rPr>
-            </w:r>
-          </w:p>
-        </w:tc>
-        <w:tc>
-          <w:tcPr/>
-          <w:p>
-            <w:pPr>
-              <w:spacing w:line="360" w:lineRule="auto"/>
-              <w:jc w:val="both"/>
-              <w:rPr>
-                <w:b w:val="1"/>
-                <w:bCs w:val="1"/>
-                <w:sz w:val="16"/>
-                <w:szCs w:val="16"/>
-              </w:rPr>
-            </w:pPr>
-            <w:r>
-              <w:rPr>
-                <w:rtl w:val="0"/>
-              </w:rPr>
-            </w:r>
-          </w:p>
-        </w:tc>
-        <w:tc>
-          <w:tcPr/>
-          <w:p>
-            <w:pPr>
-              <w:spacing w:line="360" w:lineRule="auto"/>
-              <w:jc w:val="both"/>
-              <w:rPr>
-                <w:b w:val="1"/>
-                <w:bCs w:val="1"/>
-                <w:sz w:val="16"/>
-                <w:szCs w:val="16"/>
-              </w:rPr>
-            </w:pPr>
-            <w:r>
-              <w:rPr>
-                <w:rtl w:val="0"/>
-              </w:rPr>
+                <w:color w:val="548dd4"/>
+                <w:sz w:val="16"/>
+                <w:szCs w:val="16"/>
+              </w:rPr>
+            </w:pPr>
+            <w:r>
+              <w:rPr>
+                <w:color w:val="548dd4"/>
+                <w:sz w:val="16"/>
+                <w:szCs w:val="16"/>
+                <w:rtl w:val="0"/>
+              </w:rPr>
+              <w:t xml:space="preserve">Diseño de Arquitectura y Documentación UML</w:t>
+            </w:r>
+          </w:p>
+        </w:tc>
+        <w:tc>
+          <w:tcPr/>
+          <w:p>
+            <w:pPr>
+              <w:spacing w:line="360" w:lineRule="auto"/>
+              <w:jc w:val="both"/>
+              <w:rPr>
+                <w:b w:val="1"/>
+                <w:bCs w:val="1"/>
+                <w:sz w:val="16"/>
+                <w:szCs w:val="16"/>
+              </w:rPr>
+            </w:pPr>
+            <w:r>
+              <w:rPr>
+                <w:rtl w:val="0"/>
+              </w:rPr>
+            </w:r>
+          </w:p>
+        </w:tc>
+        <w:tc>
+          <w:tcPr/>
+          <w:p>
+            <w:pPr>
+              <w:spacing w:line="360" w:lineRule="auto"/>
+              <w:jc w:val="both"/>
+              <w:rPr>
+                <w:b w:val="1"/>
+                <w:bCs w:val="1"/>
+                <w:sz w:val="16"/>
+                <w:szCs w:val="16"/>
+              </w:rPr>
+            </w:pPr>
+            <w:r>
+              <w:rPr>
+                <w:rtl w:val="0"/>
+              </w:rPr>
+            </w:r>
+          </w:p>
+        </w:tc>
+        <w:tc>
+          <w:tcPr/>
+          <w:p>
+            <w:pPr>
+              <w:spacing w:line="360" w:lineRule="auto"/>
+              <w:jc w:val="both"/>
+              <w:rPr>
+                <w:b w:val="1"/>
+                <w:bCs w:val="1"/>
+                <w:sz w:val="16"/>
+                <w:szCs w:val="16"/>
+              </w:rPr>
+            </w:pPr>
+            <w:r>
+              <w:rPr>
+                <w:rtl w:val="0"/>
+              </w:rPr>
+            </w:r>
+          </w:p>
+        </w:tc>
+        <w:tc>
+          <w:tcPr/>
+          <w:p>
+            <w:pPr>
+              <w:spacing w:line="360" w:lineRule="auto"/>
+              <w:jc w:val="both"/>
+              <w:rPr>
+                <w:b w:val="1"/>
+                <w:bCs w:val="1"/>
+                <w:sz w:val="16"/>
+                <w:szCs w:val="16"/>
+              </w:rPr>
+            </w:pPr>
+            <w:r>
+              <w:rPr>
+                <w:rtl w:val="0"/>
+              </w:rPr>
+            </w:r>
+          </w:p>
+        </w:tc>
+        <w:tc>
+          <w:tcPr>
+            <w:vAlign w:val="center"/>
+          </w:tcPr>
+          <w:p>
+            <w:pPr>
+              <w:spacing w:line="360" w:lineRule="auto"/>
+              <w:jc w:val="both"/>
+              <w:rPr>
+                <w:b w:val="1"/>
+                <w:bCs w:val="1"/>
+                <w:sz w:val="30"/>
+                <w:szCs w:val="30"/>
+              </w:rPr>
+            </w:pPr>
+            <w:r>
+              <w:rPr>
+                <w:b w:val="1"/>
+                <w:bCs w:val="1"/>
+                <w:sz w:val="30"/>
+                <w:szCs w:val="30"/>
+                <w:rtl w:val="0"/>
+              </w:rPr>
+              <w:t xml:space="preserve">x</w:t>
+            </w:r>
+          </w:p>
+        </w:tc>
+        <w:tc>
+          <w:tcPr>
+            <w:vAlign w:val="center"/>
+          </w:tcPr>
+          <w:p>
+            <w:pPr>
+              <w:spacing w:line="360" w:lineRule="auto"/>
+              <w:jc w:val="both"/>
+              <w:rPr>
+                <w:b w:val="1"/>
+                <w:bCs w:val="1"/>
+                <w:sz w:val="30"/>
+                <w:szCs w:val="30"/>
+              </w:rPr>
+            </w:pPr>
+            <w:r>
+              <w:rPr>
+                <w:b w:val="1"/>
+                <w:bCs w:val="1"/>
+                <w:sz w:val="30"/>
+                <w:szCs w:val="30"/>
+                <w:rtl w:val="0"/>
+              </w:rPr>
+              <w:t xml:space="preserve">x</w:t>
             </w:r>
           </w:p>
         </w:tc>
@@ -7953,6 +11224,2927 @@
                 <w:szCs w:val="16"/>
               </w:rPr>
             </w:pPr>
+            <w:r>
+              <w:rPr>
+                <w:rtl w:val="0"/>
+              </w:rPr>
+            </w:r>
+          </w:p>
+        </w:tc>
+      </w:tr>
+      <w:tr>
+        <w:trPr>
+          <w:cantSplit w:val="0"/>
+          <w:trHeight w:val="294" w:hRule="atLeast"/>
+          <w:tblHeader w:val="0"/>
+        </w:trPr>
+        <w:tc>
+          <w:tcPr/>
+          <w:p>
+            <w:pPr>
+              <w:spacing w:line="360" w:lineRule="auto"/>
+              <w:jc w:val="both"/>
+              <w:rPr>
+                <w:color w:val="548dd4"/>
+                <w:sz w:val="16"/>
+                <w:szCs w:val="16"/>
+              </w:rPr>
+            </w:pPr>
+            <w:r>
+              <w:rPr>
+                <w:color w:val="548dd4"/>
+                <w:sz w:val="16"/>
+                <w:szCs w:val="16"/>
+                <w:rtl w:val="0"/>
+              </w:rPr>
+              <w:t xml:space="preserve">Diseño de Interfaz o mockups</w:t>
+            </w:r>
+          </w:p>
+        </w:tc>
+        <w:tc>
+          <w:tcPr/>
+          <w:p>
+            <w:pPr>
+              <w:spacing w:line="360" w:lineRule="auto"/>
+              <w:jc w:val="both"/>
+              <w:rPr>
+                <w:b w:val="1"/>
+                <w:bCs w:val="1"/>
+                <w:sz w:val="16"/>
+                <w:szCs w:val="16"/>
+              </w:rPr>
+            </w:pPr>
+            <w:r>
+              <w:rPr>
+                <w:rtl w:val="0"/>
+              </w:rPr>
+            </w:r>
+          </w:p>
+        </w:tc>
+        <w:tc>
+          <w:tcPr/>
+          <w:p>
+            <w:pPr>
+              <w:spacing w:line="360" w:lineRule="auto"/>
+              <w:jc w:val="both"/>
+              <w:rPr>
+                <w:b w:val="1"/>
+                <w:bCs w:val="1"/>
+                <w:sz w:val="16"/>
+                <w:szCs w:val="16"/>
+              </w:rPr>
+            </w:pPr>
+            <w:r>
+              <w:rPr>
+                <w:rtl w:val="0"/>
+              </w:rPr>
+            </w:r>
+          </w:p>
+        </w:tc>
+        <w:tc>
+          <w:tcPr/>
+          <w:p>
+            <w:pPr>
+              <w:spacing w:line="360" w:lineRule="auto"/>
+              <w:jc w:val="both"/>
+              <w:rPr>
+                <w:b w:val="1"/>
+                <w:bCs w:val="1"/>
+                <w:sz w:val="16"/>
+                <w:szCs w:val="16"/>
+              </w:rPr>
+            </w:pPr>
+            <w:r>
+              <w:rPr>
+                <w:rtl w:val="0"/>
+              </w:rPr>
+            </w:r>
+          </w:p>
+        </w:tc>
+        <w:tc>
+          <w:tcPr/>
+          <w:p>
+            <w:pPr>
+              <w:spacing w:line="360" w:lineRule="auto"/>
+              <w:jc w:val="both"/>
+              <w:rPr>
+                <w:b w:val="1"/>
+                <w:bCs w:val="1"/>
+                <w:sz w:val="16"/>
+                <w:szCs w:val="16"/>
+              </w:rPr>
+            </w:pPr>
+            <w:r>
+              <w:rPr>
+                <w:rtl w:val="0"/>
+              </w:rPr>
+            </w:r>
+          </w:p>
+        </w:tc>
+        <w:tc>
+          <w:tcPr>
+            <w:vAlign w:val="center"/>
+          </w:tcPr>
+          <w:p>
+            <w:pPr>
+              <w:spacing w:line="360" w:lineRule="auto"/>
+              <w:jc w:val="both"/>
+              <w:rPr>
+                <w:b w:val="1"/>
+                <w:bCs w:val="1"/>
+                <w:sz w:val="30"/>
+                <w:szCs w:val="30"/>
+              </w:rPr>
+            </w:pPr>
+            <w:r>
+              <w:rPr>
+                <w:rtl w:val="0"/>
+              </w:rPr>
+            </w:r>
+          </w:p>
+        </w:tc>
+        <w:tc>
+          <w:tcPr>
+            <w:vAlign w:val="center"/>
+          </w:tcPr>
+          <w:p>
+            <w:pPr>
+              <w:spacing w:line="360" w:lineRule="auto"/>
+              <w:jc w:val="both"/>
+              <w:rPr>
+                <w:b w:val="1"/>
+                <w:bCs w:val="1"/>
+                <w:sz w:val="30"/>
+                <w:szCs w:val="30"/>
+              </w:rPr>
+            </w:pPr>
+            <w:r>
+              <w:rPr>
+                <w:b w:val="1"/>
+                <w:bCs w:val="1"/>
+                <w:sz w:val="30"/>
+                <w:szCs w:val="30"/>
+                <w:rtl w:val="0"/>
+              </w:rPr>
+              <w:t xml:space="preserve">x</w:t>
+            </w:r>
+          </w:p>
+        </w:tc>
+        <w:tc>
+          <w:tcPr>
+            <w:vAlign w:val="center"/>
+          </w:tcPr>
+          <w:p>
+            <w:pPr>
+              <w:spacing w:line="360" w:lineRule="auto"/>
+              <w:jc w:val="both"/>
+              <w:rPr>
+                <w:b w:val="1"/>
+                <w:bCs w:val="1"/>
+                <w:sz w:val="30"/>
+                <w:szCs w:val="30"/>
+              </w:rPr>
+            </w:pPr>
+            <w:r>
+              <w:rPr>
+                <w:b w:val="1"/>
+                <w:bCs w:val="1"/>
+                <w:sz w:val="30"/>
+                <w:szCs w:val="30"/>
+                <w:rtl w:val="0"/>
+              </w:rPr>
+              <w:t xml:space="preserve">x</w:t>
+            </w:r>
+          </w:p>
+        </w:tc>
+        <w:tc>
+          <w:tcPr/>
+          <w:p>
+            <w:pPr>
+              <w:spacing w:line="360" w:lineRule="auto"/>
+              <w:jc w:val="both"/>
+              <w:rPr>
+                <w:b w:val="1"/>
+                <w:bCs w:val="1"/>
+                <w:sz w:val="16"/>
+                <w:szCs w:val="16"/>
+              </w:rPr>
+            </w:pPr>
+            <w:r>
+              <w:rPr>
+                <w:rtl w:val="0"/>
+              </w:rPr>
+            </w:r>
+          </w:p>
+        </w:tc>
+        <w:tc>
+          <w:tcPr/>
+          <w:p>
+            <w:pPr>
+              <w:spacing w:line="360" w:lineRule="auto"/>
+              <w:jc w:val="both"/>
+              <w:rPr>
+                <w:b w:val="1"/>
+                <w:bCs w:val="1"/>
+                <w:sz w:val="16"/>
+                <w:szCs w:val="16"/>
+              </w:rPr>
+            </w:pPr>
+            <w:r>
+              <w:rPr>
+                <w:rtl w:val="0"/>
+              </w:rPr>
+            </w:r>
+          </w:p>
+        </w:tc>
+        <w:tc>
+          <w:tcPr/>
+          <w:p>
+            <w:pPr>
+              <w:spacing w:line="360" w:lineRule="auto"/>
+              <w:jc w:val="both"/>
+              <w:rPr>
+                <w:b w:val="1"/>
+                <w:bCs w:val="1"/>
+                <w:sz w:val="16"/>
+                <w:szCs w:val="16"/>
+              </w:rPr>
+            </w:pPr>
+            <w:r>
+              <w:rPr>
+                <w:rtl w:val="0"/>
+              </w:rPr>
+            </w:r>
+          </w:p>
+        </w:tc>
+        <w:tc>
+          <w:tcPr/>
+          <w:p>
+            <w:pPr>
+              <w:spacing w:line="360" w:lineRule="auto"/>
+              <w:jc w:val="both"/>
+              <w:rPr>
+                <w:b w:val="1"/>
+                <w:bCs w:val="1"/>
+                <w:sz w:val="16"/>
+                <w:szCs w:val="16"/>
+              </w:rPr>
+            </w:pPr>
+            <w:r>
+              <w:rPr>
+                <w:rtl w:val="0"/>
+              </w:rPr>
+            </w:r>
+          </w:p>
+        </w:tc>
+        <w:tc>
+          <w:tcPr/>
+          <w:p>
+            <w:pPr>
+              <w:spacing w:line="360" w:lineRule="auto"/>
+              <w:jc w:val="both"/>
+              <w:rPr>
+                <w:b w:val="1"/>
+                <w:bCs w:val="1"/>
+                <w:sz w:val="16"/>
+                <w:szCs w:val="16"/>
+              </w:rPr>
+            </w:pPr>
+            <w:r>
+              <w:rPr>
+                <w:rtl w:val="0"/>
+              </w:rPr>
+            </w:r>
+          </w:p>
+        </w:tc>
+        <w:tc>
+          <w:tcPr/>
+          <w:p>
+            <w:pPr>
+              <w:spacing w:line="360" w:lineRule="auto"/>
+              <w:jc w:val="both"/>
+              <w:rPr>
+                <w:b w:val="1"/>
+                <w:bCs w:val="1"/>
+                <w:sz w:val="16"/>
+                <w:szCs w:val="16"/>
+              </w:rPr>
+            </w:pPr>
+            <w:r>
+              <w:rPr>
+                <w:rtl w:val="0"/>
+              </w:rPr>
+            </w:r>
+          </w:p>
+        </w:tc>
+        <w:tc>
+          <w:tcPr/>
+          <w:p>
+            <w:pPr>
+              <w:spacing w:line="360" w:lineRule="auto"/>
+              <w:jc w:val="both"/>
+              <w:rPr>
+                <w:b w:val="1"/>
+                <w:bCs w:val="1"/>
+                <w:sz w:val="16"/>
+                <w:szCs w:val="16"/>
+              </w:rPr>
+            </w:pPr>
+            <w:r>
+              <w:rPr>
+                <w:rtl w:val="0"/>
+              </w:rPr>
+            </w:r>
+          </w:p>
+        </w:tc>
+        <w:tc>
+          <w:tcPr/>
+          <w:p>
+            <w:pPr>
+              <w:spacing w:line="360" w:lineRule="auto"/>
+              <w:jc w:val="both"/>
+              <w:rPr>
+                <w:b w:val="1"/>
+                <w:bCs w:val="1"/>
+                <w:sz w:val="16"/>
+                <w:szCs w:val="16"/>
+              </w:rPr>
+            </w:pPr>
+            <w:r>
+              <w:rPr>
+                <w:rtl w:val="0"/>
+              </w:rPr>
+            </w:r>
+          </w:p>
+        </w:tc>
+        <w:tc>
+          <w:tcPr>
+            <w:gridSpan w:val="2"/>
+          </w:tcPr>
+          <w:p>
+            <w:pPr>
+              <w:spacing w:line="360" w:lineRule="auto"/>
+              <w:jc w:val="both"/>
+              <w:rPr>
+                <w:b w:val="1"/>
+                <w:bCs w:val="1"/>
+                <w:sz w:val="16"/>
+                <w:szCs w:val="16"/>
+              </w:rPr>
+            </w:pPr>
+            <w:r>
+              <w:rPr>
+                <w:rtl w:val="0"/>
+              </w:rPr>
+            </w:r>
+          </w:p>
+        </w:tc>
+        <w:tc>
+          <w:tcPr/>
+          <w:p>
+            <w:pPr>
+              <w:spacing w:line="360" w:lineRule="auto"/>
+              <w:jc w:val="both"/>
+              <w:rPr>
+                <w:b w:val="1"/>
+                <w:bCs w:val="1"/>
+                <w:sz w:val="16"/>
+                <w:szCs w:val="16"/>
+              </w:rPr>
+            </w:pPr>
+            <w:r>
+              <w:rPr>
+                <w:rtl w:val="0"/>
+              </w:rPr>
+            </w:r>
+          </w:p>
+        </w:tc>
+        <w:tc>
+          <w:tcPr/>
+          <w:p>
+            <w:pPr>
+              <w:spacing w:line="360" w:lineRule="auto"/>
+              <w:jc w:val="both"/>
+              <w:rPr>
+                <w:b w:val="1"/>
+                <w:bCs w:val="1"/>
+                <w:sz w:val="16"/>
+                <w:szCs w:val="16"/>
+              </w:rPr>
+            </w:pPr>
+            <w:r>
+              <w:rPr>
+                <w:rtl w:val="0"/>
+              </w:rPr>
+            </w:r>
+          </w:p>
+        </w:tc>
+      </w:tr>
+      <w:tr>
+        <w:trPr>
+          <w:cantSplit w:val="0"/>
+          <w:trHeight w:val="294" w:hRule="atLeast"/>
+          <w:tblHeader w:val="0"/>
+        </w:trPr>
+        <w:tc>
+          <w:tcPr/>
+          <w:p>
+            <w:pPr>
+              <w:spacing w:line="360" w:lineRule="auto"/>
+              <w:jc w:val="both"/>
+              <w:rPr>
+                <w:color w:val="548dd4"/>
+                <w:sz w:val="16"/>
+                <w:szCs w:val="16"/>
+              </w:rPr>
+            </w:pPr>
+            <w:r>
+              <w:rPr>
+                <w:color w:val="548dd4"/>
+                <w:sz w:val="16"/>
+                <w:szCs w:val="16"/>
+                <w:rtl w:val="0"/>
+              </w:rPr>
+              <w:t xml:space="preserve">Definición de Requisitos No Funcionales</w:t>
+            </w:r>
+          </w:p>
+        </w:tc>
+        <w:tc>
+          <w:tcPr/>
+          <w:p>
+            <w:pPr>
+              <w:spacing w:line="360" w:lineRule="auto"/>
+              <w:jc w:val="both"/>
+              <w:rPr>
+                <w:b w:val="1"/>
+                <w:bCs w:val="1"/>
+                <w:sz w:val="16"/>
+                <w:szCs w:val="16"/>
+              </w:rPr>
+            </w:pPr>
+            <w:r>
+              <w:rPr>
+                <w:rtl w:val="0"/>
+              </w:rPr>
+            </w:r>
+          </w:p>
+        </w:tc>
+        <w:tc>
+          <w:tcPr/>
+          <w:p>
+            <w:pPr>
+              <w:spacing w:line="360" w:lineRule="auto"/>
+              <w:jc w:val="both"/>
+              <w:rPr>
+                <w:b w:val="1"/>
+                <w:bCs w:val="1"/>
+                <w:sz w:val="16"/>
+                <w:szCs w:val="16"/>
+              </w:rPr>
+            </w:pPr>
+            <w:r>
+              <w:rPr>
+                <w:rtl w:val="0"/>
+              </w:rPr>
+            </w:r>
+          </w:p>
+        </w:tc>
+        <w:tc>
+          <w:tcPr/>
+          <w:p>
+            <w:pPr>
+              <w:spacing w:line="360" w:lineRule="auto"/>
+              <w:jc w:val="both"/>
+              <w:rPr>
+                <w:b w:val="1"/>
+                <w:bCs w:val="1"/>
+                <w:sz w:val="16"/>
+                <w:szCs w:val="16"/>
+              </w:rPr>
+            </w:pPr>
+            <w:r>
+              <w:rPr>
+                <w:rtl w:val="0"/>
+              </w:rPr>
+            </w:r>
+          </w:p>
+        </w:tc>
+        <w:tc>
+          <w:tcPr/>
+          <w:p>
+            <w:pPr>
+              <w:spacing w:line="360" w:lineRule="auto"/>
+              <w:jc w:val="both"/>
+              <w:rPr>
+                <w:b w:val="1"/>
+                <w:bCs w:val="1"/>
+                <w:sz w:val="16"/>
+                <w:szCs w:val="16"/>
+              </w:rPr>
+            </w:pPr>
+            <w:r>
+              <w:rPr>
+                <w:rtl w:val="0"/>
+              </w:rPr>
+            </w:r>
+          </w:p>
+        </w:tc>
+        <w:tc>
+          <w:tcPr>
+            <w:vAlign w:val="center"/>
+          </w:tcPr>
+          <w:p>
+            <w:pPr>
+              <w:spacing w:line="360" w:lineRule="auto"/>
+              <w:jc w:val="both"/>
+              <w:rPr>
+                <w:b w:val="1"/>
+                <w:bCs w:val="1"/>
+                <w:sz w:val="30"/>
+                <w:szCs w:val="30"/>
+              </w:rPr>
+            </w:pPr>
+            <w:r>
+              <w:rPr>
+                <w:rtl w:val="0"/>
+              </w:rPr>
+            </w:r>
+          </w:p>
+        </w:tc>
+        <w:tc>
+          <w:tcPr>
+            <w:vAlign w:val="center"/>
+          </w:tcPr>
+          <w:p>
+            <w:pPr>
+              <w:spacing w:line="360" w:lineRule="auto"/>
+              <w:jc w:val="both"/>
+              <w:rPr>
+                <w:b w:val="1"/>
+                <w:bCs w:val="1"/>
+                <w:sz w:val="30"/>
+                <w:szCs w:val="30"/>
+              </w:rPr>
+            </w:pPr>
+            <w:r>
+              <w:rPr>
+                <w:rtl w:val="0"/>
+              </w:rPr>
+            </w:r>
+          </w:p>
+        </w:tc>
+        <w:tc>
+          <w:tcPr>
+            <w:vAlign w:val="center"/>
+          </w:tcPr>
+          <w:p>
+            <w:pPr>
+              <w:spacing w:line="360" w:lineRule="auto"/>
+              <w:jc w:val="both"/>
+              <w:rPr>
+                <w:b w:val="1"/>
+                <w:bCs w:val="1"/>
+                <w:sz w:val="30"/>
+                <w:szCs w:val="30"/>
+              </w:rPr>
+            </w:pPr>
+            <w:r>
+              <w:rPr>
+                <w:b w:val="1"/>
+                <w:bCs w:val="1"/>
+                <w:sz w:val="30"/>
+                <w:szCs w:val="30"/>
+                <w:rtl w:val="0"/>
+              </w:rPr>
+              <w:t xml:space="preserve">x</w:t>
+            </w:r>
+          </w:p>
+        </w:tc>
+        <w:tc>
+          <w:tcPr/>
+          <w:p>
+            <w:pPr>
+              <w:spacing w:line="360" w:lineRule="auto"/>
+              <w:jc w:val="both"/>
+              <w:rPr>
+                <w:b w:val="1"/>
+                <w:bCs w:val="1"/>
+                <w:sz w:val="16"/>
+                <w:szCs w:val="16"/>
+              </w:rPr>
+            </w:pPr>
+            <w:r>
+              <w:rPr>
+                <w:rtl w:val="0"/>
+              </w:rPr>
+            </w:r>
+          </w:p>
+        </w:tc>
+        <w:tc>
+          <w:tcPr/>
+          <w:p>
+            <w:pPr>
+              <w:spacing w:line="360" w:lineRule="auto"/>
+              <w:jc w:val="both"/>
+              <w:rPr>
+                <w:b w:val="1"/>
+                <w:bCs w:val="1"/>
+                <w:sz w:val="16"/>
+                <w:szCs w:val="16"/>
+              </w:rPr>
+            </w:pPr>
+            <w:r>
+              <w:rPr>
+                <w:rtl w:val="0"/>
+              </w:rPr>
+            </w:r>
+          </w:p>
+        </w:tc>
+        <w:tc>
+          <w:tcPr/>
+          <w:p>
+            <w:pPr>
+              <w:spacing w:line="360" w:lineRule="auto"/>
+              <w:jc w:val="both"/>
+              <w:rPr>
+                <w:b w:val="1"/>
+                <w:bCs w:val="1"/>
+                <w:sz w:val="16"/>
+                <w:szCs w:val="16"/>
+              </w:rPr>
+            </w:pPr>
+            <w:r>
+              <w:rPr>
+                <w:rtl w:val="0"/>
+              </w:rPr>
+            </w:r>
+          </w:p>
+        </w:tc>
+        <w:tc>
+          <w:tcPr/>
+          <w:p>
+            <w:pPr>
+              <w:spacing w:line="360" w:lineRule="auto"/>
+              <w:jc w:val="both"/>
+              <w:rPr>
+                <w:b w:val="1"/>
+                <w:bCs w:val="1"/>
+                <w:sz w:val="16"/>
+                <w:szCs w:val="16"/>
+              </w:rPr>
+            </w:pPr>
+            <w:r>
+              <w:rPr>
+                <w:rtl w:val="0"/>
+              </w:rPr>
+            </w:r>
+          </w:p>
+        </w:tc>
+        <w:tc>
+          <w:tcPr/>
+          <w:p>
+            <w:pPr>
+              <w:spacing w:line="360" w:lineRule="auto"/>
+              <w:jc w:val="both"/>
+              <w:rPr>
+                <w:b w:val="1"/>
+                <w:bCs w:val="1"/>
+                <w:sz w:val="16"/>
+                <w:szCs w:val="16"/>
+              </w:rPr>
+            </w:pPr>
+            <w:r>
+              <w:rPr>
+                <w:rtl w:val="0"/>
+              </w:rPr>
+            </w:r>
+          </w:p>
+        </w:tc>
+        <w:tc>
+          <w:tcPr/>
+          <w:p>
+            <w:pPr>
+              <w:spacing w:line="360" w:lineRule="auto"/>
+              <w:jc w:val="both"/>
+              <w:rPr>
+                <w:b w:val="1"/>
+                <w:bCs w:val="1"/>
+                <w:sz w:val="16"/>
+                <w:szCs w:val="16"/>
+              </w:rPr>
+            </w:pPr>
+            <w:r>
+              <w:rPr>
+                <w:rtl w:val="0"/>
+              </w:rPr>
+            </w:r>
+          </w:p>
+        </w:tc>
+        <w:tc>
+          <w:tcPr/>
+          <w:p>
+            <w:pPr>
+              <w:spacing w:line="360" w:lineRule="auto"/>
+              <w:jc w:val="both"/>
+              <w:rPr>
+                <w:b w:val="1"/>
+                <w:bCs w:val="1"/>
+                <w:sz w:val="16"/>
+                <w:szCs w:val="16"/>
+              </w:rPr>
+            </w:pPr>
+            <w:r>
+              <w:rPr>
+                <w:rtl w:val="0"/>
+              </w:rPr>
+            </w:r>
+          </w:p>
+        </w:tc>
+        <w:tc>
+          <w:tcPr/>
+          <w:p>
+            <w:pPr>
+              <w:spacing w:line="360" w:lineRule="auto"/>
+              <w:jc w:val="both"/>
+              <w:rPr>
+                <w:b w:val="1"/>
+                <w:bCs w:val="1"/>
+                <w:sz w:val="16"/>
+                <w:szCs w:val="16"/>
+              </w:rPr>
+            </w:pPr>
+            <w:r>
+              <w:rPr>
+                <w:rtl w:val="0"/>
+              </w:rPr>
+            </w:r>
+          </w:p>
+        </w:tc>
+        <w:tc>
+          <w:tcPr>
+            <w:gridSpan w:val="2"/>
+          </w:tcPr>
+          <w:p>
+            <w:pPr>
+              <w:spacing w:line="360" w:lineRule="auto"/>
+              <w:jc w:val="both"/>
+              <w:rPr>
+                <w:b w:val="1"/>
+                <w:bCs w:val="1"/>
+                <w:sz w:val="16"/>
+                <w:szCs w:val="16"/>
+              </w:rPr>
+            </w:pPr>
+            <w:r>
+              <w:rPr>
+                <w:rtl w:val="0"/>
+              </w:rPr>
+            </w:r>
+          </w:p>
+        </w:tc>
+        <w:tc>
+          <w:tcPr/>
+          <w:p>
+            <w:pPr>
+              <w:spacing w:line="360" w:lineRule="auto"/>
+              <w:jc w:val="both"/>
+              <w:rPr>
+                <w:b w:val="1"/>
+                <w:bCs w:val="1"/>
+                <w:sz w:val="16"/>
+                <w:szCs w:val="16"/>
+              </w:rPr>
+            </w:pPr>
+            <w:r>
+              <w:rPr>
+                <w:rtl w:val="0"/>
+              </w:rPr>
+            </w:r>
+          </w:p>
+        </w:tc>
+        <w:tc>
+          <w:tcPr/>
+          <w:p>
+            <w:pPr>
+              <w:spacing w:line="360" w:lineRule="auto"/>
+              <w:jc w:val="both"/>
+              <w:rPr>
+                <w:b w:val="1"/>
+                <w:bCs w:val="1"/>
+                <w:sz w:val="16"/>
+                <w:szCs w:val="16"/>
+              </w:rPr>
+            </w:pPr>
+            <w:r>
+              <w:rPr>
+                <w:rtl w:val="0"/>
+              </w:rPr>
+            </w:r>
+          </w:p>
+        </w:tc>
+      </w:tr>
+      <w:tr>
+        <w:trPr>
+          <w:cantSplit w:val="0"/>
+          <w:trHeight w:val="294" w:hRule="atLeast"/>
+          <w:tblHeader w:val="0"/>
+        </w:trPr>
+        <w:tc>
+          <w:tcPr/>
+          <w:p>
+            <w:pPr>
+              <w:spacing w:line="360" w:lineRule="auto"/>
+              <w:jc w:val="both"/>
+              <w:rPr>
+                <w:color w:val="548dd4"/>
+                <w:sz w:val="16"/>
+                <w:szCs w:val="16"/>
+              </w:rPr>
+            </w:pPr>
+            <w:r>
+              <w:rPr>
+                <w:color w:val="548dd4"/>
+                <w:sz w:val="16"/>
+                <w:szCs w:val="16"/>
+                <w:rtl w:val="0"/>
+              </w:rPr>
+              <w:t xml:space="preserve">Desarrollo Back-end y Motor de Simulación</w:t>
+            </w:r>
+          </w:p>
+        </w:tc>
+        <w:tc>
+          <w:tcPr/>
+          <w:p>
+            <w:pPr>
+              <w:spacing w:line="360" w:lineRule="auto"/>
+              <w:jc w:val="both"/>
+              <w:rPr>
+                <w:b w:val="1"/>
+                <w:bCs w:val="1"/>
+                <w:sz w:val="16"/>
+                <w:szCs w:val="16"/>
+              </w:rPr>
+            </w:pPr>
+            <w:r>
+              <w:rPr>
+                <w:rtl w:val="0"/>
+              </w:rPr>
+            </w:r>
+          </w:p>
+        </w:tc>
+        <w:tc>
+          <w:tcPr/>
+          <w:p>
+            <w:pPr>
+              <w:spacing w:line="360" w:lineRule="auto"/>
+              <w:jc w:val="both"/>
+              <w:rPr>
+                <w:b w:val="1"/>
+                <w:bCs w:val="1"/>
+                <w:sz w:val="16"/>
+                <w:szCs w:val="16"/>
+              </w:rPr>
+            </w:pPr>
+            <w:r>
+              <w:rPr>
+                <w:rtl w:val="0"/>
+              </w:rPr>
+            </w:r>
+          </w:p>
+        </w:tc>
+        <w:tc>
+          <w:tcPr/>
+          <w:p>
+            <w:pPr>
+              <w:spacing w:line="360" w:lineRule="auto"/>
+              <w:jc w:val="both"/>
+              <w:rPr>
+                <w:b w:val="1"/>
+                <w:bCs w:val="1"/>
+                <w:sz w:val="16"/>
+                <w:szCs w:val="16"/>
+              </w:rPr>
+            </w:pPr>
+            <w:r>
+              <w:rPr>
+                <w:rtl w:val="0"/>
+              </w:rPr>
+            </w:r>
+          </w:p>
+        </w:tc>
+        <w:tc>
+          <w:tcPr/>
+          <w:p>
+            <w:pPr>
+              <w:spacing w:line="360" w:lineRule="auto"/>
+              <w:jc w:val="both"/>
+              <w:rPr>
+                <w:b w:val="1"/>
+                <w:bCs w:val="1"/>
+                <w:sz w:val="16"/>
+                <w:szCs w:val="16"/>
+              </w:rPr>
+            </w:pPr>
+            <w:r>
+              <w:rPr>
+                <w:rtl w:val="0"/>
+              </w:rPr>
+            </w:r>
+          </w:p>
+        </w:tc>
+        <w:tc>
+          <w:tcPr>
+            <w:vAlign w:val="center"/>
+          </w:tcPr>
+          <w:p>
+            <w:pPr>
+              <w:spacing w:line="360" w:lineRule="auto"/>
+              <w:jc w:val="both"/>
+              <w:rPr>
+                <w:b w:val="1"/>
+                <w:bCs w:val="1"/>
+                <w:sz w:val="30"/>
+                <w:szCs w:val="30"/>
+              </w:rPr>
+            </w:pPr>
+            <w:r>
+              <w:rPr>
+                <w:rtl w:val="0"/>
+              </w:rPr>
+            </w:r>
+          </w:p>
+        </w:tc>
+        <w:tc>
+          <w:tcPr>
+            <w:vAlign w:val="center"/>
+          </w:tcPr>
+          <w:p>
+            <w:pPr>
+              <w:spacing w:line="360" w:lineRule="auto"/>
+              <w:jc w:val="both"/>
+              <w:rPr>
+                <w:b w:val="1"/>
+                <w:bCs w:val="1"/>
+                <w:sz w:val="30"/>
+                <w:szCs w:val="30"/>
+              </w:rPr>
+            </w:pPr>
+            <w:r>
+              <w:rPr>
+                <w:rtl w:val="0"/>
+              </w:rPr>
+            </w:r>
+          </w:p>
+        </w:tc>
+        <w:tc>
+          <w:tcPr>
+            <w:vAlign w:val="center"/>
+          </w:tcPr>
+          <w:p>
+            <w:pPr>
+              <w:spacing w:line="360" w:lineRule="auto"/>
+              <w:jc w:val="both"/>
+              <w:rPr>
+                <w:b w:val="1"/>
+                <w:bCs w:val="1"/>
+                <w:sz w:val="30"/>
+                <w:szCs w:val="30"/>
+              </w:rPr>
+            </w:pPr>
+            <w:r>
+              <w:rPr>
+                <w:rtl w:val="0"/>
+              </w:rPr>
+            </w:r>
+          </w:p>
+        </w:tc>
+        <w:tc>
+          <w:tcPr/>
+          <w:p>
+            <w:pPr>
+              <w:spacing w:line="360" w:lineRule="auto"/>
+              <w:jc w:val="both"/>
+              <w:rPr>
+                <w:b w:val="1"/>
+                <w:bCs w:val="1"/>
+                <w:sz w:val="16"/>
+                <w:szCs w:val="16"/>
+              </w:rPr>
+            </w:pPr>
+            <w:r>
+              <w:rPr>
+                <w:b w:val="1"/>
+                <w:bCs w:val="1"/>
+                <w:sz w:val="30"/>
+                <w:szCs w:val="30"/>
+                <w:rtl w:val="0"/>
+              </w:rPr>
+              <w:t xml:space="preserve">x</w:t>
+            </w:r>
+            <w:r>
+              <w:rPr>
+                <w:rtl w:val="0"/>
+              </w:rPr>
+            </w:r>
+          </w:p>
+        </w:tc>
+        <w:tc>
+          <w:tcPr/>
+          <w:p>
+            <w:pPr>
+              <w:spacing w:line="360" w:lineRule="auto"/>
+              <w:jc w:val="both"/>
+              <w:rPr>
+                <w:b w:val="1"/>
+                <w:bCs w:val="1"/>
+                <w:sz w:val="16"/>
+                <w:szCs w:val="16"/>
+              </w:rPr>
+            </w:pPr>
+            <w:r>
+              <w:rPr>
+                <w:b w:val="1"/>
+                <w:bCs w:val="1"/>
+                <w:sz w:val="30"/>
+                <w:szCs w:val="30"/>
+                <w:rtl w:val="0"/>
+              </w:rPr>
+              <w:t xml:space="preserve">x</w:t>
+            </w:r>
+            <w:r>
+              <w:rPr>
+                <w:rtl w:val="0"/>
+              </w:rPr>
+            </w:r>
+          </w:p>
+        </w:tc>
+        <w:tc>
+          <w:tcPr/>
+          <w:p>
+            <w:pPr>
+              <w:spacing w:line="360" w:lineRule="auto"/>
+              <w:jc w:val="both"/>
+              <w:rPr>
+                <w:b w:val="1"/>
+                <w:bCs w:val="1"/>
+                <w:sz w:val="16"/>
+                <w:szCs w:val="16"/>
+              </w:rPr>
+            </w:pPr>
+            <w:r>
+              <w:rPr>
+                <w:b w:val="1"/>
+                <w:bCs w:val="1"/>
+                <w:sz w:val="30"/>
+                <w:szCs w:val="30"/>
+                <w:rtl w:val="0"/>
+              </w:rPr>
+              <w:t xml:space="preserve">x</w:t>
+            </w:r>
+            <w:r>
+              <w:rPr>
+                <w:rtl w:val="0"/>
+              </w:rPr>
+            </w:r>
+          </w:p>
+        </w:tc>
+        <w:tc>
+          <w:tcPr/>
+          <w:p>
+            <w:pPr>
+              <w:spacing w:line="360" w:lineRule="auto"/>
+              <w:jc w:val="both"/>
+              <w:rPr>
+                <w:b w:val="1"/>
+                <w:bCs w:val="1"/>
+                <w:sz w:val="16"/>
+                <w:szCs w:val="16"/>
+              </w:rPr>
+            </w:pPr>
+            <w:r>
+              <w:rPr>
+                <w:rtl w:val="0"/>
+              </w:rPr>
+            </w:r>
+          </w:p>
+        </w:tc>
+        <w:tc>
+          <w:tcPr/>
+          <w:p>
+            <w:pPr>
+              <w:spacing w:line="360" w:lineRule="auto"/>
+              <w:jc w:val="both"/>
+              <w:rPr>
+                <w:b w:val="1"/>
+                <w:bCs w:val="1"/>
+                <w:sz w:val="16"/>
+                <w:szCs w:val="16"/>
+              </w:rPr>
+            </w:pPr>
+            <w:r>
+              <w:rPr>
+                <w:rtl w:val="0"/>
+              </w:rPr>
+            </w:r>
+          </w:p>
+        </w:tc>
+        <w:tc>
+          <w:tcPr/>
+          <w:p>
+            <w:pPr>
+              <w:spacing w:line="360" w:lineRule="auto"/>
+              <w:jc w:val="both"/>
+              <w:rPr>
+                <w:b w:val="1"/>
+                <w:bCs w:val="1"/>
+                <w:sz w:val="16"/>
+                <w:szCs w:val="16"/>
+              </w:rPr>
+            </w:pPr>
+            <w:r>
+              <w:rPr>
+                <w:rtl w:val="0"/>
+              </w:rPr>
+            </w:r>
+          </w:p>
+        </w:tc>
+        <w:tc>
+          <w:tcPr/>
+          <w:p>
+            <w:pPr>
+              <w:spacing w:line="360" w:lineRule="auto"/>
+              <w:jc w:val="both"/>
+              <w:rPr>
+                <w:b w:val="1"/>
+                <w:bCs w:val="1"/>
+                <w:sz w:val="16"/>
+                <w:szCs w:val="16"/>
+              </w:rPr>
+            </w:pPr>
+            <w:r>
+              <w:rPr>
+                <w:rtl w:val="0"/>
+              </w:rPr>
+            </w:r>
+          </w:p>
+        </w:tc>
+        <w:tc>
+          <w:tcPr/>
+          <w:p>
+            <w:pPr>
+              <w:spacing w:line="360" w:lineRule="auto"/>
+              <w:jc w:val="both"/>
+              <w:rPr>
+                <w:b w:val="1"/>
+                <w:bCs w:val="1"/>
+                <w:sz w:val="16"/>
+                <w:szCs w:val="16"/>
+              </w:rPr>
+            </w:pPr>
+            <w:r>
+              <w:rPr>
+                <w:rtl w:val="0"/>
+              </w:rPr>
+            </w:r>
+          </w:p>
+        </w:tc>
+        <w:tc>
+          <w:tcPr>
+            <w:gridSpan w:val="2"/>
+          </w:tcPr>
+          <w:p>
+            <w:pPr>
+              <w:spacing w:line="360" w:lineRule="auto"/>
+              <w:jc w:val="both"/>
+              <w:rPr>
+                <w:b w:val="1"/>
+                <w:bCs w:val="1"/>
+                <w:sz w:val="16"/>
+                <w:szCs w:val="16"/>
+              </w:rPr>
+            </w:pPr>
+            <w:r>
+              <w:rPr>
+                <w:rtl w:val="0"/>
+              </w:rPr>
+            </w:r>
+          </w:p>
+        </w:tc>
+        <w:tc>
+          <w:tcPr/>
+          <w:p>
+            <w:pPr>
+              <w:spacing w:line="360" w:lineRule="auto"/>
+              <w:jc w:val="both"/>
+              <w:rPr>
+                <w:b w:val="1"/>
+                <w:bCs w:val="1"/>
+                <w:sz w:val="16"/>
+                <w:szCs w:val="16"/>
+              </w:rPr>
+            </w:pPr>
+            <w:r>
+              <w:rPr>
+                <w:rtl w:val="0"/>
+              </w:rPr>
+            </w:r>
+          </w:p>
+        </w:tc>
+        <w:tc>
+          <w:tcPr/>
+          <w:p>
+            <w:pPr>
+              <w:spacing w:line="360" w:lineRule="auto"/>
+              <w:jc w:val="both"/>
+              <w:rPr>
+                <w:b w:val="1"/>
+                <w:bCs w:val="1"/>
+                <w:sz w:val="16"/>
+                <w:szCs w:val="16"/>
+              </w:rPr>
+            </w:pPr>
+            <w:r>
+              <w:rPr>
+                <w:rtl w:val="0"/>
+              </w:rPr>
+            </w:r>
+          </w:p>
+        </w:tc>
+      </w:tr>
+      <w:tr>
+        <w:trPr>
+          <w:cantSplit w:val="0"/>
+          <w:trHeight w:val="294" w:hRule="atLeast"/>
+          <w:tblHeader w:val="0"/>
+        </w:trPr>
+        <w:tc>
+          <w:tcPr/>
+          <w:p>
+            <w:pPr>
+              <w:spacing w:line="360" w:lineRule="auto"/>
+              <w:jc w:val="both"/>
+              <w:rPr>
+                <w:color w:val="548dd4"/>
+                <w:sz w:val="16"/>
+                <w:szCs w:val="16"/>
+              </w:rPr>
+            </w:pPr>
+            <w:r>
+              <w:rPr>
+                <w:color w:val="548dd4"/>
+                <w:sz w:val="16"/>
+                <w:szCs w:val="16"/>
+                <w:rtl w:val="0"/>
+              </w:rPr>
+              <w:t xml:space="preserve">Desarrollo Front-end e Integración</w:t>
+            </w:r>
+          </w:p>
+        </w:tc>
+        <w:tc>
+          <w:tcPr/>
+          <w:p>
+            <w:pPr>
+              <w:spacing w:line="360" w:lineRule="auto"/>
+              <w:jc w:val="both"/>
+              <w:rPr>
+                <w:b w:val="1"/>
+                <w:bCs w:val="1"/>
+                <w:sz w:val="16"/>
+                <w:szCs w:val="16"/>
+              </w:rPr>
+            </w:pPr>
+            <w:r>
+              <w:rPr>
+                <w:rtl w:val="0"/>
+              </w:rPr>
+            </w:r>
+          </w:p>
+        </w:tc>
+        <w:tc>
+          <w:tcPr/>
+          <w:p>
+            <w:pPr>
+              <w:spacing w:line="360" w:lineRule="auto"/>
+              <w:jc w:val="both"/>
+              <w:rPr>
+                <w:b w:val="1"/>
+                <w:bCs w:val="1"/>
+                <w:sz w:val="16"/>
+                <w:szCs w:val="16"/>
+              </w:rPr>
+            </w:pPr>
+            <w:r>
+              <w:rPr>
+                <w:rtl w:val="0"/>
+              </w:rPr>
+            </w:r>
+          </w:p>
+        </w:tc>
+        <w:tc>
+          <w:tcPr/>
+          <w:p>
+            <w:pPr>
+              <w:spacing w:line="360" w:lineRule="auto"/>
+              <w:jc w:val="both"/>
+              <w:rPr>
+                <w:b w:val="1"/>
+                <w:bCs w:val="1"/>
+                <w:sz w:val="16"/>
+                <w:szCs w:val="16"/>
+              </w:rPr>
+            </w:pPr>
+            <w:r>
+              <w:rPr>
+                <w:rtl w:val="0"/>
+              </w:rPr>
+            </w:r>
+          </w:p>
+        </w:tc>
+        <w:tc>
+          <w:tcPr/>
+          <w:p>
+            <w:pPr>
+              <w:spacing w:line="360" w:lineRule="auto"/>
+              <w:jc w:val="both"/>
+              <w:rPr>
+                <w:b w:val="1"/>
+                <w:bCs w:val="1"/>
+                <w:sz w:val="16"/>
+                <w:szCs w:val="16"/>
+              </w:rPr>
+            </w:pPr>
+            <w:r>
+              <w:rPr>
+                <w:rtl w:val="0"/>
+              </w:rPr>
+            </w:r>
+          </w:p>
+        </w:tc>
+        <w:tc>
+          <w:tcPr>
+            <w:vAlign w:val="center"/>
+          </w:tcPr>
+          <w:p>
+            <w:pPr>
+              <w:spacing w:line="360" w:lineRule="auto"/>
+              <w:jc w:val="both"/>
+              <w:rPr>
+                <w:b w:val="1"/>
+                <w:bCs w:val="1"/>
+                <w:sz w:val="30"/>
+                <w:szCs w:val="30"/>
+              </w:rPr>
+            </w:pPr>
+            <w:r>
+              <w:rPr>
+                <w:rtl w:val="0"/>
+              </w:rPr>
+            </w:r>
+          </w:p>
+        </w:tc>
+        <w:tc>
+          <w:tcPr>
+            <w:vAlign w:val="center"/>
+          </w:tcPr>
+          <w:p>
+            <w:pPr>
+              <w:spacing w:line="360" w:lineRule="auto"/>
+              <w:jc w:val="both"/>
+              <w:rPr>
+                <w:b w:val="1"/>
+                <w:bCs w:val="1"/>
+                <w:sz w:val="30"/>
+                <w:szCs w:val="30"/>
+              </w:rPr>
+            </w:pPr>
+            <w:r>
+              <w:rPr>
+                <w:rtl w:val="0"/>
+              </w:rPr>
+            </w:r>
+          </w:p>
+        </w:tc>
+        <w:tc>
+          <w:tcPr>
+            <w:vAlign w:val="center"/>
+          </w:tcPr>
+          <w:p>
+            <w:pPr>
+              <w:spacing w:line="360" w:lineRule="auto"/>
+              <w:jc w:val="both"/>
+              <w:rPr>
+                <w:b w:val="1"/>
+                <w:bCs w:val="1"/>
+                <w:sz w:val="30"/>
+                <w:szCs w:val="30"/>
+              </w:rPr>
+            </w:pPr>
+            <w:r>
+              <w:rPr>
+                <w:rtl w:val="0"/>
+              </w:rPr>
+            </w:r>
+          </w:p>
+        </w:tc>
+        <w:tc>
+          <w:tcPr/>
+          <w:p>
+            <w:pPr>
+              <w:spacing w:line="360" w:lineRule="auto"/>
+              <w:jc w:val="both"/>
+              <w:rPr>
+                <w:b w:val="1"/>
+                <w:bCs w:val="1"/>
+                <w:sz w:val="30"/>
+                <w:szCs w:val="30"/>
+              </w:rPr>
+            </w:pPr>
+            <w:r>
+              <w:rPr>
+                <w:rtl w:val="0"/>
+              </w:rPr>
+            </w:r>
+          </w:p>
+        </w:tc>
+        <w:tc>
+          <w:tcPr/>
+          <w:p>
+            <w:pPr>
+              <w:spacing w:line="360" w:lineRule="auto"/>
+              <w:jc w:val="both"/>
+              <w:rPr>
+                <w:b w:val="1"/>
+                <w:bCs w:val="1"/>
+                <w:sz w:val="16"/>
+                <w:szCs w:val="16"/>
+              </w:rPr>
+            </w:pPr>
+            <w:r>
+              <w:rPr>
+                <w:rtl w:val="0"/>
+              </w:rPr>
+            </w:r>
+          </w:p>
+        </w:tc>
+        <w:tc>
+          <w:tcPr/>
+          <w:p>
+            <w:pPr>
+              <w:spacing w:line="360" w:lineRule="auto"/>
+              <w:jc w:val="both"/>
+              <w:rPr>
+                <w:b w:val="1"/>
+                <w:bCs w:val="1"/>
+                <w:sz w:val="16"/>
+                <w:szCs w:val="16"/>
+              </w:rPr>
+            </w:pPr>
+            <w:r>
+              <w:rPr>
+                <w:b w:val="1"/>
+                <w:bCs w:val="1"/>
+                <w:sz w:val="30"/>
+                <w:szCs w:val="30"/>
+                <w:rtl w:val="0"/>
+              </w:rPr>
+              <w:t xml:space="preserve">x</w:t>
+            </w:r>
+            <w:r>
+              <w:rPr>
+                <w:rtl w:val="0"/>
+              </w:rPr>
+            </w:r>
+          </w:p>
+        </w:tc>
+        <w:tc>
+          <w:tcPr/>
+          <w:p>
+            <w:pPr>
+              <w:spacing w:line="360" w:lineRule="auto"/>
+              <w:jc w:val="both"/>
+              <w:rPr>
+                <w:b w:val="1"/>
+                <w:bCs w:val="1"/>
+                <w:sz w:val="16"/>
+                <w:szCs w:val="16"/>
+              </w:rPr>
+            </w:pPr>
+            <w:r>
+              <w:rPr>
+                <w:b w:val="1"/>
+                <w:bCs w:val="1"/>
+                <w:sz w:val="30"/>
+                <w:szCs w:val="30"/>
+                <w:rtl w:val="0"/>
+              </w:rPr>
+              <w:t xml:space="preserve">x</w:t>
+            </w:r>
+            <w:r>
+              <w:rPr>
+                <w:rtl w:val="0"/>
+              </w:rPr>
+            </w:r>
+          </w:p>
+        </w:tc>
+        <w:tc>
+          <w:tcPr/>
+          <w:p>
+            <w:pPr>
+              <w:spacing w:line="360" w:lineRule="auto"/>
+              <w:jc w:val="both"/>
+              <w:rPr>
+                <w:b w:val="1"/>
+                <w:bCs w:val="1"/>
+                <w:sz w:val="16"/>
+                <w:szCs w:val="16"/>
+              </w:rPr>
+            </w:pPr>
+            <w:r>
+              <w:rPr>
+                <w:b w:val="1"/>
+                <w:bCs w:val="1"/>
+                <w:sz w:val="30"/>
+                <w:szCs w:val="30"/>
+                <w:rtl w:val="0"/>
+              </w:rPr>
+              <w:t xml:space="preserve">x</w:t>
+            </w:r>
+            <w:r>
+              <w:rPr>
+                <w:rtl w:val="0"/>
+              </w:rPr>
+            </w:r>
+          </w:p>
+        </w:tc>
+        <w:tc>
+          <w:tcPr/>
+          <w:p>
+            <w:pPr>
+              <w:spacing w:line="360" w:lineRule="auto"/>
+              <w:jc w:val="both"/>
+              <w:rPr>
+                <w:b w:val="1"/>
+                <w:bCs w:val="1"/>
+                <w:sz w:val="16"/>
+                <w:szCs w:val="16"/>
+              </w:rPr>
+            </w:pPr>
+            <w:r>
+              <w:rPr>
+                <w:rtl w:val="0"/>
+              </w:rPr>
+            </w:r>
+          </w:p>
+        </w:tc>
+        <w:tc>
+          <w:tcPr/>
+          <w:p>
+            <w:pPr>
+              <w:spacing w:line="360" w:lineRule="auto"/>
+              <w:jc w:val="both"/>
+              <w:rPr>
+                <w:b w:val="1"/>
+                <w:bCs w:val="1"/>
+                <w:sz w:val="16"/>
+                <w:szCs w:val="16"/>
+              </w:rPr>
+            </w:pPr>
+            <w:r>
+              <w:rPr>
+                <w:rtl w:val="0"/>
+              </w:rPr>
+            </w:r>
+          </w:p>
+        </w:tc>
+        <w:tc>
+          <w:tcPr/>
+          <w:p>
+            <w:pPr>
+              <w:spacing w:line="360" w:lineRule="auto"/>
+              <w:jc w:val="both"/>
+              <w:rPr>
+                <w:b w:val="1"/>
+                <w:bCs w:val="1"/>
+                <w:sz w:val="16"/>
+                <w:szCs w:val="16"/>
+              </w:rPr>
+            </w:pPr>
+            <w:r>
+              <w:rPr>
+                <w:rtl w:val="0"/>
+              </w:rPr>
+            </w:r>
+          </w:p>
+        </w:tc>
+        <w:tc>
+          <w:tcPr>
+            <w:gridSpan w:val="2"/>
+          </w:tcPr>
+          <w:p>
+            <w:pPr>
+              <w:spacing w:line="360" w:lineRule="auto"/>
+              <w:jc w:val="both"/>
+              <w:rPr>
+                <w:b w:val="1"/>
+                <w:bCs w:val="1"/>
+                <w:sz w:val="16"/>
+                <w:szCs w:val="16"/>
+              </w:rPr>
+            </w:pPr>
+            <w:r>
+              <w:rPr>
+                <w:rtl w:val="0"/>
+              </w:rPr>
+            </w:r>
+          </w:p>
+        </w:tc>
+        <w:tc>
+          <w:tcPr/>
+          <w:p>
+            <w:pPr>
+              <w:spacing w:line="360" w:lineRule="auto"/>
+              <w:jc w:val="both"/>
+              <w:rPr>
+                <w:b w:val="1"/>
+                <w:bCs w:val="1"/>
+                <w:sz w:val="16"/>
+                <w:szCs w:val="16"/>
+              </w:rPr>
+            </w:pPr>
+            <w:r>
+              <w:rPr>
+                <w:rtl w:val="0"/>
+              </w:rPr>
+            </w:r>
+          </w:p>
+        </w:tc>
+        <w:tc>
+          <w:tcPr/>
+          <w:p>
+            <w:pPr>
+              <w:spacing w:line="360" w:lineRule="auto"/>
+              <w:jc w:val="both"/>
+              <w:rPr>
+                <w:b w:val="1"/>
+                <w:bCs w:val="1"/>
+                <w:sz w:val="16"/>
+                <w:szCs w:val="16"/>
+              </w:rPr>
+            </w:pPr>
+            <w:r>
+              <w:rPr>
+                <w:rtl w:val="0"/>
+              </w:rPr>
+            </w:r>
+          </w:p>
+        </w:tc>
+      </w:tr>
+      <w:tr>
+        <w:trPr>
+          <w:cantSplit w:val="0"/>
+          <w:trHeight w:val="294" w:hRule="atLeast"/>
+          <w:tblHeader w:val="0"/>
+        </w:trPr>
+        <w:tc>
+          <w:tcPr/>
+          <w:p>
+            <w:pPr>
+              <w:spacing w:line="360" w:lineRule="auto"/>
+              <w:jc w:val="both"/>
+              <w:rPr>
+                <w:color w:val="548dd4"/>
+                <w:sz w:val="16"/>
+                <w:szCs w:val="16"/>
+              </w:rPr>
+            </w:pPr>
+            <w:r>
+              <w:rPr>
+                <w:color w:val="548dd4"/>
+                <w:sz w:val="16"/>
+                <w:szCs w:val="16"/>
+                <w:rtl w:val="0"/>
+              </w:rPr>
+              <w:t xml:space="preserve">Contenedorización con Docker</w:t>
+            </w:r>
+          </w:p>
+        </w:tc>
+        <w:tc>
+          <w:tcPr/>
+          <w:p>
+            <w:pPr>
+              <w:spacing w:line="360" w:lineRule="auto"/>
+              <w:jc w:val="both"/>
+              <w:rPr>
+                <w:b w:val="1"/>
+                <w:bCs w:val="1"/>
+                <w:sz w:val="16"/>
+                <w:szCs w:val="16"/>
+              </w:rPr>
+            </w:pPr>
+            <w:r>
+              <w:rPr>
+                <w:rtl w:val="0"/>
+              </w:rPr>
+            </w:r>
+          </w:p>
+        </w:tc>
+        <w:tc>
+          <w:tcPr/>
+          <w:p>
+            <w:pPr>
+              <w:spacing w:line="360" w:lineRule="auto"/>
+              <w:jc w:val="both"/>
+              <w:rPr>
+                <w:b w:val="1"/>
+                <w:bCs w:val="1"/>
+                <w:sz w:val="16"/>
+                <w:szCs w:val="16"/>
+              </w:rPr>
+            </w:pPr>
+            <w:r>
+              <w:rPr>
+                <w:rtl w:val="0"/>
+              </w:rPr>
+            </w:r>
+          </w:p>
+        </w:tc>
+        <w:tc>
+          <w:tcPr/>
+          <w:p>
+            <w:pPr>
+              <w:spacing w:line="360" w:lineRule="auto"/>
+              <w:jc w:val="both"/>
+              <w:rPr>
+                <w:b w:val="1"/>
+                <w:bCs w:val="1"/>
+                <w:sz w:val="16"/>
+                <w:szCs w:val="16"/>
+              </w:rPr>
+            </w:pPr>
+            <w:r>
+              <w:rPr>
+                <w:rtl w:val="0"/>
+              </w:rPr>
+            </w:r>
+          </w:p>
+        </w:tc>
+        <w:tc>
+          <w:tcPr/>
+          <w:p>
+            <w:pPr>
+              <w:spacing w:line="360" w:lineRule="auto"/>
+              <w:jc w:val="both"/>
+              <w:rPr>
+                <w:b w:val="1"/>
+                <w:bCs w:val="1"/>
+                <w:sz w:val="16"/>
+                <w:szCs w:val="16"/>
+              </w:rPr>
+            </w:pPr>
+            <w:r>
+              <w:rPr>
+                <w:rtl w:val="0"/>
+              </w:rPr>
+            </w:r>
+          </w:p>
+        </w:tc>
+        <w:tc>
+          <w:tcPr>
+            <w:vAlign w:val="center"/>
+          </w:tcPr>
+          <w:p>
+            <w:pPr>
+              <w:spacing w:line="360" w:lineRule="auto"/>
+              <w:jc w:val="both"/>
+              <w:rPr>
+                <w:b w:val="1"/>
+                <w:bCs w:val="1"/>
+                <w:sz w:val="30"/>
+                <w:szCs w:val="30"/>
+              </w:rPr>
+            </w:pPr>
+            <w:r>
+              <w:rPr>
+                <w:rtl w:val="0"/>
+              </w:rPr>
+            </w:r>
+          </w:p>
+        </w:tc>
+        <w:tc>
+          <w:tcPr>
+            <w:vAlign w:val="center"/>
+          </w:tcPr>
+          <w:p>
+            <w:pPr>
+              <w:spacing w:line="360" w:lineRule="auto"/>
+              <w:jc w:val="both"/>
+              <w:rPr>
+                <w:b w:val="1"/>
+                <w:bCs w:val="1"/>
+                <w:sz w:val="30"/>
+                <w:szCs w:val="30"/>
+              </w:rPr>
+            </w:pPr>
+            <w:r>
+              <w:rPr>
+                <w:rtl w:val="0"/>
+              </w:rPr>
+            </w:r>
+          </w:p>
+        </w:tc>
+        <w:tc>
+          <w:tcPr>
+            <w:vAlign w:val="center"/>
+          </w:tcPr>
+          <w:p>
+            <w:pPr>
+              <w:spacing w:line="360" w:lineRule="auto"/>
+              <w:jc w:val="both"/>
+              <w:rPr>
+                <w:b w:val="1"/>
+                <w:bCs w:val="1"/>
+                <w:sz w:val="30"/>
+                <w:szCs w:val="30"/>
+              </w:rPr>
+            </w:pPr>
+            <w:r>
+              <w:rPr>
+                <w:rtl w:val="0"/>
+              </w:rPr>
+            </w:r>
+          </w:p>
+        </w:tc>
+        <w:tc>
+          <w:tcPr/>
+          <w:p>
+            <w:pPr>
+              <w:spacing w:line="360" w:lineRule="auto"/>
+              <w:jc w:val="both"/>
+              <w:rPr>
+                <w:b w:val="1"/>
+                <w:bCs w:val="1"/>
+                <w:sz w:val="30"/>
+                <w:szCs w:val="30"/>
+              </w:rPr>
+            </w:pPr>
+            <w:r>
+              <w:rPr>
+                <w:rtl w:val="0"/>
+              </w:rPr>
+            </w:r>
+          </w:p>
+        </w:tc>
+        <w:tc>
+          <w:tcPr/>
+          <w:p>
+            <w:pPr>
+              <w:spacing w:line="360" w:lineRule="auto"/>
+              <w:jc w:val="both"/>
+              <w:rPr>
+                <w:b w:val="1"/>
+                <w:bCs w:val="1"/>
+                <w:sz w:val="30"/>
+                <w:szCs w:val="30"/>
+              </w:rPr>
+            </w:pPr>
+            <w:r>
+              <w:rPr>
+                <w:rtl w:val="0"/>
+              </w:rPr>
+            </w:r>
+          </w:p>
+        </w:tc>
+        <w:tc>
+          <w:tcPr/>
+          <w:p>
+            <w:pPr>
+              <w:spacing w:line="360" w:lineRule="auto"/>
+              <w:jc w:val="both"/>
+              <w:rPr>
+                <w:b w:val="1"/>
+                <w:bCs w:val="1"/>
+                <w:sz w:val="30"/>
+                <w:szCs w:val="30"/>
+              </w:rPr>
+            </w:pPr>
+            <w:r>
+              <w:rPr>
+                <w:rtl w:val="0"/>
+              </w:rPr>
+            </w:r>
+          </w:p>
+        </w:tc>
+        <w:tc>
+          <w:tcPr/>
+          <w:p>
+            <w:pPr>
+              <w:spacing w:line="360" w:lineRule="auto"/>
+              <w:jc w:val="both"/>
+              <w:rPr>
+                <w:b w:val="1"/>
+                <w:bCs w:val="1"/>
+                <w:sz w:val="30"/>
+                <w:szCs w:val="30"/>
+              </w:rPr>
+            </w:pPr>
+            <w:r>
+              <w:rPr>
+                <w:rtl w:val="0"/>
+              </w:rPr>
+            </w:r>
+          </w:p>
+        </w:tc>
+        <w:tc>
+          <w:tcPr/>
+          <w:p>
+            <w:pPr>
+              <w:spacing w:line="360" w:lineRule="auto"/>
+              <w:jc w:val="both"/>
+              <w:rPr>
+                <w:b w:val="1"/>
+                <w:bCs w:val="1"/>
+                <w:sz w:val="16"/>
+                <w:szCs w:val="16"/>
+              </w:rPr>
+            </w:pPr>
+            <w:r>
+              <w:rPr>
+                <w:rtl w:val="0"/>
+              </w:rPr>
+            </w:r>
+          </w:p>
+        </w:tc>
+        <w:tc>
+          <w:tcPr/>
+          <w:p>
+            <w:pPr>
+              <w:spacing w:line="360" w:lineRule="auto"/>
+              <w:jc w:val="both"/>
+              <w:rPr>
+                <w:b w:val="1"/>
+                <w:bCs w:val="1"/>
+                <w:sz w:val="16"/>
+                <w:szCs w:val="16"/>
+              </w:rPr>
+            </w:pPr>
+            <w:r>
+              <w:rPr>
+                <w:b w:val="1"/>
+                <w:bCs w:val="1"/>
+                <w:sz w:val="30"/>
+                <w:szCs w:val="30"/>
+                <w:rtl w:val="0"/>
+              </w:rPr>
+              <w:t xml:space="preserve">x</w:t>
+            </w:r>
+            <w:r>
+              <w:rPr>
+                <w:rtl w:val="0"/>
+              </w:rPr>
+            </w:r>
+          </w:p>
+        </w:tc>
+        <w:tc>
+          <w:tcPr/>
+          <w:p>
+            <w:pPr>
+              <w:spacing w:line="360" w:lineRule="auto"/>
+              <w:jc w:val="both"/>
+              <w:rPr>
+                <w:b w:val="1"/>
+                <w:bCs w:val="1"/>
+                <w:sz w:val="16"/>
+                <w:szCs w:val="16"/>
+              </w:rPr>
+            </w:pPr>
+            <w:r>
+              <w:rPr>
+                <w:rtl w:val="0"/>
+              </w:rPr>
+            </w:r>
+          </w:p>
+        </w:tc>
+        <w:tc>
+          <w:tcPr/>
+          <w:p>
+            <w:pPr>
+              <w:spacing w:line="360" w:lineRule="auto"/>
+              <w:jc w:val="both"/>
+              <w:rPr>
+                <w:b w:val="1"/>
+                <w:bCs w:val="1"/>
+                <w:sz w:val="16"/>
+                <w:szCs w:val="16"/>
+              </w:rPr>
+            </w:pPr>
+            <w:r>
+              <w:rPr>
+                <w:rtl w:val="0"/>
+              </w:rPr>
+            </w:r>
+          </w:p>
+        </w:tc>
+        <w:tc>
+          <w:tcPr>
+            <w:gridSpan w:val="2"/>
+          </w:tcPr>
+          <w:p>
+            <w:pPr>
+              <w:spacing w:line="360" w:lineRule="auto"/>
+              <w:jc w:val="both"/>
+              <w:rPr>
+                <w:b w:val="1"/>
+                <w:bCs w:val="1"/>
+                <w:sz w:val="16"/>
+                <w:szCs w:val="16"/>
+              </w:rPr>
+            </w:pPr>
+            <w:r>
+              <w:rPr>
+                <w:rtl w:val="0"/>
+              </w:rPr>
+            </w:r>
+          </w:p>
+        </w:tc>
+        <w:tc>
+          <w:tcPr/>
+          <w:p>
+            <w:pPr>
+              <w:spacing w:line="360" w:lineRule="auto"/>
+              <w:jc w:val="both"/>
+              <w:rPr>
+                <w:b w:val="1"/>
+                <w:bCs w:val="1"/>
+                <w:sz w:val="16"/>
+                <w:szCs w:val="16"/>
+              </w:rPr>
+            </w:pPr>
+            <w:r>
+              <w:rPr>
+                <w:rtl w:val="0"/>
+              </w:rPr>
+            </w:r>
+          </w:p>
+        </w:tc>
+        <w:tc>
+          <w:tcPr/>
+          <w:p>
+            <w:pPr>
+              <w:spacing w:line="360" w:lineRule="auto"/>
+              <w:jc w:val="both"/>
+              <w:rPr>
+                <w:b w:val="1"/>
+                <w:bCs w:val="1"/>
+                <w:sz w:val="16"/>
+                <w:szCs w:val="16"/>
+              </w:rPr>
+            </w:pPr>
+            <w:r>
+              <w:rPr>
+                <w:rtl w:val="0"/>
+              </w:rPr>
+            </w:r>
+          </w:p>
+        </w:tc>
+      </w:tr>
+      <w:tr>
+        <w:trPr>
+          <w:cantSplit w:val="0"/>
+          <w:trHeight w:val="294" w:hRule="atLeast"/>
+          <w:tblHeader w:val="0"/>
+        </w:trPr>
+        <w:tc>
+          <w:tcPr/>
+          <w:p>
+            <w:pPr>
+              <w:spacing w:line="360" w:lineRule="auto"/>
+              <w:jc w:val="both"/>
+              <w:rPr>
+                <w:color w:val="548dd4"/>
+                <w:sz w:val="16"/>
+                <w:szCs w:val="16"/>
+              </w:rPr>
+            </w:pPr>
+            <w:r>
+              <w:rPr>
+                <w:color w:val="548dd4"/>
+                <w:sz w:val="16"/>
+                <w:szCs w:val="16"/>
+                <w:rtl w:val="0"/>
+              </w:rPr>
+              <w:t xml:space="preserve">Pruebas de Calidad (QA) y Corrección de Errores</w:t>
+            </w:r>
+          </w:p>
+        </w:tc>
+        <w:tc>
+          <w:tcPr/>
+          <w:p>
+            <w:pPr>
+              <w:spacing w:line="360" w:lineRule="auto"/>
+              <w:jc w:val="both"/>
+              <w:rPr>
+                <w:b w:val="1"/>
+                <w:bCs w:val="1"/>
+                <w:sz w:val="16"/>
+                <w:szCs w:val="16"/>
+              </w:rPr>
+            </w:pPr>
+            <w:r>
+              <w:rPr>
+                <w:rtl w:val="0"/>
+              </w:rPr>
+            </w:r>
+          </w:p>
+        </w:tc>
+        <w:tc>
+          <w:tcPr/>
+          <w:p>
+            <w:pPr>
+              <w:spacing w:line="360" w:lineRule="auto"/>
+              <w:jc w:val="both"/>
+              <w:rPr>
+                <w:b w:val="1"/>
+                <w:bCs w:val="1"/>
+                <w:sz w:val="16"/>
+                <w:szCs w:val="16"/>
+              </w:rPr>
+            </w:pPr>
+            <w:r>
+              <w:rPr>
+                <w:rtl w:val="0"/>
+              </w:rPr>
+            </w:r>
+          </w:p>
+        </w:tc>
+        <w:tc>
+          <w:tcPr/>
+          <w:p>
+            <w:pPr>
+              <w:spacing w:line="360" w:lineRule="auto"/>
+              <w:jc w:val="both"/>
+              <w:rPr>
+                <w:b w:val="1"/>
+                <w:bCs w:val="1"/>
+                <w:sz w:val="16"/>
+                <w:szCs w:val="16"/>
+              </w:rPr>
+            </w:pPr>
+            <w:r>
+              <w:rPr>
+                <w:rtl w:val="0"/>
+              </w:rPr>
+            </w:r>
+          </w:p>
+        </w:tc>
+        <w:tc>
+          <w:tcPr/>
+          <w:p>
+            <w:pPr>
+              <w:spacing w:line="360" w:lineRule="auto"/>
+              <w:jc w:val="both"/>
+              <w:rPr>
+                <w:b w:val="1"/>
+                <w:bCs w:val="1"/>
+                <w:sz w:val="16"/>
+                <w:szCs w:val="16"/>
+              </w:rPr>
+            </w:pPr>
+            <w:r>
+              <w:rPr>
+                <w:rtl w:val="0"/>
+              </w:rPr>
+            </w:r>
+          </w:p>
+        </w:tc>
+        <w:tc>
+          <w:tcPr>
+            <w:vAlign w:val="center"/>
+          </w:tcPr>
+          <w:p>
+            <w:pPr>
+              <w:spacing w:line="360" w:lineRule="auto"/>
+              <w:jc w:val="both"/>
+              <w:rPr>
+                <w:b w:val="1"/>
+                <w:bCs w:val="1"/>
+                <w:sz w:val="30"/>
+                <w:szCs w:val="30"/>
+              </w:rPr>
+            </w:pPr>
+            <w:r>
+              <w:rPr>
+                <w:rtl w:val="0"/>
+              </w:rPr>
+            </w:r>
+          </w:p>
+        </w:tc>
+        <w:tc>
+          <w:tcPr>
+            <w:vAlign w:val="center"/>
+          </w:tcPr>
+          <w:p>
+            <w:pPr>
+              <w:spacing w:line="360" w:lineRule="auto"/>
+              <w:jc w:val="both"/>
+              <w:rPr>
+                <w:b w:val="1"/>
+                <w:bCs w:val="1"/>
+                <w:sz w:val="30"/>
+                <w:szCs w:val="30"/>
+              </w:rPr>
+            </w:pPr>
+            <w:r>
+              <w:rPr>
+                <w:rtl w:val="0"/>
+              </w:rPr>
+            </w:r>
+          </w:p>
+        </w:tc>
+        <w:tc>
+          <w:tcPr>
+            <w:vAlign w:val="center"/>
+          </w:tcPr>
+          <w:p>
+            <w:pPr>
+              <w:spacing w:line="360" w:lineRule="auto"/>
+              <w:jc w:val="both"/>
+              <w:rPr>
+                <w:b w:val="1"/>
+                <w:bCs w:val="1"/>
+                <w:sz w:val="30"/>
+                <w:szCs w:val="30"/>
+              </w:rPr>
+            </w:pPr>
+            <w:r>
+              <w:rPr>
+                <w:rtl w:val="0"/>
+              </w:rPr>
+            </w:r>
+          </w:p>
+        </w:tc>
+        <w:tc>
+          <w:tcPr/>
+          <w:p>
+            <w:pPr>
+              <w:spacing w:line="360" w:lineRule="auto"/>
+              <w:jc w:val="both"/>
+              <w:rPr>
+                <w:b w:val="1"/>
+                <w:bCs w:val="1"/>
+                <w:sz w:val="30"/>
+                <w:szCs w:val="30"/>
+              </w:rPr>
+            </w:pPr>
+            <w:r>
+              <w:rPr>
+                <w:rtl w:val="0"/>
+              </w:rPr>
+            </w:r>
+          </w:p>
+        </w:tc>
+        <w:tc>
+          <w:tcPr/>
+          <w:p>
+            <w:pPr>
+              <w:spacing w:line="360" w:lineRule="auto"/>
+              <w:jc w:val="both"/>
+              <w:rPr>
+                <w:b w:val="1"/>
+                <w:bCs w:val="1"/>
+                <w:sz w:val="30"/>
+                <w:szCs w:val="30"/>
+              </w:rPr>
+            </w:pPr>
+            <w:r>
+              <w:rPr>
+                <w:rtl w:val="0"/>
+              </w:rPr>
+            </w:r>
+          </w:p>
+        </w:tc>
+        <w:tc>
+          <w:tcPr/>
+          <w:p>
+            <w:pPr>
+              <w:spacing w:line="360" w:lineRule="auto"/>
+              <w:jc w:val="both"/>
+              <w:rPr>
+                <w:b w:val="1"/>
+                <w:bCs w:val="1"/>
+                <w:sz w:val="30"/>
+                <w:szCs w:val="30"/>
+              </w:rPr>
+            </w:pPr>
+            <w:r>
+              <w:rPr>
+                <w:rtl w:val="0"/>
+              </w:rPr>
+            </w:r>
+          </w:p>
+        </w:tc>
+        <w:tc>
+          <w:tcPr/>
+          <w:p>
+            <w:pPr>
+              <w:spacing w:line="360" w:lineRule="auto"/>
+              <w:jc w:val="both"/>
+              <w:rPr>
+                <w:b w:val="1"/>
+                <w:bCs w:val="1"/>
+                <w:sz w:val="30"/>
+                <w:szCs w:val="30"/>
+              </w:rPr>
+            </w:pPr>
+            <w:r>
+              <w:rPr>
+                <w:rtl w:val="0"/>
+              </w:rPr>
+            </w:r>
+          </w:p>
+        </w:tc>
+        <w:tc>
+          <w:tcPr/>
+          <w:p>
+            <w:pPr>
+              <w:spacing w:line="360" w:lineRule="auto"/>
+              <w:jc w:val="both"/>
+              <w:rPr>
+                <w:b w:val="1"/>
+                <w:bCs w:val="1"/>
+                <w:sz w:val="30"/>
+                <w:szCs w:val="30"/>
+              </w:rPr>
+            </w:pPr>
+            <w:r>
+              <w:rPr>
+                <w:rtl w:val="0"/>
+              </w:rPr>
+            </w:r>
+          </w:p>
+        </w:tc>
+        <w:tc>
+          <w:tcPr/>
+          <w:p>
+            <w:pPr>
+              <w:spacing w:line="360" w:lineRule="auto"/>
+              <w:jc w:val="both"/>
+              <w:rPr>
+                <w:b w:val="1"/>
+                <w:bCs w:val="1"/>
+                <w:sz w:val="16"/>
+                <w:szCs w:val="16"/>
+              </w:rPr>
+            </w:pPr>
+            <w:r>
+              <w:rPr>
+                <w:rtl w:val="0"/>
+              </w:rPr>
+            </w:r>
+          </w:p>
+        </w:tc>
+        <w:tc>
+          <w:tcPr/>
+          <w:p>
+            <w:pPr>
+              <w:spacing w:line="360" w:lineRule="auto"/>
+              <w:jc w:val="both"/>
+              <w:rPr>
+                <w:b w:val="1"/>
+                <w:bCs w:val="1"/>
+                <w:sz w:val="16"/>
+                <w:szCs w:val="16"/>
+              </w:rPr>
+            </w:pPr>
+            <w:r>
+              <w:rPr>
+                <w:b w:val="1"/>
+                <w:bCs w:val="1"/>
+                <w:sz w:val="30"/>
+                <w:szCs w:val="30"/>
+                <w:rtl w:val="0"/>
+              </w:rPr>
+              <w:t xml:space="preserve">x</w:t>
+            </w:r>
+            <w:r>
+              <w:rPr>
+                <w:rtl w:val="0"/>
+              </w:rPr>
+            </w:r>
+          </w:p>
+        </w:tc>
+        <w:tc>
+          <w:tcPr/>
+          <w:p>
+            <w:pPr>
+              <w:spacing w:line="360" w:lineRule="auto"/>
+              <w:jc w:val="both"/>
+              <w:rPr>
+                <w:b w:val="1"/>
+                <w:bCs w:val="1"/>
+                <w:sz w:val="16"/>
+                <w:szCs w:val="16"/>
+              </w:rPr>
+            </w:pPr>
+            <w:r>
+              <w:rPr>
+                <w:b w:val="1"/>
+                <w:bCs w:val="1"/>
+                <w:sz w:val="30"/>
+                <w:szCs w:val="30"/>
+                <w:rtl w:val="0"/>
+              </w:rPr>
+              <w:t xml:space="preserve">x</w:t>
+            </w:r>
+            <w:r>
+              <w:rPr>
+                <w:rtl w:val="0"/>
+              </w:rPr>
+            </w:r>
+          </w:p>
+        </w:tc>
+        <w:tc>
+          <w:tcPr>
+            <w:gridSpan w:val="2"/>
+          </w:tcPr>
+          <w:p>
+            <w:pPr>
+              <w:spacing w:line="360" w:lineRule="auto"/>
+              <w:jc w:val="both"/>
+              <w:rPr>
+                <w:b w:val="1"/>
+                <w:bCs w:val="1"/>
+                <w:sz w:val="16"/>
+                <w:szCs w:val="16"/>
+              </w:rPr>
+            </w:pPr>
+            <w:r>
+              <w:rPr>
+                <w:rtl w:val="0"/>
+              </w:rPr>
+            </w:r>
+          </w:p>
+        </w:tc>
+        <w:tc>
+          <w:tcPr/>
+          <w:p>
+            <w:pPr>
+              <w:spacing w:line="360" w:lineRule="auto"/>
+              <w:jc w:val="both"/>
+              <w:rPr>
+                <w:b w:val="1"/>
+                <w:bCs w:val="1"/>
+                <w:sz w:val="16"/>
+                <w:szCs w:val="16"/>
+              </w:rPr>
+            </w:pPr>
+            <w:r>
+              <w:rPr>
+                <w:rtl w:val="0"/>
+              </w:rPr>
+            </w:r>
+          </w:p>
+        </w:tc>
+        <w:tc>
+          <w:tcPr/>
+          <w:p>
+            <w:pPr>
+              <w:spacing w:line="360" w:lineRule="auto"/>
+              <w:jc w:val="both"/>
+              <w:rPr>
+                <w:b w:val="1"/>
+                <w:bCs w:val="1"/>
+                <w:sz w:val="16"/>
+                <w:szCs w:val="16"/>
+              </w:rPr>
+            </w:pPr>
+            <w:r>
+              <w:rPr>
+                <w:rtl w:val="0"/>
+              </w:rPr>
+            </w:r>
+          </w:p>
+        </w:tc>
+      </w:tr>
+      <w:tr>
+        <w:trPr>
+          <w:cantSplit w:val="0"/>
+          <w:trHeight w:val="294" w:hRule="atLeast"/>
+          <w:tblHeader w:val="0"/>
+        </w:trPr>
+        <w:tc>
+          <w:tcPr/>
+          <w:p>
+            <w:pPr>
+              <w:spacing w:line="360" w:lineRule="auto"/>
+              <w:jc w:val="both"/>
+              <w:rPr>
+                <w:color w:val="548dd4"/>
+                <w:sz w:val="16"/>
+                <w:szCs w:val="16"/>
+              </w:rPr>
+            </w:pPr>
+            <w:r>
+              <w:rPr>
+                <w:color w:val="548dd4"/>
+                <w:sz w:val="16"/>
+                <w:szCs w:val="16"/>
+                <w:rtl w:val="0"/>
+              </w:rPr>
+              <w:t xml:space="preserve">Cierre, Documentación y Defensa Final</w:t>
+            </w:r>
+          </w:p>
+        </w:tc>
+        <w:tc>
+          <w:tcPr/>
+          <w:p>
+            <w:pPr>
+              <w:spacing w:line="360" w:lineRule="auto"/>
+              <w:jc w:val="both"/>
+              <w:rPr>
+                <w:b w:val="1"/>
+                <w:bCs w:val="1"/>
+                <w:sz w:val="16"/>
+                <w:szCs w:val="16"/>
+              </w:rPr>
+            </w:pPr>
+            <w:r>
+              <w:rPr>
+                <w:rtl w:val="0"/>
+              </w:rPr>
+            </w:r>
+          </w:p>
+        </w:tc>
+        <w:tc>
+          <w:tcPr/>
+          <w:p>
+            <w:pPr>
+              <w:spacing w:line="360" w:lineRule="auto"/>
+              <w:jc w:val="both"/>
+              <w:rPr>
+                <w:b w:val="1"/>
+                <w:bCs w:val="1"/>
+                <w:sz w:val="16"/>
+                <w:szCs w:val="16"/>
+              </w:rPr>
+            </w:pPr>
+            <w:r>
+              <w:rPr>
+                <w:rtl w:val="0"/>
+              </w:rPr>
+            </w:r>
+          </w:p>
+        </w:tc>
+        <w:tc>
+          <w:tcPr/>
+          <w:p>
+            <w:pPr>
+              <w:spacing w:line="360" w:lineRule="auto"/>
+              <w:jc w:val="both"/>
+              <w:rPr>
+                <w:b w:val="1"/>
+                <w:bCs w:val="1"/>
+                <w:sz w:val="16"/>
+                <w:szCs w:val="16"/>
+              </w:rPr>
+            </w:pPr>
+            <w:r>
+              <w:rPr>
+                <w:rtl w:val="0"/>
+              </w:rPr>
+            </w:r>
+          </w:p>
+        </w:tc>
+        <w:tc>
+          <w:tcPr/>
+          <w:p>
+            <w:pPr>
+              <w:spacing w:line="360" w:lineRule="auto"/>
+              <w:jc w:val="both"/>
+              <w:rPr>
+                <w:b w:val="1"/>
+                <w:bCs w:val="1"/>
+                <w:sz w:val="16"/>
+                <w:szCs w:val="16"/>
+              </w:rPr>
+            </w:pPr>
+            <w:r>
+              <w:rPr>
+                <w:rtl w:val="0"/>
+              </w:rPr>
+            </w:r>
+          </w:p>
+        </w:tc>
+        <w:tc>
+          <w:tcPr>
+            <w:vAlign w:val="center"/>
+          </w:tcPr>
+          <w:p>
+            <w:pPr>
+              <w:spacing w:line="360" w:lineRule="auto"/>
+              <w:jc w:val="both"/>
+              <w:rPr>
+                <w:b w:val="1"/>
+                <w:bCs w:val="1"/>
+                <w:sz w:val="30"/>
+                <w:szCs w:val="30"/>
+              </w:rPr>
+            </w:pPr>
+            <w:r>
+              <w:rPr>
+                <w:rtl w:val="0"/>
+              </w:rPr>
+            </w:r>
+          </w:p>
+        </w:tc>
+        <w:tc>
+          <w:tcPr>
+            <w:vAlign w:val="center"/>
+          </w:tcPr>
+          <w:p>
+            <w:pPr>
+              <w:spacing w:line="360" w:lineRule="auto"/>
+              <w:jc w:val="both"/>
+              <w:rPr>
+                <w:b w:val="1"/>
+                <w:bCs w:val="1"/>
+                <w:sz w:val="30"/>
+                <w:szCs w:val="30"/>
+              </w:rPr>
+            </w:pPr>
+            <w:r>
+              <w:rPr>
+                <w:rtl w:val="0"/>
+              </w:rPr>
+            </w:r>
+          </w:p>
+        </w:tc>
+        <w:tc>
+          <w:tcPr>
+            <w:vAlign w:val="center"/>
+          </w:tcPr>
+          <w:p>
+            <w:pPr>
+              <w:spacing w:line="360" w:lineRule="auto"/>
+              <w:jc w:val="both"/>
+              <w:rPr>
+                <w:b w:val="1"/>
+                <w:bCs w:val="1"/>
+                <w:sz w:val="30"/>
+                <w:szCs w:val="30"/>
+              </w:rPr>
+            </w:pPr>
+            <w:r>
+              <w:rPr>
+                <w:rtl w:val="0"/>
+              </w:rPr>
+            </w:r>
+          </w:p>
+        </w:tc>
+        <w:tc>
+          <w:tcPr/>
+          <w:p>
+            <w:pPr>
+              <w:spacing w:line="360" w:lineRule="auto"/>
+              <w:jc w:val="both"/>
+              <w:rPr>
+                <w:b w:val="1"/>
+                <w:bCs w:val="1"/>
+                <w:sz w:val="30"/>
+                <w:szCs w:val="30"/>
+              </w:rPr>
+            </w:pPr>
+            <w:r>
+              <w:rPr>
+                <w:rtl w:val="0"/>
+              </w:rPr>
+            </w:r>
+          </w:p>
+        </w:tc>
+        <w:tc>
+          <w:tcPr/>
+          <w:p>
+            <w:pPr>
+              <w:spacing w:line="360" w:lineRule="auto"/>
+              <w:jc w:val="both"/>
+              <w:rPr>
+                <w:b w:val="1"/>
+                <w:bCs w:val="1"/>
+                <w:sz w:val="30"/>
+                <w:szCs w:val="30"/>
+              </w:rPr>
+            </w:pPr>
+            <w:r>
+              <w:rPr>
+                <w:rtl w:val="0"/>
+              </w:rPr>
+            </w:r>
+          </w:p>
+        </w:tc>
+        <w:tc>
+          <w:tcPr/>
+          <w:p>
+            <w:pPr>
+              <w:spacing w:line="360" w:lineRule="auto"/>
+              <w:jc w:val="both"/>
+              <w:rPr>
+                <w:b w:val="1"/>
+                <w:bCs w:val="1"/>
+                <w:sz w:val="30"/>
+                <w:szCs w:val="30"/>
+              </w:rPr>
+            </w:pPr>
+            <w:r>
+              <w:rPr>
+                <w:rtl w:val="0"/>
+              </w:rPr>
+            </w:r>
+          </w:p>
+        </w:tc>
+        <w:tc>
+          <w:tcPr/>
+          <w:p>
+            <w:pPr>
+              <w:spacing w:line="360" w:lineRule="auto"/>
+              <w:jc w:val="both"/>
+              <w:rPr>
+                <w:b w:val="1"/>
+                <w:bCs w:val="1"/>
+                <w:sz w:val="30"/>
+                <w:szCs w:val="30"/>
+              </w:rPr>
+            </w:pPr>
+            <w:r>
+              <w:rPr>
+                <w:rtl w:val="0"/>
+              </w:rPr>
+            </w:r>
+          </w:p>
+        </w:tc>
+        <w:tc>
+          <w:tcPr/>
+          <w:p>
+            <w:pPr>
+              <w:spacing w:line="360" w:lineRule="auto"/>
+              <w:jc w:val="both"/>
+              <w:rPr>
+                <w:b w:val="1"/>
+                <w:bCs w:val="1"/>
+                <w:sz w:val="30"/>
+                <w:szCs w:val="30"/>
+              </w:rPr>
+            </w:pPr>
+            <w:r>
+              <w:rPr>
+                <w:rtl w:val="0"/>
+              </w:rPr>
+            </w:r>
+          </w:p>
+        </w:tc>
+        <w:tc>
+          <w:tcPr/>
+          <w:p>
+            <w:pPr>
+              <w:spacing w:line="360" w:lineRule="auto"/>
+              <w:jc w:val="both"/>
+              <w:rPr>
+                <w:b w:val="1"/>
+                <w:bCs w:val="1"/>
+                <w:sz w:val="16"/>
+                <w:szCs w:val="16"/>
+              </w:rPr>
+            </w:pPr>
+            <w:r>
+              <w:rPr>
+                <w:rtl w:val="0"/>
+              </w:rPr>
+            </w:r>
+          </w:p>
+        </w:tc>
+        <w:tc>
+          <w:tcPr/>
+          <w:p>
+            <w:pPr>
+              <w:spacing w:line="360" w:lineRule="auto"/>
+              <w:jc w:val="both"/>
+              <w:rPr>
+                <w:b w:val="1"/>
+                <w:bCs w:val="1"/>
+                <w:sz w:val="30"/>
+                <w:szCs w:val="30"/>
+              </w:rPr>
+            </w:pPr>
+            <w:r>
+              <w:rPr>
+                <w:rtl w:val="0"/>
+              </w:rPr>
+            </w:r>
+          </w:p>
+        </w:tc>
+        <w:tc>
+          <w:tcPr/>
+          <w:p>
+            <w:pPr>
+              <w:spacing w:line="360" w:lineRule="auto"/>
+              <w:jc w:val="both"/>
+              <w:rPr>
+                <w:b w:val="1"/>
+                <w:bCs w:val="1"/>
+                <w:sz w:val="30"/>
+                <w:szCs w:val="30"/>
+              </w:rPr>
+            </w:pPr>
+            <w:r>
+              <w:rPr>
+                <w:rtl w:val="0"/>
+              </w:rPr>
+            </w:r>
+          </w:p>
+        </w:tc>
+        <w:tc>
+          <w:tcPr>
+            <w:gridSpan w:val="2"/>
+          </w:tcPr>
+          <w:p>
+            <w:pPr>
+              <w:spacing w:line="360" w:lineRule="auto"/>
+              <w:jc w:val="both"/>
+              <w:rPr>
+                <w:b w:val="1"/>
+                <w:bCs w:val="1"/>
+                <w:sz w:val="16"/>
+                <w:szCs w:val="16"/>
+              </w:rPr>
+            </w:pPr>
+            <w:r>
+              <w:rPr>
+                <w:b w:val="1"/>
+                <w:bCs w:val="1"/>
+                <w:sz w:val="30"/>
+                <w:szCs w:val="30"/>
+                <w:rtl w:val="0"/>
+              </w:rPr>
+              <w:t xml:space="preserve">x</w:t>
+            </w:r>
+            <w:r>
+              <w:rPr>
+                <w:rtl w:val="0"/>
+              </w:rPr>
+            </w:r>
+          </w:p>
+        </w:tc>
+        <w:tc>
+          <w:tcPr/>
+          <w:p>
+            <w:pPr>
+              <w:spacing w:line="360" w:lineRule="auto"/>
+              <w:jc w:val="both"/>
+              <w:rPr>
+                <w:b w:val="1"/>
+                <w:bCs w:val="1"/>
+                <w:sz w:val="16"/>
+                <w:szCs w:val="16"/>
+              </w:rPr>
+            </w:pPr>
+            <w:r>
+              <w:rPr>
+                <w:b w:val="1"/>
+                <w:bCs w:val="1"/>
+                <w:sz w:val="30"/>
+                <w:szCs w:val="30"/>
+                <w:rtl w:val="0"/>
+              </w:rPr>
+              <w:t xml:space="preserve">x</w:t>
+            </w:r>
+            <w:r>
+              <w:rPr>
+                <w:rtl w:val="0"/>
+              </w:rPr>
+            </w:r>
+          </w:p>
+        </w:tc>
+        <w:tc>
+          <w:tcPr/>
+          <w:p>
+            <w:pPr>
+              <w:spacing w:line="360" w:lineRule="auto"/>
+              <w:jc w:val="both"/>
+              <w:rPr>
+                <w:b w:val="1"/>
+                <w:bCs w:val="1"/>
+                <w:sz w:val="16"/>
+                <w:szCs w:val="16"/>
+              </w:rPr>
+            </w:pPr>
+            <w:r>
+              <w:rPr>
+                <w:b w:val="1"/>
+                <w:bCs w:val="1"/>
+                <w:sz w:val="30"/>
+                <w:szCs w:val="30"/>
+                <w:rtl w:val="0"/>
+              </w:rPr>
+              <w:t xml:space="preserve">x</w:t>
+            </w:r>
             <w:r>
               <w:rPr>
                 <w:rtl w:val="0"/>
@@ -7973,98 +14165,13 @@
       </w:r>
     </w:p>
     <w:sectPr>
-      <w:headerReference r:id="rId9" w:type="default"/>
+      <w:headerReference r:id="rId8" w:type="default"/>
       <w:pgSz w:h="16838" w:w="11906" w:orient="portrait"/>
       <w:pgMar w:bottom="1417" w:top="1417" w:left="1701" w:right="1701" w:header="708" w:footer="708"/>
       <w:pgNumType w:start="1"/>
     </w:sectPr>
   </w:body>
 </w:document>
-</file>
-
-<file path=word/footnotes.xml><?xml version="1.0" encoding="utf-8"?>
-<w:footnotes xmlns:mc="http://schemas.openxmlformats.org/markup-compatibility/2006" xmlns:o="urn:schemas-microsoft-com:office:office" xmlns:r="http://schemas.openxmlformats.org/officeDocument/2006/relationships" xmlns:m="http://schemas.openxmlformats.org/officeDocument/2006/math" xmlns:v="urn:schemas-microsoft-com:vml" xmlns:wp="http://schemas.openxmlformats.org/drawingml/2006/wordprocessingDrawing" xmlns:w10="urn:schemas-microsoft-com:office:word" xmlns:w="http://schemas.openxmlformats.org/wordprocessingml/2006/main" xmlns:wne="http://schemas.microsoft.com/office/word/2006/wordml" xmlns:sl="http://schemas.openxmlformats.org/schemaLibrary/2006/main" xmlns:a="http://schemas.openxmlformats.org/drawingml/2006/main" xmlns:pic="http://schemas.openxmlformats.org/drawingml/2006/picture" xmlns:c="http://schemas.openxmlformats.org/drawingml/2006/chart" xmlns:lc="http://schemas.openxmlformats.org/drawingml/2006/lockedCanvas" xmlns:dgm="http://schemas.openxmlformats.org/drawingml/2006/diagram" xmlns:wps="http://schemas.microsoft.com/office/word/2010/wordprocessingShape" xmlns:wpg="http://schemas.microsoft.com/office/word/2010/wordprocessingGroup" xmlns:w14="http://schemas.microsoft.com/office/word/2010/wordml" xmlns:w15="http://schemas.microsoft.com/office/word/2012/wordml" xmlns:w16="http://schemas.microsoft.com/office/word/2018/wordml" xmlns:w16cex="http://schemas.microsoft.com/office/word/2018/wordml/cex" xmlns:w16cid="http://schemas.microsoft.com/office/word/2016/wordml/cid" xmlns="http://schemas.microsoft.com/office/tasks/2019/documenttasks" xmlns:cr="http://schemas.microsoft.com/office/comments/2020/reactions">
-  <w:footnote w:id="0">
-    <w:p>
-      <w:pPr>
-        <w:keepNext w:val="0"/>
-        <w:keepLines w:val="0"/>
-        <w:widowControl w:val="1"/>
-        <w:pBdr>
-          <w:top w:space="0" w:sz="0" w:val="nil"/>
-          <w:left w:space="0" w:sz="0" w:val="nil"/>
-          <w:bottom w:space="0" w:sz="0" w:val="nil"/>
-          <w:right w:space="0" w:sz="0" w:val="nil"/>
-          <w:between w:space="0" w:sz="0" w:val="nil"/>
-        </w:pBdr>
-        <w:shd w:fill="auto" w:val="clear"/>
-        <w:spacing w:after="0" w:before="0" w:line="240" w:lineRule="auto"/>
-        <w:ind w:left="0" w:right="0" w:firstLine="0"/>
-        <w:jc w:val="left"/>
-        <w:rPr>
-          <w:rFonts w:ascii="Calibri" w:cs="Calibri" w:eastAsia="Calibri" w:hAnsi="Calibri"/>
-          <w:b w:val="0"/>
-          <w:bCs w:val="0"/>
-          <w:i w:val="0"/>
-          <w:iCs w:val="0"/>
-          <w:smallCaps w:val="0"/>
-          <w:strike w:val="0"/>
-          <w:color w:val="595959"/>
-          <w:sz w:val="20"/>
-          <w:szCs w:val="20"/>
-          <w:u w:val="none"/>
-          <w:shd w:fill="auto" w:val="clear"/>
-          <w:vertAlign w:val="baseline"/>
-        </w:rPr>
-      </w:pPr>
-      <w:r>
-        <w:rPr>
-          <w:rStyle w:val="FootnoteReference"/>
-          <w:vertAlign w:val="superscript"/>
-        </w:rPr>
-        <w:footnoteRef/>
-      </w:r>
-      <w:r>
-        <w:rPr>
-          <w:rFonts w:ascii="Calibri" w:cs="Calibri" w:eastAsia="Calibri" w:hAnsi="Calibri"/>
-          <w:b w:val="0"/>
-          <w:bCs w:val="0"/>
-          <w:i w:val="0"/>
-          <w:iCs w:val="0"/>
-          <w:smallCaps w:val="0"/>
-          <w:strike w:val="0"/>
-          <w:color w:val="000000"/>
-          <w:sz w:val="20"/>
-          <w:szCs w:val="20"/>
-          <w:u w:val="none"/>
-          <w:shd w:fill="auto" w:val="clear"/>
-          <w:vertAlign w:val="baseline"/>
-          <w:rtl w:val="0"/>
-        </w:rPr>
-        <w:t xml:space="preserve"> </w:t>
-      </w:r>
-      <w:r>
-        <w:rPr>
-          <w:rFonts w:ascii="Calibri" w:cs="Calibri" w:eastAsia="Calibri" w:hAnsi="Calibri"/>
-          <w:b w:val="0"/>
-          <w:bCs w:val="0"/>
-          <w:i w:val="0"/>
-          <w:iCs w:val="0"/>
-          <w:smallCaps w:val="0"/>
-          <w:strike w:val="0"/>
-          <w:color w:val="595959"/>
-          <w:sz w:val="20"/>
-          <w:szCs w:val="20"/>
-          <w:u w:val="none"/>
-          <w:shd w:fill="auto" w:val="clear"/>
-          <w:vertAlign w:val="baseline"/>
-          <w:rtl w:val="0"/>
-        </w:rPr>
-        <w:t xml:space="preserve">En caso de que el Proyecto APT sea grupal, en esta columna deben indicar el nombre de los responsables de cada tarea o actividad. Esto posteriormente permitirá diferenciar la evaluación por cada integrante.</w:t>
-      </w:r>
-    </w:p>
-  </w:footnote>
-</w:footnotes>
 </file>
 
 <file path=word/header1.xml><?xml version="1.0" encoding="utf-8"?>
@@ -8955,6 +15062,116 @@
       </w:rPr>
     </w:lvl>
   </w:abstractNum>
+  <w:abstractNum w:abstractNumId="7">
+    <w:lvl w:ilvl="0">
+      <w:start w:val="1"/>
+      <w:numFmt w:val="bullet"/>
+      <w:lvlText w:val="-"/>
+      <w:lvlJc w:val="left"/>
+      <w:pPr>
+        <w:ind w:left="720" w:hanging="360"/>
+      </w:pPr>
+      <w:rPr>
+        <w:u w:val="none"/>
+      </w:rPr>
+    </w:lvl>
+    <w:lvl w:ilvl="1">
+      <w:start w:val="1"/>
+      <w:numFmt w:val="bullet"/>
+      <w:lvlText w:val="-"/>
+      <w:lvlJc w:val="left"/>
+      <w:pPr>
+        <w:ind w:left="1440" w:hanging="360"/>
+      </w:pPr>
+      <w:rPr>
+        <w:u w:val="none"/>
+      </w:rPr>
+    </w:lvl>
+    <w:lvl w:ilvl="2">
+      <w:start w:val="1"/>
+      <w:numFmt w:val="bullet"/>
+      <w:lvlText w:val="-"/>
+      <w:lvlJc w:val="left"/>
+      <w:pPr>
+        <w:ind w:left="2160" w:hanging="360"/>
+      </w:pPr>
+      <w:rPr>
+        <w:u w:val="none"/>
+      </w:rPr>
+    </w:lvl>
+    <w:lvl w:ilvl="3">
+      <w:start w:val="1"/>
+      <w:numFmt w:val="bullet"/>
+      <w:lvlText w:val="-"/>
+      <w:lvlJc w:val="left"/>
+      <w:pPr>
+        <w:ind w:left="2880" w:hanging="360"/>
+      </w:pPr>
+      <w:rPr>
+        <w:u w:val="none"/>
+      </w:rPr>
+    </w:lvl>
+    <w:lvl w:ilvl="4">
+      <w:start w:val="1"/>
+      <w:numFmt w:val="bullet"/>
+      <w:lvlText w:val="-"/>
+      <w:lvlJc w:val="left"/>
+      <w:pPr>
+        <w:ind w:left="3600" w:hanging="360"/>
+      </w:pPr>
+      <w:rPr>
+        <w:u w:val="none"/>
+      </w:rPr>
+    </w:lvl>
+    <w:lvl w:ilvl="5">
+      <w:start w:val="1"/>
+      <w:numFmt w:val="bullet"/>
+      <w:lvlText w:val="-"/>
+      <w:lvlJc w:val="left"/>
+      <w:pPr>
+        <w:ind w:left="4320" w:hanging="360"/>
+      </w:pPr>
+      <w:rPr>
+        <w:u w:val="none"/>
+      </w:rPr>
+    </w:lvl>
+    <w:lvl w:ilvl="6">
+      <w:start w:val="1"/>
+      <w:numFmt w:val="bullet"/>
+      <w:lvlText w:val="-"/>
+      <w:lvlJc w:val="left"/>
+      <w:pPr>
+        <w:ind w:left="5040" w:hanging="360"/>
+      </w:pPr>
+      <w:rPr>
+        <w:u w:val="none"/>
+      </w:rPr>
+    </w:lvl>
+    <w:lvl w:ilvl="7">
+      <w:start w:val="1"/>
+      <w:numFmt w:val="bullet"/>
+      <w:lvlText w:val="-"/>
+      <w:lvlJc w:val="left"/>
+      <w:pPr>
+        <w:ind w:left="5760" w:hanging="360"/>
+      </w:pPr>
+      <w:rPr>
+        <w:u w:val="none"/>
+      </w:rPr>
+    </w:lvl>
+    <w:lvl w:ilvl="8">
+      <w:start w:val="1"/>
+      <w:numFmt w:val="bullet"/>
+      <w:lvlText w:val="-"/>
+      <w:lvlJc w:val="left"/>
+      <w:pPr>
+        <w:ind w:left="6480" w:hanging="360"/>
+      </w:pPr>
+      <w:rPr>
+        <w:u w:val="none"/>
+      </w:rPr>
+    </w:lvl>
+  </w:abstractNum>
   <w:num w:numId="1">
     <w:abstractNumId w:val="1"/>
   </w:num>
@@ -8972,6 +15189,9 @@
   </w:num>
   <w:num w:numId="6">
     <w:abstractNumId w:val="6"/>
+  </w:num>
+  <w:num w:numId="7">
+    <w:abstractNumId w:val="7"/>
   </w:num>
 </w:numbering>
 </file>
